--- a/Assignment/Module 2/Theory/Module 2 - Frontend - HTML.docx
+++ b/Assignment/Module 2/Theory/Module 2 - Frontend - HTML.docx
@@ -33,8 +33,6 @@
         </w:rPr>
         <w:t>e</w:t>
       </w:r>
-      <w:bookmarkStart w:id="0" w:name="_GoBack"/>
-      <w:bookmarkEnd w:id="0"/>
       <w:r>
         <w:rPr>
           <w:rFonts w:ascii="Times New Roman" w:hAnsi="Times New Roman" w:cs="Times New Roman"/>
@@ -112,6 +110,7 @@
     </w:p>
     <w:p>
       <w:pPr>
+        <w:jc w:val="both"/>
         <w:rPr>
           <w:rFonts w:ascii="Times New Roman" w:hAnsi="Times New Roman" w:cs="Times New Roman"/>
           <w:b/>
@@ -141,6 +140,7 @@
     </w:p>
     <w:p>
       <w:pPr>
+        <w:jc w:val="both"/>
         <w:rPr>
           <w:rFonts w:ascii="Times New Roman" w:hAnsi="Times New Roman" w:cs="Times New Roman"/>
           <w:b/>
@@ -161,6 +161,7 @@
     <w:p>
       <w:pPr>
         <w:spacing w:before="100" w:beforeAutospacing="1" w:after="100" w:afterAutospacing="1" w:line="240" w:lineRule="auto"/>
+        <w:jc w:val="both"/>
         <w:rPr>
           <w:rFonts w:ascii="Times New Roman" w:eastAsia="Times New Roman" w:hAnsi="Times New Roman" w:cs="Times New Roman"/>
           <w:sz w:val="24"/>
@@ -197,10 +198,23 @@
           <w:szCs w:val="24"/>
           <w:lang w:eastAsia="en-IN"/>
         </w:rPr>
-        <w:t xml:space="preserve">Hyper Text </w:t>
-      </w:r>
-      <w:proofErr w:type="spellStart"/>
-      <w:r>
+        <w:t>Hyper Text Markup Language</w:t>
+      </w:r>
+      <w:r>
+        <w:rPr>
+          <w:rFonts w:ascii="Times New Roman" w:eastAsia="Times New Roman" w:hAnsi="Times New Roman" w:cs="Times New Roman"/>
+          <w:sz w:val="24"/>
+          <w:szCs w:val="24"/>
+          <w:lang w:eastAsia="en-IN"/>
+        </w:rPr>
+        <w:t>. It is the standard language used to create and structure content on the web.</w:t>
+      </w:r>
+    </w:p>
+    <w:p>
+      <w:pPr>
+        <w:spacing w:before="100" w:beforeAutospacing="1" w:after="100" w:afterAutospacing="1" w:line="240" w:lineRule="auto"/>
+        <w:jc w:val="both"/>
+        <w:outlineLvl w:val="2"/>
         <w:rPr>
           <w:rFonts w:ascii="Times New Roman" w:eastAsia="Times New Roman" w:hAnsi="Times New Roman" w:cs="Times New Roman"/>
           <w:b/>
@@ -209,9 +223,7 @@
           <w:szCs w:val="24"/>
           <w:lang w:eastAsia="en-IN"/>
         </w:rPr>
-        <w:t>Markup</w:t>
-      </w:r>
-      <w:proofErr w:type="spellEnd"/>
+      </w:pPr>
       <w:r>
         <w:rPr>
           <w:rFonts w:ascii="Times New Roman" w:eastAsia="Times New Roman" w:hAnsi="Times New Roman" w:cs="Times New Roman"/>
@@ -221,22 +233,30 @@
           <w:szCs w:val="24"/>
           <w:lang w:eastAsia="en-IN"/>
         </w:rPr>
-        <w:t xml:space="preserve"> Language</w:t>
-      </w:r>
-      <w:r>
+        <w:t>Definition</w:t>
+      </w:r>
+    </w:p>
+    <w:p>
+      <w:pPr>
+        <w:spacing w:before="100" w:beforeAutospacing="1" w:after="100" w:afterAutospacing="1" w:line="240" w:lineRule="auto"/>
+        <w:jc w:val="both"/>
         <w:rPr>
           <w:rFonts w:ascii="Times New Roman" w:eastAsia="Times New Roman" w:hAnsi="Times New Roman" w:cs="Times New Roman"/>
           <w:sz w:val="24"/>
           <w:szCs w:val="24"/>
           <w:lang w:eastAsia="en-IN"/>
         </w:rPr>
-        <w:t>. It is the standard language used to create and structure content on the web.</w:t>
-      </w:r>
-    </w:p>
-    <w:p>
-      <w:pPr>
-        <w:spacing w:before="100" w:beforeAutospacing="1" w:after="100" w:afterAutospacing="1" w:line="240" w:lineRule="auto"/>
-        <w:outlineLvl w:val="2"/>
+      </w:pPr>
+      <w:r>
+        <w:rPr>
+          <w:rFonts w:ascii="Times New Roman" w:eastAsia="Times New Roman" w:hAnsi="Times New Roman" w:cs="Times New Roman"/>
+          <w:sz w:val="24"/>
+          <w:szCs w:val="24"/>
+          <w:lang w:eastAsia="en-IN"/>
+        </w:rPr>
+        <w:t xml:space="preserve">HTML is a </w:t>
+      </w:r>
+      <w:r>
         <w:rPr>
           <w:rFonts w:ascii="Times New Roman" w:eastAsia="Times New Roman" w:hAnsi="Times New Roman" w:cs="Times New Roman"/>
           <w:b/>
@@ -245,75 +265,22 @@
           <w:szCs w:val="24"/>
           <w:lang w:eastAsia="en-IN"/>
         </w:rPr>
-      </w:pPr>
+        <w:t>markup language</w:t>
+      </w:r>
       <w:r>
         <w:rPr>
           <w:rFonts w:ascii="Times New Roman" w:eastAsia="Times New Roman" w:hAnsi="Times New Roman" w:cs="Times New Roman"/>
-          <w:b/>
-          <w:bCs/>
           <w:sz w:val="24"/>
           <w:szCs w:val="24"/>
           <w:lang w:eastAsia="en-IN"/>
         </w:rPr>
-        <w:t>Definition</w:t>
-      </w:r>
-    </w:p>
-    <w:p>
-      <w:pPr>
-        <w:spacing w:before="100" w:beforeAutospacing="1" w:after="100" w:afterAutospacing="1" w:line="240" w:lineRule="auto"/>
-        <w:rPr>
-          <w:rFonts w:ascii="Times New Roman" w:eastAsia="Times New Roman" w:hAnsi="Times New Roman" w:cs="Times New Roman"/>
-          <w:sz w:val="24"/>
-          <w:szCs w:val="24"/>
-          <w:lang w:eastAsia="en-IN"/>
-        </w:rPr>
-      </w:pPr>
-      <w:r>
-        <w:rPr>
-          <w:rFonts w:ascii="Times New Roman" w:eastAsia="Times New Roman" w:hAnsi="Times New Roman" w:cs="Times New Roman"/>
-          <w:sz w:val="24"/>
-          <w:szCs w:val="24"/>
-          <w:lang w:eastAsia="en-IN"/>
-        </w:rPr>
-        <w:t xml:space="preserve">HTML is a </w:t>
-      </w:r>
-      <w:proofErr w:type="spellStart"/>
-      <w:r>
-        <w:rPr>
-          <w:rFonts w:ascii="Times New Roman" w:eastAsia="Times New Roman" w:hAnsi="Times New Roman" w:cs="Times New Roman"/>
-          <w:b/>
-          <w:bCs/>
-          <w:sz w:val="24"/>
-          <w:szCs w:val="24"/>
-          <w:lang w:eastAsia="en-IN"/>
-        </w:rPr>
-        <w:t>markup</w:t>
-      </w:r>
-      <w:proofErr w:type="spellEnd"/>
-      <w:r>
-        <w:rPr>
-          <w:rFonts w:ascii="Times New Roman" w:eastAsia="Times New Roman" w:hAnsi="Times New Roman" w:cs="Times New Roman"/>
-          <w:b/>
-          <w:bCs/>
-          <w:sz w:val="24"/>
-          <w:szCs w:val="24"/>
-          <w:lang w:eastAsia="en-IN"/>
-        </w:rPr>
-        <w:t xml:space="preserve"> language</w:t>
-      </w:r>
-      <w:r>
-        <w:rPr>
-          <w:rFonts w:ascii="Times New Roman" w:eastAsia="Times New Roman" w:hAnsi="Times New Roman" w:cs="Times New Roman"/>
-          <w:sz w:val="24"/>
-          <w:szCs w:val="24"/>
-          <w:lang w:eastAsia="en-IN"/>
-        </w:rPr>
         <w:t xml:space="preserve"> that uses elements (tags) to define the structure and layout of a webpage, such as headings, paragraphs, links, images, and more.</w:t>
       </w:r>
     </w:p>
     <w:p>
       <w:pPr>
         <w:pStyle w:val="Heading3"/>
+        <w:jc w:val="both"/>
         <w:rPr>
           <w:sz w:val="24"/>
           <w:szCs w:val="24"/>
@@ -356,7 +323,7 @@
           <w:szCs w:val="24"/>
         </w:rPr>
         <w:br/>
-        <w:t xml:space="preserve">HTML provides the basic skeleton of a website. It organizes content into sections like headers, footers, paragraphs, and lists. </w:t>
+        <w:t>HTML provides the basic skeleton of a website. It organizes content into sections like headers, footers, paragraphs, and lists.</w:t>
       </w:r>
     </w:p>
     <w:p>
@@ -388,7 +355,7 @@
           <w:szCs w:val="24"/>
         </w:rPr>
         <w:br/>
-        <w:t xml:space="preserve">It tells the browser how to display text, images, videos, and links on a webpage. </w:t>
+        <w:t>It tells the browser how to display text, images, videos, and links on a webpage.</w:t>
       </w:r>
     </w:p>
     <w:p>
@@ -411,19 +378,8 @@
           <w:sz w:val="24"/>
           <w:szCs w:val="24"/>
         </w:rPr>
-        <w:t>Linking Pages (Hyperlinks</w:t>
-      </w:r>
-      <w:proofErr w:type="gramStart"/>
-      <w:r>
-        <w:rPr>
-          <w:rStyle w:val="Strong"/>
-          <w:rFonts w:ascii="Times New Roman" w:hAnsi="Times New Roman" w:cs="Times New Roman"/>
-          <w:sz w:val="24"/>
-          <w:szCs w:val="24"/>
-        </w:rPr>
-        <w:t>)</w:t>
-      </w:r>
-      <w:proofErr w:type="gramEnd"/>
+        <w:t>Linking Pages (Hyperlinks)</w:t>
+      </w:r>
       <w:r>
         <w:rPr>
           <w:rFonts w:ascii="Times New Roman" w:hAnsi="Times New Roman" w:cs="Times New Roman"/>
@@ -431,7 +387,7 @@
           <w:szCs w:val="24"/>
         </w:rPr>
         <w:br/>
-        <w:t xml:space="preserve">HTML allows you to connect different web pages using links, enabling navigation across the internet. </w:t>
+        <w:t>HTML allows you to connect different web pages using links, enabling navigation across the internet.</w:t>
       </w:r>
     </w:p>
     <w:p>
@@ -456,14 +412,6 @@
         </w:rPr>
         <w:t>Integration with CSS and JavaScript</w:t>
       </w:r>
-      <w:r>
-        <w:rPr>
-          <w:rFonts w:ascii="Times New Roman" w:hAnsi="Times New Roman" w:cs="Times New Roman"/>
-          <w:sz w:val="24"/>
-          <w:szCs w:val="24"/>
-        </w:rPr>
-        <w:t xml:space="preserve"> </w:t>
-      </w:r>
     </w:p>
     <w:p>
       <w:pPr>
@@ -484,7 +432,7 @@
           <w:sz w:val="24"/>
           <w:szCs w:val="24"/>
         </w:rPr>
-        <w:t xml:space="preserve">Works with CSS (Cascading Style Sheets) to style the webpage </w:t>
+        <w:t>Works with CSS (Cascading Style Sheets) to style the webpage</w:t>
       </w:r>
     </w:p>
     <w:p>
@@ -506,25 +454,7 @@
           <w:sz w:val="24"/>
           <w:szCs w:val="24"/>
         </w:rPr>
-        <w:t xml:space="preserve">Works with JavaScript to add interactivity and dynamic </w:t>
-      </w:r>
-      <w:proofErr w:type="spellStart"/>
-      <w:r>
-        <w:rPr>
-          <w:rFonts w:ascii="Times New Roman" w:hAnsi="Times New Roman" w:cs="Times New Roman"/>
-          <w:sz w:val="24"/>
-          <w:szCs w:val="24"/>
-        </w:rPr>
-        <w:t>behavior</w:t>
-      </w:r>
-      <w:proofErr w:type="spellEnd"/>
-      <w:r>
-        <w:rPr>
-          <w:rFonts w:ascii="Times New Roman" w:hAnsi="Times New Roman" w:cs="Times New Roman"/>
-          <w:sz w:val="24"/>
-          <w:szCs w:val="24"/>
-        </w:rPr>
-        <w:t xml:space="preserve"> </w:t>
+        <w:t>Works with JavaScript to add interactivity and dynamic behavior</w:t>
       </w:r>
     </w:p>
     <w:p>
@@ -592,18 +522,11 @@
         </w:rPr>
         <w:t>), which helps with SEO and accessibility.</w:t>
       </w:r>
-      <w:r>
-        <w:rPr>
-          <w:rFonts w:ascii="Times New Roman" w:hAnsi="Times New Roman" w:cs="Times New Roman"/>
-          <w:sz w:val="26"/>
-          <w:szCs w:val="26"/>
-        </w:rPr>
-        <w:t xml:space="preserve"> </w:t>
-      </w:r>
     </w:p>
     <w:p>
       <w:pPr>
         <w:spacing w:after="0"/>
+        <w:jc w:val="both"/>
         <w:rPr>
           <w:rFonts w:ascii="Times New Roman" w:hAnsi="Times New Roman" w:cs="Times New Roman"/>
           <w:b/>
@@ -618,48 +541,77 @@
           <w:sz w:val="28"/>
           <w:szCs w:val="28"/>
         </w:rPr>
-        <w:t xml:space="preserve">Q-2. </w:t>
-      </w:r>
-      <w:r>
+        <w:t>Q-2. Explain the basic structure of an HTML document. Identify the mandatory tags and their purposes.</w:t>
+      </w:r>
+    </w:p>
+    <w:p>
+      <w:pPr>
+        <w:spacing w:after="0"/>
+        <w:jc w:val="both"/>
         <w:rPr>
           <w:rFonts w:ascii="Times New Roman" w:hAnsi="Times New Roman" w:cs="Times New Roman"/>
           <w:b/>
           <w:sz w:val="28"/>
           <w:szCs w:val="28"/>
         </w:rPr>
-        <w:t>Explain the basic structure of an HTML document. Identify the mandatory tags and their purposes.</w:t>
-      </w:r>
-    </w:p>
-    <w:p>
-      <w:pPr>
-        <w:spacing w:after="0"/>
+      </w:pPr>
+      <w:r>
         <w:rPr>
           <w:rFonts w:ascii="Times New Roman" w:hAnsi="Times New Roman" w:cs="Times New Roman"/>
           <w:b/>
           <w:sz w:val="28"/>
           <w:szCs w:val="28"/>
         </w:rPr>
-      </w:pPr>
-      <w:r>
+        <w:t>Ans.</w:t>
+      </w:r>
+    </w:p>
+    <w:p>
+      <w:pPr>
+        <w:spacing w:after="0"/>
+        <w:jc w:val="both"/>
         <w:rPr>
           <w:rFonts w:ascii="Times New Roman" w:hAnsi="Times New Roman" w:cs="Times New Roman"/>
           <w:b/>
           <w:sz w:val="28"/>
           <w:szCs w:val="28"/>
         </w:rPr>
-        <w:t>Ans.</w:t>
-      </w:r>
+      </w:pPr>
     </w:p>
     <w:p>
       <w:pPr>
         <w:spacing w:after="0"/>
-        <w:rPr>
-          <w:rFonts w:ascii="Times New Roman" w:hAnsi="Times New Roman" w:cs="Times New Roman"/>
-          <w:b/>
-          <w:sz w:val="28"/>
-          <w:szCs w:val="28"/>
-        </w:rPr>
-      </w:pPr>
+        <w:jc w:val="both"/>
+        <w:rPr>
+          <w:rFonts w:ascii="Times New Roman" w:hAnsi="Times New Roman" w:cs="Times New Roman"/>
+          <w:sz w:val="24"/>
+          <w:szCs w:val="24"/>
+        </w:rPr>
+      </w:pPr>
+      <w:r>
+        <w:rPr>
+          <w:rFonts w:ascii="Times New Roman" w:hAnsi="Times New Roman" w:cs="Times New Roman"/>
+          <w:sz w:val="24"/>
+          <w:szCs w:val="24"/>
+        </w:rPr>
+        <w:t xml:space="preserve">The </w:t>
+      </w:r>
+      <w:r>
+        <w:rPr>
+          <w:rStyle w:val="Strong"/>
+          <w:rFonts w:ascii="Times New Roman" w:hAnsi="Times New Roman" w:cs="Times New Roman"/>
+          <w:sz w:val="24"/>
+          <w:szCs w:val="24"/>
+        </w:rPr>
+        <w:t>basic structure of an HTML document</w:t>
+      </w:r>
+      <w:r>
+        <w:rPr>
+          <w:rFonts w:ascii="Times New Roman" w:hAnsi="Times New Roman" w:cs="Times New Roman"/>
+          <w:sz w:val="24"/>
+          <w:szCs w:val="24"/>
+        </w:rPr>
+        <w:t xml:space="preserve"> provides a standard layout that every webpage follows so browsers can correctly interpret and display content.</w:t>
+      </w:r>
     </w:p>
     <w:p>
       <w:pPr>
@@ -670,41 +622,6 @@
           <w:szCs w:val="24"/>
         </w:rPr>
       </w:pPr>
-      <w:r>
-        <w:rPr>
-          <w:rFonts w:ascii="Times New Roman" w:hAnsi="Times New Roman" w:cs="Times New Roman"/>
-          <w:sz w:val="24"/>
-          <w:szCs w:val="24"/>
-        </w:rPr>
-        <w:t xml:space="preserve">The </w:t>
-      </w:r>
-      <w:r>
-        <w:rPr>
-          <w:rStyle w:val="Strong"/>
-          <w:rFonts w:ascii="Times New Roman" w:hAnsi="Times New Roman" w:cs="Times New Roman"/>
-          <w:sz w:val="24"/>
-          <w:szCs w:val="24"/>
-        </w:rPr>
-        <w:t>basic structure of an HTML document</w:t>
-      </w:r>
-      <w:r>
-        <w:rPr>
-          <w:rFonts w:ascii="Times New Roman" w:hAnsi="Times New Roman" w:cs="Times New Roman"/>
-          <w:sz w:val="24"/>
-          <w:szCs w:val="24"/>
-        </w:rPr>
-        <w:t xml:space="preserve"> provides a standard layout that every webpage follows so browsers can correctly interpret and display content.</w:t>
-      </w:r>
-    </w:p>
-    <w:p>
-      <w:pPr>
-        <w:spacing w:after="0"/>
-        <w:rPr>
-          <w:rFonts w:ascii="Times New Roman" w:hAnsi="Times New Roman" w:cs="Times New Roman"/>
-          <w:sz w:val="24"/>
-          <w:szCs w:val="24"/>
-        </w:rPr>
-      </w:pPr>
     </w:p>
     <w:p>
       <w:pPr>
@@ -715,7 +632,6 @@
           <w:szCs w:val="24"/>
         </w:rPr>
       </w:pPr>
-      <w:proofErr w:type="gramStart"/>
       <w:r>
         <w:rPr>
           <w:rStyle w:val="7"/>
@@ -723,17 +639,7 @@
           <w:sz w:val="24"/>
           <w:szCs w:val="24"/>
         </w:rPr>
-        <w:t>&lt;!DOCTYPE</w:t>
-      </w:r>
-      <w:proofErr w:type="gramEnd"/>
-      <w:r>
-        <w:rPr>
-          <w:rStyle w:val="7"/>
-          <w:rFonts w:ascii="Times New Roman" w:hAnsi="Times New Roman" w:cs="Times New Roman"/>
-          <w:sz w:val="24"/>
-          <w:szCs w:val="24"/>
-        </w:rPr>
-        <w:t xml:space="preserve"> html&gt;</w:t>
+        <w:t>&lt;!DOCTYPE html&gt;</w:t>
       </w:r>
       <w:r>
         <w:rPr>
@@ -944,6 +850,7 @@
     <w:p>
       <w:pPr>
         <w:pStyle w:val="Heading2"/>
+        <w:jc w:val="both"/>
         <w:rPr>
           <w:rFonts w:ascii="Times New Roman" w:hAnsi="Times New Roman" w:cs="Times New Roman"/>
           <w:b/>
@@ -966,6 +873,7 @@
     <w:p>
       <w:pPr>
         <w:pStyle w:val="Heading3"/>
+        <w:jc w:val="both"/>
         <w:rPr>
           <w:sz w:val="24"/>
           <w:szCs w:val="24"/>
@@ -985,27 +893,7 @@
           <w:sz w:val="24"/>
           <w:szCs w:val="24"/>
         </w:rPr>
-        <w:t>&lt;</w:t>
-      </w:r>
-      <w:proofErr w:type="gramStart"/>
-      <w:r>
-        <w:rPr>
-          <w:rStyle w:val="HTMLCode"/>
-          <w:rFonts w:ascii="Times New Roman" w:hAnsi="Times New Roman" w:cs="Times New Roman"/>
-          <w:sz w:val="24"/>
-          <w:szCs w:val="24"/>
-        </w:rPr>
-        <w:t>!DOCTYPE</w:t>
-      </w:r>
-      <w:proofErr w:type="gramEnd"/>
-      <w:r>
-        <w:rPr>
-          <w:rStyle w:val="HTMLCode"/>
-          <w:rFonts w:ascii="Times New Roman" w:hAnsi="Times New Roman" w:cs="Times New Roman"/>
-          <w:sz w:val="24"/>
-          <w:szCs w:val="24"/>
-        </w:rPr>
-        <w:t xml:space="preserve"> html&gt;</w:t>
+        <w:t>&lt;!DOCTYPE html&gt;</w:t>
       </w:r>
     </w:p>
     <w:p>
@@ -1015,6 +903,7 @@
           <w:numId w:val="4"/>
         </w:numPr>
         <w:spacing w:before="100" w:beforeAutospacing="1" w:after="100" w:afterAutospacing="1" w:line="240" w:lineRule="auto"/>
+        <w:jc w:val="both"/>
         <w:rPr>
           <w:rFonts w:ascii="Times New Roman" w:hAnsi="Times New Roman" w:cs="Times New Roman"/>
           <w:sz w:val="24"/>
@@ -1037,6 +926,7 @@
           <w:numId w:val="4"/>
         </w:numPr>
         <w:spacing w:before="100" w:beforeAutospacing="1" w:after="100" w:afterAutospacing="1" w:line="240" w:lineRule="auto"/>
+        <w:jc w:val="both"/>
         <w:rPr>
           <w:rFonts w:ascii="Times New Roman" w:hAnsi="Times New Roman" w:cs="Times New Roman"/>
           <w:sz w:val="24"/>
@@ -1059,6 +949,7 @@
           <w:numId w:val="4"/>
         </w:numPr>
         <w:spacing w:before="100" w:beforeAutospacing="1" w:after="100" w:afterAutospacing="1" w:line="240" w:lineRule="auto"/>
+        <w:jc w:val="both"/>
         <w:rPr>
           <w:rFonts w:ascii="Times New Roman" w:hAnsi="Times New Roman" w:cs="Times New Roman"/>
           <w:sz w:val="24"/>
@@ -1077,6 +968,7 @@
     <w:p>
       <w:pPr>
         <w:pStyle w:val="Heading3"/>
+        <w:jc w:val="both"/>
         <w:rPr>
           <w:sz w:val="24"/>
           <w:szCs w:val="24"/>
@@ -1096,27 +988,7 @@
           <w:sz w:val="24"/>
           <w:szCs w:val="24"/>
         </w:rPr>
-        <w:t>&lt;</w:t>
-      </w:r>
-      <w:proofErr w:type="gramStart"/>
-      <w:r>
-        <w:rPr>
-          <w:rStyle w:val="HTMLCode"/>
-          <w:rFonts w:ascii="Times New Roman" w:hAnsi="Times New Roman" w:cs="Times New Roman"/>
-          <w:sz w:val="24"/>
-          <w:szCs w:val="24"/>
-        </w:rPr>
-        <w:t>html</w:t>
-      </w:r>
-      <w:proofErr w:type="gramEnd"/>
-      <w:r>
-        <w:rPr>
-          <w:rStyle w:val="HTMLCode"/>
-          <w:rFonts w:ascii="Times New Roman" w:hAnsi="Times New Roman" w:cs="Times New Roman"/>
-          <w:sz w:val="24"/>
-          <w:szCs w:val="24"/>
-        </w:rPr>
-        <w:t>&gt;</w:t>
+        <w:t>&lt;html&gt;</w:t>
       </w:r>
     </w:p>
     <w:p>
@@ -1126,6 +998,7 @@
           <w:numId w:val="5"/>
         </w:numPr>
         <w:spacing w:before="100" w:beforeAutospacing="1" w:after="100" w:afterAutospacing="1" w:line="240" w:lineRule="auto"/>
+        <w:jc w:val="both"/>
         <w:rPr>
           <w:rFonts w:ascii="Times New Roman" w:hAnsi="Times New Roman" w:cs="Times New Roman"/>
           <w:sz w:val="24"/>
@@ -1165,6 +1038,7 @@
           <w:numId w:val="5"/>
         </w:numPr>
         <w:spacing w:before="100" w:beforeAutospacing="1" w:after="100" w:afterAutospacing="1" w:line="240" w:lineRule="auto"/>
+        <w:jc w:val="both"/>
         <w:rPr>
           <w:rFonts w:ascii="Times New Roman" w:hAnsi="Times New Roman" w:cs="Times New Roman"/>
           <w:sz w:val="24"/>
@@ -1183,6 +1057,7 @@
     <w:p>
       <w:pPr>
         <w:pStyle w:val="Heading3"/>
+        <w:jc w:val="both"/>
         <w:rPr>
           <w:sz w:val="24"/>
           <w:szCs w:val="24"/>
@@ -1202,27 +1077,7 @@
           <w:sz w:val="24"/>
           <w:szCs w:val="24"/>
         </w:rPr>
-        <w:t>&lt;</w:t>
-      </w:r>
-      <w:proofErr w:type="gramStart"/>
-      <w:r>
-        <w:rPr>
-          <w:rStyle w:val="HTMLCode"/>
-          <w:rFonts w:ascii="Times New Roman" w:hAnsi="Times New Roman" w:cs="Times New Roman"/>
-          <w:sz w:val="24"/>
-          <w:szCs w:val="24"/>
-        </w:rPr>
-        <w:t>head</w:t>
-      </w:r>
-      <w:proofErr w:type="gramEnd"/>
-      <w:r>
-        <w:rPr>
-          <w:rStyle w:val="HTMLCode"/>
-          <w:rFonts w:ascii="Times New Roman" w:hAnsi="Times New Roman" w:cs="Times New Roman"/>
-          <w:sz w:val="24"/>
-          <w:szCs w:val="24"/>
-        </w:rPr>
-        <w:t>&gt;</w:t>
+        <w:t>&lt;head&gt;</w:t>
       </w:r>
     </w:p>
     <w:p>
@@ -1232,6 +1087,7 @@
           <w:numId w:val="6"/>
         </w:numPr>
         <w:spacing w:before="100" w:beforeAutospacing="1" w:after="100" w:afterAutospacing="1" w:line="240" w:lineRule="auto"/>
+        <w:jc w:val="both"/>
         <w:rPr>
           <w:rFonts w:ascii="Times New Roman" w:hAnsi="Times New Roman" w:cs="Times New Roman"/>
           <w:sz w:val="24"/>
@@ -1271,6 +1127,7 @@
           <w:numId w:val="6"/>
         </w:numPr>
         <w:spacing w:before="100" w:beforeAutospacing="1" w:after="100" w:afterAutospacing="1" w:line="240" w:lineRule="auto"/>
+        <w:jc w:val="both"/>
         <w:rPr>
           <w:rFonts w:ascii="Times New Roman" w:hAnsi="Times New Roman" w:cs="Times New Roman"/>
           <w:sz w:val="24"/>
@@ -1293,6 +1150,7 @@
           <w:numId w:val="6"/>
         </w:numPr>
         <w:spacing w:before="100" w:beforeAutospacing="1" w:after="100" w:afterAutospacing="1" w:line="240" w:lineRule="auto"/>
+        <w:jc w:val="both"/>
         <w:rPr>
           <w:rFonts w:ascii="Times New Roman" w:hAnsi="Times New Roman" w:cs="Times New Roman"/>
           <w:sz w:val="24"/>
@@ -1324,6 +1182,7 @@
           <w:numId w:val="6"/>
         </w:numPr>
         <w:spacing w:before="100" w:beforeAutospacing="1" w:after="100" w:afterAutospacing="1" w:line="240" w:lineRule="auto"/>
+        <w:jc w:val="both"/>
         <w:rPr>
           <w:rFonts w:ascii="Times New Roman" w:hAnsi="Times New Roman" w:cs="Times New Roman"/>
           <w:sz w:val="24"/>
@@ -1355,6 +1214,7 @@
           <w:numId w:val="6"/>
         </w:numPr>
         <w:spacing w:before="100" w:beforeAutospacing="1" w:after="100" w:afterAutospacing="1" w:line="240" w:lineRule="auto"/>
+        <w:jc w:val="both"/>
         <w:rPr>
           <w:rFonts w:ascii="Times New Roman" w:hAnsi="Times New Roman" w:cs="Times New Roman"/>
           <w:sz w:val="24"/>
@@ -1373,6 +1233,7 @@
     <w:p>
       <w:pPr>
         <w:pStyle w:val="Heading3"/>
+        <w:jc w:val="both"/>
         <w:rPr>
           <w:sz w:val="24"/>
           <w:szCs w:val="24"/>
@@ -1392,27 +1253,7 @@
           <w:sz w:val="24"/>
           <w:szCs w:val="24"/>
         </w:rPr>
-        <w:t>&lt;</w:t>
-      </w:r>
-      <w:proofErr w:type="gramStart"/>
-      <w:r>
-        <w:rPr>
-          <w:rStyle w:val="HTMLCode"/>
-          <w:rFonts w:ascii="Times New Roman" w:hAnsi="Times New Roman" w:cs="Times New Roman"/>
-          <w:sz w:val="24"/>
-          <w:szCs w:val="24"/>
-        </w:rPr>
-        <w:t>title</w:t>
-      </w:r>
-      <w:proofErr w:type="gramEnd"/>
-      <w:r>
-        <w:rPr>
-          <w:rStyle w:val="HTMLCode"/>
-          <w:rFonts w:ascii="Times New Roman" w:hAnsi="Times New Roman" w:cs="Times New Roman"/>
-          <w:sz w:val="24"/>
-          <w:szCs w:val="24"/>
-        </w:rPr>
-        <w:t>&gt;</w:t>
+        <w:t>&lt;title&gt;</w:t>
       </w:r>
     </w:p>
     <w:p>
@@ -1422,6 +1263,7 @@
           <w:numId w:val="7"/>
         </w:numPr>
         <w:spacing w:before="100" w:beforeAutospacing="1" w:after="100" w:afterAutospacing="1" w:line="240" w:lineRule="auto"/>
+        <w:jc w:val="both"/>
         <w:rPr>
           <w:rFonts w:ascii="Times New Roman" w:hAnsi="Times New Roman" w:cs="Times New Roman"/>
           <w:sz w:val="24"/>
@@ -1461,6 +1303,7 @@
           <w:numId w:val="7"/>
         </w:numPr>
         <w:spacing w:before="100" w:beforeAutospacing="1" w:after="100" w:afterAutospacing="1" w:line="240" w:lineRule="auto"/>
+        <w:jc w:val="both"/>
         <w:rPr>
           <w:rFonts w:ascii="Times New Roman" w:hAnsi="Times New Roman" w:cs="Times New Roman"/>
           <w:sz w:val="24"/>
@@ -1483,6 +1326,7 @@
           <w:numId w:val="7"/>
         </w:numPr>
         <w:spacing w:before="100" w:beforeAutospacing="1" w:after="100" w:afterAutospacing="1" w:line="240" w:lineRule="auto"/>
+        <w:jc w:val="both"/>
         <w:rPr>
           <w:rFonts w:ascii="Times New Roman" w:hAnsi="Times New Roman" w:cs="Times New Roman"/>
           <w:sz w:val="24"/>
@@ -1501,6 +1345,7 @@
     <w:p>
       <w:pPr>
         <w:pStyle w:val="Heading3"/>
+        <w:jc w:val="both"/>
         <w:rPr>
           <w:sz w:val="24"/>
           <w:szCs w:val="24"/>
@@ -1520,27 +1365,7 @@
           <w:sz w:val="24"/>
           <w:szCs w:val="24"/>
         </w:rPr>
-        <w:t>&lt;</w:t>
-      </w:r>
-      <w:proofErr w:type="gramStart"/>
-      <w:r>
-        <w:rPr>
-          <w:rStyle w:val="HTMLCode"/>
-          <w:rFonts w:ascii="Times New Roman" w:hAnsi="Times New Roman" w:cs="Times New Roman"/>
-          <w:sz w:val="24"/>
-          <w:szCs w:val="24"/>
-        </w:rPr>
-        <w:t>body</w:t>
-      </w:r>
-      <w:proofErr w:type="gramEnd"/>
-      <w:r>
-        <w:rPr>
-          <w:rStyle w:val="HTMLCode"/>
-          <w:rFonts w:ascii="Times New Roman" w:hAnsi="Times New Roman" w:cs="Times New Roman"/>
-          <w:sz w:val="24"/>
-          <w:szCs w:val="24"/>
-        </w:rPr>
-        <w:t>&gt;</w:t>
+        <w:t>&lt;body&gt;</w:t>
       </w:r>
     </w:p>
     <w:p>
@@ -1550,6 +1375,7 @@
           <w:numId w:val="8"/>
         </w:numPr>
         <w:spacing w:before="100" w:beforeAutospacing="1" w:after="100" w:afterAutospacing="1" w:line="240" w:lineRule="auto"/>
+        <w:jc w:val="both"/>
         <w:rPr>
           <w:rFonts w:ascii="Times New Roman" w:hAnsi="Times New Roman" w:cs="Times New Roman"/>
           <w:sz w:val="24"/>
@@ -1589,6 +1415,7 @@
           <w:numId w:val="8"/>
         </w:numPr>
         <w:spacing w:before="100" w:beforeAutospacing="1" w:after="100" w:afterAutospacing="1" w:line="240" w:lineRule="auto"/>
+        <w:jc w:val="both"/>
         <w:rPr>
           <w:rFonts w:ascii="Times New Roman" w:hAnsi="Times New Roman" w:cs="Times New Roman"/>
           <w:sz w:val="24"/>
@@ -1607,6 +1434,7 @@
     <w:p>
       <w:pPr>
         <w:spacing w:before="100" w:beforeAutospacing="1" w:after="100" w:afterAutospacing="1" w:line="240" w:lineRule="auto"/>
+        <w:jc w:val="both"/>
         <w:rPr>
           <w:rFonts w:ascii="Times New Roman" w:hAnsi="Times New Roman" w:cs="Times New Roman"/>
           <w:sz w:val="24"/>
@@ -1617,6 +1445,7 @@
     <w:p>
       <w:pPr>
         <w:spacing w:before="100" w:beforeAutospacing="1" w:after="100" w:afterAutospacing="1" w:line="240" w:lineRule="auto"/>
+        <w:jc w:val="both"/>
         <w:rPr>
           <w:rFonts w:ascii="Times New Roman" w:hAnsi="Times New Roman" w:cs="Times New Roman"/>
           <w:b/>
@@ -1631,8 +1460,19 @@
           <w:sz w:val="28"/>
           <w:szCs w:val="28"/>
         </w:rPr>
-        <w:t xml:space="preserve">Q-3. </w:t>
-      </w:r>
+        <w:t>Q-3. What is the difference between block-level elements and inline elements in HTML? Provide examples of each.</w:t>
+      </w:r>
+    </w:p>
+    <w:p>
+      <w:pPr>
+        <w:spacing w:before="100" w:beforeAutospacing="1" w:after="100" w:afterAutospacing="1" w:line="240" w:lineRule="auto"/>
+        <w:jc w:val="both"/>
+        <w:rPr>
+          <w:rFonts w:ascii="Times New Roman" w:hAnsi="Times New Roman" w:cs="Times New Roman"/>
+          <w:sz w:val="24"/>
+          <w:szCs w:val="24"/>
+        </w:rPr>
+      </w:pPr>
       <w:r>
         <w:rPr>
           <w:rFonts w:ascii="Times New Roman" w:hAnsi="Times New Roman" w:cs="Times New Roman"/>
@@ -1640,31 +1480,13 @@
           <w:sz w:val="28"/>
           <w:szCs w:val="28"/>
         </w:rPr>
-        <w:t>What is the difference between block-level elements and inline elements in HTML? Provide examples of each.</w:t>
-      </w:r>
-    </w:p>
-    <w:p>
-      <w:pPr>
-        <w:spacing w:before="100" w:beforeAutospacing="1" w:after="100" w:afterAutospacing="1" w:line="240" w:lineRule="auto"/>
-        <w:rPr>
-          <w:rFonts w:ascii="Times New Roman" w:hAnsi="Times New Roman" w:cs="Times New Roman"/>
-          <w:sz w:val="24"/>
-          <w:szCs w:val="24"/>
-        </w:rPr>
-      </w:pPr>
-      <w:r>
-        <w:rPr>
-          <w:rFonts w:ascii="Times New Roman" w:hAnsi="Times New Roman" w:cs="Times New Roman"/>
-          <w:b/>
-          <w:sz w:val="28"/>
-          <w:szCs w:val="28"/>
-        </w:rPr>
         <w:t>Ans.</w:t>
       </w:r>
     </w:p>
     <w:p>
       <w:pPr>
         <w:pStyle w:val="NormalWeb"/>
+        <w:jc w:val="both"/>
       </w:pPr>
       <w:r>
         <w:t xml:space="preserve">In HTML, elements are generally categorized as </w:t>
@@ -1690,6 +1512,7 @@
     </w:p>
     <w:p>
       <w:pPr>
+        <w:jc w:val="both"/>
         <w:rPr>
           <w:rFonts w:ascii="Times New Roman" w:hAnsi="Times New Roman" w:cs="Times New Roman"/>
           <w:sz w:val="24"/>
@@ -1700,29 +1523,33 @@
     <w:p>
       <w:pPr>
         <w:pStyle w:val="Heading2"/>
+        <w:jc w:val="both"/>
         <w:rPr>
           <w:rFonts w:ascii="Times New Roman" w:hAnsi="Times New Roman" w:cs="Times New Roman"/>
           <w:b/>
           <w:color w:val="auto"/>
-          <w:sz w:val="24"/>
-          <w:szCs w:val="24"/>
-        </w:rPr>
-      </w:pPr>
+          <w:sz w:val="28"/>
+          <w:szCs w:val="24"/>
+        </w:rPr>
+      </w:pPr>
+      <w:bookmarkStart w:id="0" w:name="_GoBack"/>
       <w:r>
         <w:rPr>
           <w:rFonts w:ascii="Times New Roman" w:hAnsi="Times New Roman" w:cs="Times New Roman"/>
           <w:b/>
           <w:color w:val="auto"/>
-          <w:sz w:val="24"/>
+          <w:sz w:val="28"/>
           <w:szCs w:val="24"/>
         </w:rPr>
         <w:lastRenderedPageBreak/>
         <w:t>Block-Level Elements</w:t>
       </w:r>
     </w:p>
+    <w:bookmarkEnd w:id="0"/>
     <w:p>
       <w:pPr>
         <w:pStyle w:val="Heading3"/>
+        <w:jc w:val="both"/>
         <w:rPr>
           <w:sz w:val="24"/>
           <w:szCs w:val="24"/>
@@ -1739,6 +1566,7 @@
     <w:p>
       <w:pPr>
         <w:pStyle w:val="NormalWeb"/>
+        <w:jc w:val="both"/>
       </w:pPr>
       <w:r>
         <w:t xml:space="preserve">Block-level elements </w:t>
@@ -1765,6 +1593,7 @@
     <w:p>
       <w:pPr>
         <w:pStyle w:val="Heading3"/>
+        <w:jc w:val="both"/>
         <w:rPr>
           <w:sz w:val="24"/>
           <w:szCs w:val="24"/>
@@ -1785,6 +1614,7 @@
           <w:numId w:val="9"/>
         </w:numPr>
         <w:spacing w:before="100" w:beforeAutospacing="1" w:after="100" w:afterAutospacing="1" w:line="240" w:lineRule="auto"/>
+        <w:jc w:val="both"/>
         <w:rPr>
           <w:rFonts w:ascii="Times New Roman" w:hAnsi="Times New Roman" w:cs="Times New Roman"/>
           <w:sz w:val="24"/>
@@ -1807,6 +1637,7 @@
           <w:numId w:val="9"/>
         </w:numPr>
         <w:spacing w:before="100" w:beforeAutospacing="1" w:after="100" w:afterAutospacing="1" w:line="240" w:lineRule="auto"/>
+        <w:jc w:val="both"/>
         <w:rPr>
           <w:rFonts w:ascii="Times New Roman" w:hAnsi="Times New Roman" w:cs="Times New Roman"/>
           <w:sz w:val="24"/>
@@ -1829,6 +1660,7 @@
           <w:numId w:val="9"/>
         </w:numPr>
         <w:spacing w:before="100" w:beforeAutospacing="1" w:after="100" w:afterAutospacing="1" w:line="240" w:lineRule="auto"/>
+        <w:jc w:val="both"/>
         <w:rPr>
           <w:rFonts w:ascii="Times New Roman" w:hAnsi="Times New Roman" w:cs="Times New Roman"/>
           <w:sz w:val="24"/>
@@ -1847,6 +1679,7 @@
     <w:p>
       <w:pPr>
         <w:pStyle w:val="Heading3"/>
+        <w:jc w:val="both"/>
         <w:rPr>
           <w:sz w:val="24"/>
           <w:szCs w:val="24"/>
@@ -1867,6 +1700,7 @@
           <w:numId w:val="10"/>
         </w:numPr>
         <w:spacing w:before="100" w:beforeAutospacing="1" w:after="100" w:afterAutospacing="1" w:line="240" w:lineRule="auto"/>
+        <w:jc w:val="both"/>
         <w:rPr>
           <w:rFonts w:ascii="Times New Roman" w:hAnsi="Times New Roman" w:cs="Times New Roman"/>
           <w:sz w:val="24"/>
@@ -1898,6 +1732,7 @@
           <w:numId w:val="10"/>
         </w:numPr>
         <w:spacing w:before="100" w:beforeAutospacing="1" w:after="100" w:afterAutospacing="1" w:line="240" w:lineRule="auto"/>
+        <w:jc w:val="both"/>
         <w:rPr>
           <w:rFonts w:ascii="Times New Roman" w:hAnsi="Times New Roman" w:cs="Times New Roman"/>
           <w:sz w:val="24"/>
@@ -1929,6 +1764,7 @@
           <w:numId w:val="10"/>
         </w:numPr>
         <w:spacing w:before="100" w:beforeAutospacing="1" w:after="100" w:afterAutospacing="1" w:line="240" w:lineRule="auto"/>
+        <w:jc w:val="both"/>
         <w:rPr>
           <w:rFonts w:ascii="Times New Roman" w:hAnsi="Times New Roman" w:cs="Times New Roman"/>
           <w:sz w:val="24"/>
@@ -1977,6 +1813,7 @@
           <w:numId w:val="10"/>
         </w:numPr>
         <w:spacing w:before="100" w:beforeAutospacing="1" w:after="100" w:afterAutospacing="1" w:line="240" w:lineRule="auto"/>
+        <w:jc w:val="both"/>
         <w:rPr>
           <w:rFonts w:ascii="Times New Roman" w:hAnsi="Times New Roman" w:cs="Times New Roman"/>
           <w:sz w:val="24"/>
@@ -1990,9 +1827,16 @@
           <w:sz w:val="24"/>
           <w:szCs w:val="24"/>
         </w:rPr>
-        <w:t>&lt;</w:t>
-      </w:r>
-      <w:proofErr w:type="spellStart"/>
+        <w:t>&lt;ul&gt;</w:t>
+      </w:r>
+      <w:r>
+        <w:rPr>
+          <w:rFonts w:ascii="Times New Roman" w:hAnsi="Times New Roman" w:cs="Times New Roman"/>
+          <w:sz w:val="24"/>
+          <w:szCs w:val="24"/>
+        </w:rPr>
+        <w:t xml:space="preserve"> / </w:t>
+      </w:r>
       <w:r>
         <w:rPr>
           <w:rStyle w:val="HTMLCode"/>
@@ -2000,54 +1844,7 @@
           <w:sz w:val="24"/>
           <w:szCs w:val="24"/>
         </w:rPr>
-        <w:t>ul</w:t>
-      </w:r>
-      <w:proofErr w:type="spellEnd"/>
-      <w:r>
-        <w:rPr>
-          <w:rStyle w:val="HTMLCode"/>
-          <w:rFonts w:ascii="Times New Roman" w:eastAsiaTheme="minorHAnsi" w:hAnsi="Times New Roman" w:cs="Times New Roman"/>
-          <w:sz w:val="24"/>
-          <w:szCs w:val="24"/>
-        </w:rPr>
-        <w:t>&gt;</w:t>
-      </w:r>
-      <w:r>
-        <w:rPr>
-          <w:rFonts w:ascii="Times New Roman" w:hAnsi="Times New Roman" w:cs="Times New Roman"/>
-          <w:sz w:val="24"/>
-          <w:szCs w:val="24"/>
-        </w:rPr>
-        <w:t xml:space="preserve"> / </w:t>
-      </w:r>
-      <w:r>
-        <w:rPr>
-          <w:rStyle w:val="HTMLCode"/>
-          <w:rFonts w:ascii="Times New Roman" w:eastAsiaTheme="minorHAnsi" w:hAnsi="Times New Roman" w:cs="Times New Roman"/>
-          <w:sz w:val="24"/>
-          <w:szCs w:val="24"/>
-        </w:rPr>
-        <w:t>&lt;</w:t>
-      </w:r>
-      <w:proofErr w:type="spellStart"/>
-      <w:r>
-        <w:rPr>
-          <w:rStyle w:val="HTMLCode"/>
-          <w:rFonts w:ascii="Times New Roman" w:eastAsiaTheme="minorHAnsi" w:hAnsi="Times New Roman" w:cs="Times New Roman"/>
-          <w:sz w:val="24"/>
-          <w:szCs w:val="24"/>
-        </w:rPr>
-        <w:t>ol</w:t>
-      </w:r>
-      <w:proofErr w:type="spellEnd"/>
-      <w:r>
-        <w:rPr>
-          <w:rStyle w:val="HTMLCode"/>
-          <w:rFonts w:ascii="Times New Roman" w:eastAsiaTheme="minorHAnsi" w:hAnsi="Times New Roman" w:cs="Times New Roman"/>
-          <w:sz w:val="24"/>
-          <w:szCs w:val="24"/>
-        </w:rPr>
-        <w:t>&gt;</w:t>
+        <w:t>&lt;ol&gt;</w:t>
       </w:r>
       <w:r>
         <w:rPr>
@@ -2065,6 +1862,7 @@
           <w:numId w:val="10"/>
         </w:numPr>
         <w:spacing w:before="100" w:beforeAutospacing="1" w:after="100" w:afterAutospacing="1" w:line="240" w:lineRule="auto"/>
+        <w:jc w:val="both"/>
         <w:rPr>
           <w:rFonts w:ascii="Times New Roman" w:hAnsi="Times New Roman" w:cs="Times New Roman"/>
           <w:sz w:val="24"/>
@@ -2092,18 +1890,21 @@
     <w:p>
       <w:pPr>
         <w:pStyle w:val="Heading2"/>
-        <w:rPr>
-          <w:rFonts w:ascii="Times New Roman" w:hAnsi="Times New Roman" w:cs="Times New Roman"/>
+        <w:jc w:val="both"/>
+        <w:rPr>
+          <w:rFonts w:ascii="Times New Roman" w:hAnsi="Times New Roman" w:cs="Times New Roman"/>
+          <w:b/>
           <w:color w:val="auto"/>
-          <w:sz w:val="24"/>
-          <w:szCs w:val="24"/>
-        </w:rPr>
-      </w:pPr>
-      <w:r>
-        <w:rPr>
-          <w:rFonts w:ascii="Times New Roman" w:hAnsi="Times New Roman" w:cs="Times New Roman"/>
+          <w:sz w:val="28"/>
+          <w:szCs w:val="24"/>
+        </w:rPr>
+      </w:pPr>
+      <w:r>
+        <w:rPr>
+          <w:rFonts w:ascii="Times New Roman" w:hAnsi="Times New Roman" w:cs="Times New Roman"/>
+          <w:b/>
           <w:color w:val="auto"/>
-          <w:sz w:val="24"/>
+          <w:sz w:val="28"/>
           <w:szCs w:val="24"/>
         </w:rPr>
         <w:t>Inline Elements</w:t>
@@ -2112,6 +1913,7 @@
     <w:p>
       <w:pPr>
         <w:pStyle w:val="Heading3"/>
+        <w:jc w:val="both"/>
         <w:rPr>
           <w:sz w:val="24"/>
           <w:szCs w:val="24"/>
@@ -2128,6 +1930,7 @@
     <w:p>
       <w:pPr>
         <w:pStyle w:val="NormalWeb"/>
+        <w:jc w:val="both"/>
       </w:pPr>
       <w:r>
         <w:t xml:space="preserve">Inline elements </w:t>
@@ -2154,6 +1957,7 @@
     <w:p>
       <w:pPr>
         <w:pStyle w:val="Heading3"/>
+        <w:jc w:val="both"/>
         <w:rPr>
           <w:sz w:val="24"/>
           <w:szCs w:val="24"/>
@@ -2174,6 +1978,7 @@
           <w:numId w:val="11"/>
         </w:numPr>
         <w:spacing w:before="100" w:beforeAutospacing="1" w:after="100" w:afterAutospacing="1" w:line="240" w:lineRule="auto"/>
+        <w:jc w:val="both"/>
         <w:rPr>
           <w:rFonts w:ascii="Times New Roman" w:hAnsi="Times New Roman" w:cs="Times New Roman"/>
           <w:sz w:val="24"/>
@@ -2196,6 +2001,7 @@
           <w:numId w:val="11"/>
         </w:numPr>
         <w:spacing w:before="100" w:beforeAutospacing="1" w:after="100" w:afterAutospacing="1" w:line="240" w:lineRule="auto"/>
+        <w:jc w:val="both"/>
         <w:rPr>
           <w:rFonts w:ascii="Times New Roman" w:hAnsi="Times New Roman" w:cs="Times New Roman"/>
           <w:sz w:val="24"/>
@@ -2218,6 +2024,7 @@
           <w:numId w:val="11"/>
         </w:numPr>
         <w:spacing w:before="100" w:beforeAutospacing="1" w:after="100" w:afterAutospacing="1" w:line="240" w:lineRule="auto"/>
+        <w:jc w:val="both"/>
         <w:rPr>
           <w:rFonts w:ascii="Times New Roman" w:hAnsi="Times New Roman" w:cs="Times New Roman"/>
           <w:sz w:val="24"/>
@@ -2236,6 +2043,7 @@
     <w:p>
       <w:pPr>
         <w:pStyle w:val="Heading3"/>
+        <w:jc w:val="both"/>
         <w:rPr>
           <w:sz w:val="24"/>
           <w:szCs w:val="24"/>
@@ -2256,6 +2064,7 @@
           <w:numId w:val="12"/>
         </w:numPr>
         <w:spacing w:before="100" w:beforeAutospacing="1" w:after="100" w:afterAutospacing="1" w:line="240" w:lineRule="auto"/>
+        <w:jc w:val="both"/>
         <w:rPr>
           <w:rFonts w:ascii="Times New Roman" w:hAnsi="Times New Roman" w:cs="Times New Roman"/>
           <w:sz w:val="24"/>
@@ -2287,6 +2096,7 @@
           <w:numId w:val="12"/>
         </w:numPr>
         <w:spacing w:before="100" w:beforeAutospacing="1" w:after="100" w:afterAutospacing="1" w:line="240" w:lineRule="auto"/>
+        <w:jc w:val="both"/>
         <w:rPr>
           <w:rFonts w:ascii="Times New Roman" w:hAnsi="Times New Roman" w:cs="Times New Roman"/>
           <w:sz w:val="24"/>
@@ -2318,6 +2128,7 @@
           <w:numId w:val="12"/>
         </w:numPr>
         <w:spacing w:before="100" w:beforeAutospacing="1" w:after="100" w:afterAutospacing="1" w:line="240" w:lineRule="auto"/>
+        <w:jc w:val="both"/>
         <w:rPr>
           <w:rFonts w:ascii="Times New Roman" w:hAnsi="Times New Roman" w:cs="Times New Roman"/>
           <w:sz w:val="24"/>
@@ -2349,6 +2160,7 @@
           <w:numId w:val="12"/>
         </w:numPr>
         <w:spacing w:before="100" w:beforeAutospacing="1" w:after="100" w:afterAutospacing="1" w:line="240" w:lineRule="auto"/>
+        <w:jc w:val="both"/>
         <w:rPr>
           <w:rFonts w:ascii="Times New Roman" w:hAnsi="Times New Roman" w:cs="Times New Roman"/>
           <w:sz w:val="24"/>
@@ -2362,27 +2174,7 @@
           <w:sz w:val="24"/>
           <w:szCs w:val="24"/>
         </w:rPr>
-        <w:t>&lt;</w:t>
-      </w:r>
-      <w:proofErr w:type="spellStart"/>
-      <w:r>
-        <w:rPr>
-          <w:rStyle w:val="HTMLCode"/>
-          <w:rFonts w:ascii="Times New Roman" w:eastAsiaTheme="minorHAnsi" w:hAnsi="Times New Roman" w:cs="Times New Roman"/>
-          <w:sz w:val="24"/>
-          <w:szCs w:val="24"/>
-        </w:rPr>
-        <w:t>em</w:t>
-      </w:r>
-      <w:proofErr w:type="spellEnd"/>
-      <w:r>
-        <w:rPr>
-          <w:rStyle w:val="HTMLCode"/>
-          <w:rFonts w:ascii="Times New Roman" w:eastAsiaTheme="minorHAnsi" w:hAnsi="Times New Roman" w:cs="Times New Roman"/>
-          <w:sz w:val="24"/>
-          <w:szCs w:val="24"/>
-        </w:rPr>
-        <w:t>&gt;</w:t>
+        <w:t>&lt;em&gt;</w:t>
       </w:r>
       <w:r>
         <w:rPr>
@@ -2400,6 +2192,7 @@
           <w:numId w:val="12"/>
         </w:numPr>
         <w:spacing w:before="100" w:beforeAutospacing="1" w:after="100" w:afterAutospacing="1" w:line="240" w:lineRule="auto"/>
+        <w:jc w:val="both"/>
         <w:rPr>
           <w:rStyle w:val="HTMLCode"/>
           <w:rFonts w:ascii="Times New Roman" w:eastAsiaTheme="minorHAnsi" w:hAnsi="Times New Roman" w:cs="Times New Roman"/>
@@ -2414,43 +2207,25 @@
           <w:sz w:val="24"/>
           <w:szCs w:val="24"/>
         </w:rPr>
-        <w:t>&lt;</w:t>
-      </w:r>
-      <w:proofErr w:type="spellStart"/>
-      <w:r>
+        <w:t>&lt;img&gt;</w:t>
+      </w:r>
+    </w:p>
+    <w:p>
+      <w:pPr>
+        <w:spacing w:before="100" w:beforeAutospacing="1" w:after="100" w:afterAutospacing="1" w:line="240" w:lineRule="auto"/>
+        <w:jc w:val="both"/>
         <w:rPr>
           <w:rStyle w:val="HTMLCode"/>
           <w:rFonts w:ascii="Times New Roman" w:eastAsiaTheme="minorHAnsi" w:hAnsi="Times New Roman" w:cs="Times New Roman"/>
           <w:sz w:val="24"/>
           <w:szCs w:val="24"/>
         </w:rPr>
-        <w:t>img</w:t>
-      </w:r>
-      <w:proofErr w:type="spellEnd"/>
-      <w:r>
-        <w:rPr>
-          <w:rStyle w:val="HTMLCode"/>
-          <w:rFonts w:ascii="Times New Roman" w:eastAsiaTheme="minorHAnsi" w:hAnsi="Times New Roman" w:cs="Times New Roman"/>
-          <w:sz w:val="24"/>
-          <w:szCs w:val="24"/>
-        </w:rPr>
-        <w:t>&gt;</w:t>
-      </w:r>
+      </w:pPr>
     </w:p>
     <w:p>
       <w:pPr>
         <w:spacing w:before="100" w:beforeAutospacing="1" w:after="100" w:afterAutospacing="1" w:line="240" w:lineRule="auto"/>
-        <w:rPr>
-          <w:rStyle w:val="HTMLCode"/>
-          <w:rFonts w:ascii="Times New Roman" w:eastAsiaTheme="minorHAnsi" w:hAnsi="Times New Roman" w:cs="Times New Roman"/>
-          <w:sz w:val="24"/>
-          <w:szCs w:val="24"/>
-        </w:rPr>
-      </w:pPr>
-    </w:p>
-    <w:p>
-      <w:pPr>
-        <w:spacing w:before="100" w:beforeAutospacing="1" w:after="100" w:afterAutospacing="1" w:line="240" w:lineRule="auto"/>
+        <w:jc w:val="both"/>
         <w:rPr>
           <w:rFonts w:ascii="Times New Roman" w:hAnsi="Times New Roman" w:cs="Times New Roman"/>
           <w:b/>
@@ -2481,6 +2256,7 @@
     <w:p>
       <w:pPr>
         <w:spacing w:before="100" w:beforeAutospacing="1" w:after="100" w:afterAutospacing="1" w:line="240" w:lineRule="auto"/>
+        <w:jc w:val="both"/>
         <w:rPr>
           <w:rFonts w:ascii="Times New Roman" w:hAnsi="Times New Roman" w:cs="Times New Roman"/>
           <w:b/>
@@ -2501,6 +2277,7 @@
     <w:p>
       <w:pPr>
         <w:pStyle w:val="Heading2"/>
+        <w:jc w:val="both"/>
         <w:rPr>
           <w:rFonts w:ascii="Times New Roman" w:hAnsi="Times New Roman" w:cs="Times New Roman"/>
           <w:b/>
@@ -2524,6 +2301,7 @@
     <w:p>
       <w:pPr>
         <w:pStyle w:val="NormalWeb"/>
+        <w:jc w:val="both"/>
       </w:pPr>
       <w:r>
         <w:rPr>
@@ -2562,6 +2340,7 @@
     <w:p>
       <w:pPr>
         <w:pStyle w:val="Heading2"/>
+        <w:jc w:val="both"/>
         <w:rPr>
           <w:rFonts w:ascii="Times New Roman" w:hAnsi="Times New Roman" w:cs="Times New Roman"/>
           <w:b/>
@@ -2584,6 +2363,7 @@
     <w:p>
       <w:pPr>
         <w:pStyle w:val="Heading3"/>
+        <w:jc w:val="both"/>
         <w:rPr>
           <w:sz w:val="24"/>
           <w:szCs w:val="24"/>
@@ -2604,6 +2384,7 @@
           <w:numId w:val="13"/>
         </w:numPr>
         <w:spacing w:before="100" w:beforeAutospacing="1" w:after="100" w:afterAutospacing="1" w:line="240" w:lineRule="auto"/>
+        <w:jc w:val="both"/>
         <w:rPr>
           <w:rFonts w:ascii="Times New Roman" w:hAnsi="Times New Roman" w:cs="Times New Roman"/>
           <w:sz w:val="24"/>
@@ -2626,6 +2407,7 @@
           <w:numId w:val="13"/>
         </w:numPr>
         <w:spacing w:before="100" w:beforeAutospacing="1" w:after="100" w:afterAutospacing="1" w:line="240" w:lineRule="auto"/>
+        <w:jc w:val="both"/>
         <w:rPr>
           <w:rFonts w:ascii="Times New Roman" w:hAnsi="Times New Roman" w:cs="Times New Roman"/>
           <w:sz w:val="24"/>
@@ -2648,6 +2430,7 @@
           <w:numId w:val="13"/>
         </w:numPr>
         <w:spacing w:before="100" w:beforeAutospacing="1" w:after="100" w:afterAutospacing="1" w:line="240" w:lineRule="auto"/>
+        <w:jc w:val="both"/>
         <w:rPr>
           <w:rFonts w:ascii="Times New Roman" w:hAnsi="Times New Roman" w:cs="Times New Roman"/>
           <w:sz w:val="24"/>
@@ -2666,6 +2449,7 @@
     <w:p>
       <w:pPr>
         <w:pStyle w:val="NormalWeb"/>
+        <w:jc w:val="both"/>
       </w:pPr>
       <w:r>
         <w:t>Example:</w:t>
@@ -2678,6 +2462,7 @@
           <w:numId w:val="14"/>
         </w:numPr>
         <w:spacing w:before="100" w:beforeAutospacing="1" w:after="100" w:afterAutospacing="1" w:line="240" w:lineRule="auto"/>
+        <w:jc w:val="both"/>
         <w:rPr>
           <w:rFonts w:ascii="Times New Roman" w:hAnsi="Times New Roman" w:cs="Times New Roman"/>
           <w:sz w:val="24"/>
@@ -2691,29 +2476,7 @@
           <w:sz w:val="24"/>
           <w:szCs w:val="24"/>
         </w:rPr>
-        <w:t>&lt;</w:t>
-      </w:r>
-      <w:proofErr w:type="spellStart"/>
-      <w:proofErr w:type="gramStart"/>
-      <w:r>
-        <w:rPr>
-          <w:rStyle w:val="HTMLCode"/>
-          <w:rFonts w:ascii="Times New Roman" w:eastAsiaTheme="minorHAnsi" w:hAnsi="Times New Roman" w:cs="Times New Roman"/>
-          <w:sz w:val="24"/>
-          <w:szCs w:val="24"/>
-        </w:rPr>
-        <w:t>nav</w:t>
-      </w:r>
-      <w:proofErr w:type="spellEnd"/>
-      <w:proofErr w:type="gramEnd"/>
-      <w:r>
-        <w:rPr>
-          <w:rStyle w:val="HTMLCode"/>
-          <w:rFonts w:ascii="Times New Roman" w:eastAsiaTheme="minorHAnsi" w:hAnsi="Times New Roman" w:cs="Times New Roman"/>
-          <w:sz w:val="24"/>
-          <w:szCs w:val="24"/>
-        </w:rPr>
-        <w:t>&gt;</w:t>
+        <w:t>&lt;nav&gt;</w:t>
       </w:r>
       <w:r>
         <w:rPr>
@@ -2731,6 +2494,7 @@
           <w:numId w:val="14"/>
         </w:numPr>
         <w:spacing w:before="100" w:beforeAutospacing="1" w:after="100" w:afterAutospacing="1" w:line="240" w:lineRule="auto"/>
+        <w:jc w:val="both"/>
         <w:rPr>
           <w:rFonts w:ascii="Times New Roman" w:hAnsi="Times New Roman" w:cs="Times New Roman"/>
           <w:sz w:val="24"/>
@@ -2744,27 +2508,7 @@
           <w:sz w:val="24"/>
           <w:szCs w:val="24"/>
         </w:rPr>
-        <w:t>&lt;</w:t>
-      </w:r>
-      <w:proofErr w:type="gramStart"/>
-      <w:r>
-        <w:rPr>
-          <w:rStyle w:val="HTMLCode"/>
-          <w:rFonts w:ascii="Times New Roman" w:eastAsiaTheme="minorHAnsi" w:hAnsi="Times New Roman" w:cs="Times New Roman"/>
-          <w:sz w:val="24"/>
-          <w:szCs w:val="24"/>
-        </w:rPr>
-        <w:t>main</w:t>
-      </w:r>
-      <w:proofErr w:type="gramEnd"/>
-      <w:r>
-        <w:rPr>
-          <w:rStyle w:val="HTMLCode"/>
-          <w:rFonts w:ascii="Times New Roman" w:eastAsiaTheme="minorHAnsi" w:hAnsi="Times New Roman" w:cs="Times New Roman"/>
-          <w:sz w:val="24"/>
-          <w:szCs w:val="24"/>
-        </w:rPr>
-        <w:t>&gt;</w:t>
+        <w:t>&lt;main&gt;</w:t>
       </w:r>
       <w:r>
         <w:rPr>
@@ -2778,6 +2522,7 @@
     <w:p>
       <w:pPr>
         <w:pStyle w:val="Heading3"/>
+        <w:jc w:val="both"/>
         <w:rPr>
           <w:sz w:val="24"/>
           <w:szCs w:val="24"/>
@@ -2798,6 +2543,7 @@
           <w:numId w:val="15"/>
         </w:numPr>
         <w:spacing w:before="100" w:beforeAutospacing="1" w:after="100" w:afterAutospacing="1" w:line="240" w:lineRule="auto"/>
+        <w:jc w:val="both"/>
         <w:rPr>
           <w:rFonts w:ascii="Times New Roman" w:hAnsi="Times New Roman" w:cs="Times New Roman"/>
           <w:sz w:val="24"/>
@@ -2820,6 +2566,7 @@
           <w:numId w:val="15"/>
         </w:numPr>
         <w:spacing w:before="100" w:beforeAutospacing="1" w:after="100" w:afterAutospacing="1" w:line="240" w:lineRule="auto"/>
+        <w:jc w:val="both"/>
         <w:rPr>
           <w:rFonts w:ascii="Times New Roman" w:hAnsi="Times New Roman" w:cs="Times New Roman"/>
           <w:sz w:val="24"/>
@@ -2842,6 +2589,7 @@
           <w:numId w:val="15"/>
         </w:numPr>
         <w:spacing w:before="100" w:beforeAutospacing="1" w:after="100" w:afterAutospacing="1" w:line="240" w:lineRule="auto"/>
+        <w:jc w:val="both"/>
         <w:rPr>
           <w:rFonts w:ascii="Times New Roman" w:hAnsi="Times New Roman" w:cs="Times New Roman"/>
           <w:sz w:val="24"/>
@@ -2860,6 +2608,7 @@
     <w:p>
       <w:pPr>
         <w:pStyle w:val="NormalWeb"/>
+        <w:jc w:val="both"/>
       </w:pPr>
       <w:r>
         <w:t>Example:</w:t>
@@ -2872,6 +2621,7 @@
           <w:numId w:val="16"/>
         </w:numPr>
         <w:spacing w:before="100" w:beforeAutospacing="1" w:after="100" w:afterAutospacing="1" w:line="240" w:lineRule="auto"/>
+        <w:jc w:val="both"/>
         <w:rPr>
           <w:rFonts w:ascii="Times New Roman" w:hAnsi="Times New Roman" w:cs="Times New Roman"/>
           <w:sz w:val="24"/>
@@ -2885,27 +2635,7 @@
           <w:sz w:val="24"/>
           <w:szCs w:val="24"/>
         </w:rPr>
-        <w:t>&lt;</w:t>
-      </w:r>
-      <w:proofErr w:type="gramStart"/>
-      <w:r>
-        <w:rPr>
-          <w:rStyle w:val="HTMLCode"/>
-          <w:rFonts w:ascii="Times New Roman" w:eastAsiaTheme="minorHAnsi" w:hAnsi="Times New Roman" w:cs="Times New Roman"/>
-          <w:sz w:val="24"/>
-          <w:szCs w:val="24"/>
-        </w:rPr>
-        <w:t>article</w:t>
-      </w:r>
-      <w:proofErr w:type="gramEnd"/>
-      <w:r>
-        <w:rPr>
-          <w:rStyle w:val="HTMLCode"/>
-          <w:rFonts w:ascii="Times New Roman" w:eastAsiaTheme="minorHAnsi" w:hAnsi="Times New Roman" w:cs="Times New Roman"/>
-          <w:sz w:val="24"/>
-          <w:szCs w:val="24"/>
-        </w:rPr>
-        <w:t>&gt;</w:t>
+        <w:t>&lt;article&gt;</w:t>
       </w:r>
       <w:r>
         <w:rPr>
@@ -2923,6 +2653,7 @@
           <w:numId w:val="16"/>
         </w:numPr>
         <w:spacing w:before="100" w:beforeAutospacing="1" w:after="100" w:afterAutospacing="1" w:line="240" w:lineRule="auto"/>
+        <w:jc w:val="both"/>
         <w:rPr>
           <w:rFonts w:ascii="Times New Roman" w:hAnsi="Times New Roman" w:cs="Times New Roman"/>
           <w:sz w:val="24"/>
@@ -2936,9 +2667,16 @@
           <w:sz w:val="24"/>
           <w:szCs w:val="24"/>
         </w:rPr>
-        <w:t>&lt;</w:t>
-      </w:r>
-      <w:proofErr w:type="gramStart"/>
+        <w:t>&lt;header&gt;</w:t>
+      </w:r>
+      <w:r>
+        <w:rPr>
+          <w:rFonts w:ascii="Times New Roman" w:hAnsi="Times New Roman" w:cs="Times New Roman"/>
+          <w:sz w:val="24"/>
+          <w:szCs w:val="24"/>
+        </w:rPr>
+        <w:t xml:space="preserve"> and </w:t>
+      </w:r>
       <w:r>
         <w:rPr>
           <w:rStyle w:val="HTMLCode"/>
@@ -2946,33 +2684,6 @@
           <w:sz w:val="24"/>
           <w:szCs w:val="24"/>
         </w:rPr>
-        <w:t>header</w:t>
-      </w:r>
-      <w:proofErr w:type="gramEnd"/>
-      <w:r>
-        <w:rPr>
-          <w:rStyle w:val="HTMLCode"/>
-          <w:rFonts w:ascii="Times New Roman" w:eastAsiaTheme="minorHAnsi" w:hAnsi="Times New Roman" w:cs="Times New Roman"/>
-          <w:sz w:val="24"/>
-          <w:szCs w:val="24"/>
-        </w:rPr>
-        <w:t>&gt;</w:t>
-      </w:r>
-      <w:r>
-        <w:rPr>
-          <w:rFonts w:ascii="Times New Roman" w:hAnsi="Times New Roman" w:cs="Times New Roman"/>
-          <w:sz w:val="24"/>
-          <w:szCs w:val="24"/>
-        </w:rPr>
-        <w:t xml:space="preserve"> and </w:t>
-      </w:r>
-      <w:r>
-        <w:rPr>
-          <w:rStyle w:val="HTMLCode"/>
-          <w:rFonts w:ascii="Times New Roman" w:eastAsiaTheme="minorHAnsi" w:hAnsi="Times New Roman" w:cs="Times New Roman"/>
-          <w:sz w:val="24"/>
-          <w:szCs w:val="24"/>
-        </w:rPr>
         <w:t>&lt;footer&gt;</w:t>
       </w:r>
       <w:r>
@@ -2987,6 +2698,7 @@
     <w:p>
       <w:pPr>
         <w:pStyle w:val="Heading3"/>
+        <w:jc w:val="both"/>
         <w:rPr>
           <w:sz w:val="24"/>
           <w:szCs w:val="24"/>
@@ -3007,6 +2719,7 @@
           <w:numId w:val="17"/>
         </w:numPr>
         <w:spacing w:before="100" w:beforeAutospacing="1" w:after="100" w:afterAutospacing="1" w:line="240" w:lineRule="auto"/>
+        <w:jc w:val="both"/>
         <w:rPr>
           <w:rFonts w:ascii="Times New Roman" w:hAnsi="Times New Roman" w:cs="Times New Roman"/>
           <w:sz w:val="24"/>
@@ -3029,6 +2742,7 @@
           <w:numId w:val="17"/>
         </w:numPr>
         <w:spacing w:before="100" w:beforeAutospacing="1" w:after="100" w:afterAutospacing="1" w:line="240" w:lineRule="auto"/>
+        <w:jc w:val="both"/>
         <w:rPr>
           <w:rFonts w:ascii="Times New Roman" w:hAnsi="Times New Roman" w:cs="Times New Roman"/>
           <w:sz w:val="24"/>
@@ -3051,6 +2765,7 @@
           <w:numId w:val="17"/>
         </w:numPr>
         <w:spacing w:before="100" w:beforeAutospacing="1" w:after="100" w:afterAutospacing="1" w:line="240" w:lineRule="auto"/>
+        <w:jc w:val="both"/>
         <w:rPr>
           <w:rFonts w:ascii="Times New Roman" w:hAnsi="Times New Roman" w:cs="Times New Roman"/>
           <w:sz w:val="24"/>
@@ -3069,6 +2784,7 @@
     <w:p>
       <w:pPr>
         <w:spacing w:after="0"/>
+        <w:jc w:val="both"/>
         <w:rPr>
           <w:rFonts w:ascii="Times New Roman" w:hAnsi="Times New Roman" w:cs="Times New Roman"/>
           <w:sz w:val="24"/>
@@ -3079,6 +2795,7 @@
     <w:p>
       <w:pPr>
         <w:pStyle w:val="Heading2"/>
+        <w:jc w:val="both"/>
         <w:rPr>
           <w:rFonts w:ascii="Times New Roman" w:hAnsi="Times New Roman" w:cs="Times New Roman"/>
           <w:sz w:val="24"/>
@@ -3124,6 +2841,7 @@
           </w:tcPr>
           <w:p>
             <w:pPr>
+              <w:jc w:val="both"/>
               <w:rPr>
                 <w:rFonts w:ascii="Times New Roman" w:hAnsi="Times New Roman" w:cs="Times New Roman"/>
                 <w:b/>
@@ -3152,6 +2870,7 @@
           </w:tcPr>
           <w:p>
             <w:pPr>
+              <w:jc w:val="both"/>
               <w:rPr>
                 <w:rFonts w:ascii="Times New Roman" w:hAnsi="Times New Roman" w:cs="Times New Roman"/>
                 <w:b/>
@@ -3185,6 +2904,7 @@
           </w:tcPr>
           <w:p>
             <w:pPr>
+              <w:jc w:val="both"/>
               <w:rPr>
                 <w:rFonts w:ascii="Times New Roman" w:hAnsi="Times New Roman" w:cs="Times New Roman"/>
                 <w:sz w:val="24"/>
@@ -3210,6 +2930,7 @@
           </w:tcPr>
           <w:p>
             <w:pPr>
+              <w:jc w:val="both"/>
               <w:rPr>
                 <w:rFonts w:ascii="Times New Roman" w:hAnsi="Times New Roman" w:cs="Times New Roman"/>
                 <w:sz w:val="24"/>
@@ -3239,6 +2960,7 @@
           </w:tcPr>
           <w:p>
             <w:pPr>
+              <w:jc w:val="both"/>
               <w:rPr>
                 <w:rFonts w:ascii="Times New Roman" w:hAnsi="Times New Roman" w:cs="Times New Roman"/>
                 <w:sz w:val="24"/>
@@ -3252,27 +2974,7 @@
                 <w:sz w:val="24"/>
                 <w:szCs w:val="24"/>
               </w:rPr>
-              <w:t>&lt;</w:t>
-            </w:r>
-            <w:proofErr w:type="spellStart"/>
-            <w:r>
-              <w:rPr>
-                <w:rStyle w:val="HTMLCode"/>
-                <w:rFonts w:ascii="Times New Roman" w:eastAsiaTheme="minorHAnsi" w:hAnsi="Times New Roman" w:cs="Times New Roman"/>
-                <w:sz w:val="24"/>
-                <w:szCs w:val="24"/>
-              </w:rPr>
-              <w:t>nav</w:t>
-            </w:r>
-            <w:proofErr w:type="spellEnd"/>
-            <w:r>
-              <w:rPr>
-                <w:rStyle w:val="HTMLCode"/>
-                <w:rFonts w:ascii="Times New Roman" w:eastAsiaTheme="minorHAnsi" w:hAnsi="Times New Roman" w:cs="Times New Roman"/>
-                <w:sz w:val="24"/>
-                <w:szCs w:val="24"/>
-              </w:rPr>
-              <w:t>&gt;</w:t>
+              <w:t>&lt;nav&gt;</w:t>
             </w:r>
           </w:p>
         </w:tc>
@@ -3284,6 +2986,7 @@
           </w:tcPr>
           <w:p>
             <w:pPr>
+              <w:jc w:val="both"/>
               <w:rPr>
                 <w:rFonts w:ascii="Times New Roman" w:hAnsi="Times New Roman" w:cs="Times New Roman"/>
                 <w:sz w:val="24"/>
@@ -3313,6 +3016,7 @@
           </w:tcPr>
           <w:p>
             <w:pPr>
+              <w:jc w:val="both"/>
               <w:rPr>
                 <w:rFonts w:ascii="Times New Roman" w:hAnsi="Times New Roman" w:cs="Times New Roman"/>
                 <w:sz w:val="24"/>
@@ -3338,6 +3042,7 @@
           </w:tcPr>
           <w:p>
             <w:pPr>
+              <w:jc w:val="both"/>
               <w:rPr>
                 <w:rFonts w:ascii="Times New Roman" w:hAnsi="Times New Roman" w:cs="Times New Roman"/>
                 <w:sz w:val="24"/>
@@ -3367,6 +3072,7 @@
           </w:tcPr>
           <w:p>
             <w:pPr>
+              <w:jc w:val="both"/>
               <w:rPr>
                 <w:rFonts w:ascii="Times New Roman" w:hAnsi="Times New Roman" w:cs="Times New Roman"/>
                 <w:sz w:val="24"/>
@@ -3392,6 +3098,7 @@
           </w:tcPr>
           <w:p>
             <w:pPr>
+              <w:jc w:val="both"/>
               <w:rPr>
                 <w:rFonts w:ascii="Times New Roman" w:hAnsi="Times New Roman" w:cs="Times New Roman"/>
                 <w:sz w:val="24"/>
@@ -3421,6 +3128,7 @@
           </w:tcPr>
           <w:p>
             <w:pPr>
+              <w:jc w:val="both"/>
               <w:rPr>
                 <w:rFonts w:ascii="Times New Roman" w:hAnsi="Times New Roman" w:cs="Times New Roman"/>
                 <w:sz w:val="24"/>
@@ -3447,6 +3155,7 @@
           </w:tcPr>
           <w:p>
             <w:pPr>
+              <w:jc w:val="both"/>
               <w:rPr>
                 <w:rFonts w:ascii="Times New Roman" w:hAnsi="Times New Roman" w:cs="Times New Roman"/>
                 <w:sz w:val="24"/>
@@ -3476,6 +3185,7 @@
           </w:tcPr>
           <w:p>
             <w:pPr>
+              <w:jc w:val="both"/>
               <w:rPr>
                 <w:rFonts w:ascii="Times New Roman" w:hAnsi="Times New Roman" w:cs="Times New Roman"/>
                 <w:sz w:val="24"/>
@@ -3501,6 +3211,7 @@
           </w:tcPr>
           <w:p>
             <w:pPr>
+              <w:jc w:val="both"/>
               <w:rPr>
                 <w:rFonts w:ascii="Times New Roman" w:hAnsi="Times New Roman" w:cs="Times New Roman"/>
                 <w:sz w:val="24"/>
@@ -3530,6 +3241,7 @@
           </w:tcPr>
           <w:p>
             <w:pPr>
+              <w:jc w:val="both"/>
               <w:rPr>
                 <w:rFonts w:ascii="Times New Roman" w:hAnsi="Times New Roman" w:cs="Times New Roman"/>
                 <w:sz w:val="24"/>
@@ -3555,6 +3267,7 @@
           </w:tcPr>
           <w:p>
             <w:pPr>
+              <w:jc w:val="both"/>
               <w:rPr>
                 <w:rFonts w:ascii="Times New Roman" w:hAnsi="Times New Roman" w:cs="Times New Roman"/>
                 <w:sz w:val="24"/>
@@ -3599,6 +3312,7 @@
     <w:p>
       <w:pPr>
         <w:spacing w:before="100" w:beforeAutospacing="1" w:after="100" w:afterAutospacing="1" w:line="240" w:lineRule="auto"/>
+        <w:jc w:val="both"/>
         <w:rPr>
           <w:rFonts w:ascii="Times New Roman" w:hAnsi="Times New Roman" w:cs="Times New Roman"/>
           <w:b/>
@@ -3613,18 +3327,20 @@
           <w:sz w:val="28"/>
           <w:szCs w:val="28"/>
         </w:rPr>
-        <w:t xml:space="preserve">Q-1. </w:t>
-      </w:r>
-      <w:r>
+        <w:t>Q-1. What are HTML forms used for? Describe the purpose of the input, textarea, select, and button elements.</w:t>
+      </w:r>
+    </w:p>
+    <w:p>
+      <w:pPr>
+        <w:spacing w:before="100" w:beforeAutospacing="1" w:after="100" w:afterAutospacing="1" w:line="240" w:lineRule="auto"/>
+        <w:jc w:val="both"/>
         <w:rPr>
           <w:rFonts w:ascii="Times New Roman" w:hAnsi="Times New Roman" w:cs="Times New Roman"/>
           <w:b/>
           <w:sz w:val="28"/>
           <w:szCs w:val="28"/>
         </w:rPr>
-        <w:t xml:space="preserve">What are HTML forms used for? Describe the purpose of the input, </w:t>
-      </w:r>
-      <w:proofErr w:type="spellStart"/>
+      </w:pPr>
       <w:r>
         <w:rPr>
           <w:rFonts w:ascii="Times New Roman" w:hAnsi="Times New Roman" w:cs="Times New Roman"/>
@@ -3632,42 +3348,13 @@
           <w:sz w:val="28"/>
           <w:szCs w:val="28"/>
         </w:rPr>
-        <w:t>textarea</w:t>
-      </w:r>
-      <w:proofErr w:type="spellEnd"/>
-      <w:r>
-        <w:rPr>
-          <w:rFonts w:ascii="Times New Roman" w:hAnsi="Times New Roman" w:cs="Times New Roman"/>
-          <w:b/>
-          <w:sz w:val="28"/>
-          <w:szCs w:val="28"/>
-        </w:rPr>
-        <w:t>, select, and button elements.</w:t>
-      </w:r>
-    </w:p>
-    <w:p>
-      <w:pPr>
-        <w:spacing w:before="100" w:beforeAutospacing="1" w:after="100" w:afterAutospacing="1" w:line="240" w:lineRule="auto"/>
-        <w:rPr>
-          <w:rFonts w:ascii="Times New Roman" w:hAnsi="Times New Roman" w:cs="Times New Roman"/>
-          <w:b/>
-          <w:sz w:val="28"/>
-          <w:szCs w:val="28"/>
-        </w:rPr>
-      </w:pPr>
-      <w:r>
-        <w:rPr>
-          <w:rFonts w:ascii="Times New Roman" w:hAnsi="Times New Roman" w:cs="Times New Roman"/>
-          <w:b/>
-          <w:sz w:val="28"/>
-          <w:szCs w:val="28"/>
-        </w:rPr>
         <w:t>Ans.</w:t>
       </w:r>
     </w:p>
     <w:p>
       <w:pPr>
         <w:pStyle w:val="Heading2"/>
+        <w:jc w:val="both"/>
         <w:rPr>
           <w:rFonts w:ascii="Times New Roman" w:hAnsi="Times New Roman" w:cs="Times New Roman"/>
           <w:b/>
@@ -3690,6 +3377,7 @@
     <w:p>
       <w:pPr>
         <w:pStyle w:val="NormalWeb"/>
+        <w:jc w:val="both"/>
       </w:pPr>
       <w:r>
         <w:rPr>
@@ -3721,6 +3409,7 @@
           <w:numId w:val="18"/>
         </w:numPr>
         <w:spacing w:before="100" w:beforeAutospacing="1" w:after="100" w:afterAutospacing="1" w:line="240" w:lineRule="auto"/>
+        <w:jc w:val="both"/>
         <w:rPr>
           <w:rFonts w:ascii="Times New Roman" w:hAnsi="Times New Roman" w:cs="Times New Roman"/>
           <w:sz w:val="24"/>
@@ -3743,6 +3432,7 @@
           <w:numId w:val="18"/>
         </w:numPr>
         <w:spacing w:before="100" w:beforeAutospacing="1" w:after="100" w:afterAutospacing="1" w:line="240" w:lineRule="auto"/>
+        <w:jc w:val="both"/>
         <w:rPr>
           <w:rFonts w:ascii="Times New Roman" w:hAnsi="Times New Roman" w:cs="Times New Roman"/>
           <w:sz w:val="24"/>
@@ -3765,6 +3455,7 @@
           <w:numId w:val="18"/>
         </w:numPr>
         <w:spacing w:before="100" w:beforeAutospacing="1" w:after="100" w:afterAutospacing="1" w:line="240" w:lineRule="auto"/>
+        <w:jc w:val="both"/>
         <w:rPr>
           <w:rFonts w:ascii="Times New Roman" w:hAnsi="Times New Roman" w:cs="Times New Roman"/>
           <w:sz w:val="24"/>
@@ -3787,6 +3478,7 @@
           <w:numId w:val="18"/>
         </w:numPr>
         <w:spacing w:before="100" w:beforeAutospacing="1" w:after="100" w:afterAutospacing="1" w:line="240" w:lineRule="auto"/>
+        <w:jc w:val="both"/>
         <w:rPr>
           <w:rFonts w:ascii="Times New Roman" w:hAnsi="Times New Roman" w:cs="Times New Roman"/>
           <w:sz w:val="24"/>
@@ -3805,6 +3497,7 @@
     <w:p>
       <w:pPr>
         <w:pStyle w:val="Heading2"/>
+        <w:jc w:val="both"/>
         <w:rPr>
           <w:rFonts w:ascii="Times New Roman" w:hAnsi="Times New Roman" w:cs="Times New Roman"/>
           <w:b/>
@@ -3827,6 +3520,7 @@
     <w:p>
       <w:pPr>
         <w:pStyle w:val="Heading3"/>
+        <w:jc w:val="both"/>
         <w:rPr>
           <w:sz w:val="24"/>
           <w:szCs w:val="24"/>
@@ -3846,27 +3540,7 @@
           <w:sz w:val="24"/>
           <w:szCs w:val="24"/>
         </w:rPr>
-        <w:t>&lt;</w:t>
-      </w:r>
-      <w:proofErr w:type="gramStart"/>
-      <w:r>
-        <w:rPr>
-          <w:rStyle w:val="HTMLCode"/>
-          <w:rFonts w:ascii="Times New Roman" w:hAnsi="Times New Roman" w:cs="Times New Roman"/>
-          <w:sz w:val="24"/>
-          <w:szCs w:val="24"/>
-        </w:rPr>
-        <w:t>input</w:t>
-      </w:r>
-      <w:proofErr w:type="gramEnd"/>
-      <w:r>
-        <w:rPr>
-          <w:rStyle w:val="HTMLCode"/>
-          <w:rFonts w:ascii="Times New Roman" w:hAnsi="Times New Roman" w:cs="Times New Roman"/>
-          <w:sz w:val="24"/>
-          <w:szCs w:val="24"/>
-        </w:rPr>
-        <w:t>&gt;</w:t>
+        <w:t>&lt;input&gt;</w:t>
       </w:r>
       <w:r>
         <w:rPr>
@@ -3883,6 +3557,7 @@
           <w:numId w:val="19"/>
         </w:numPr>
         <w:spacing w:before="100" w:beforeAutospacing="1" w:after="100" w:afterAutospacing="1" w:line="240" w:lineRule="auto"/>
+        <w:jc w:val="both"/>
         <w:rPr>
           <w:rFonts w:ascii="Times New Roman" w:hAnsi="Times New Roman" w:cs="Times New Roman"/>
           <w:sz w:val="24"/>
@@ -3922,6 +3597,7 @@
           <w:numId w:val="19"/>
         </w:numPr>
         <w:spacing w:before="100" w:beforeAutospacing="1" w:after="100" w:afterAutospacing="1" w:line="240" w:lineRule="auto"/>
+        <w:jc w:val="both"/>
         <w:rPr>
           <w:rFonts w:ascii="Times New Roman" w:hAnsi="Times New Roman" w:cs="Times New Roman"/>
           <w:sz w:val="24"/>
@@ -3957,6 +3633,7 @@
     <w:p>
       <w:pPr>
         <w:pStyle w:val="Heading4"/>
+        <w:jc w:val="both"/>
         <w:rPr>
           <w:rFonts w:ascii="Times New Roman" w:hAnsi="Times New Roman" w:cs="Times New Roman"/>
           <w:i w:val="0"/>
@@ -3983,6 +3660,7 @@
           <w:numId w:val="20"/>
         </w:numPr>
         <w:spacing w:before="100" w:beforeAutospacing="1" w:after="100" w:afterAutospacing="1" w:line="240" w:lineRule="auto"/>
+        <w:jc w:val="both"/>
         <w:rPr>
           <w:rFonts w:ascii="Times New Roman" w:hAnsi="Times New Roman" w:cs="Times New Roman"/>
           <w:sz w:val="24"/>
@@ -4014,6 +3692,7 @@
           <w:numId w:val="20"/>
         </w:numPr>
         <w:spacing w:before="100" w:beforeAutospacing="1" w:after="100" w:afterAutospacing="1" w:line="240" w:lineRule="auto"/>
+        <w:jc w:val="both"/>
         <w:rPr>
           <w:rFonts w:ascii="Times New Roman" w:hAnsi="Times New Roman" w:cs="Times New Roman"/>
           <w:sz w:val="24"/>
@@ -4045,6 +3724,7 @@
           <w:numId w:val="20"/>
         </w:numPr>
         <w:spacing w:before="100" w:beforeAutospacing="1" w:after="100" w:afterAutospacing="1" w:line="240" w:lineRule="auto"/>
+        <w:jc w:val="both"/>
         <w:rPr>
           <w:rFonts w:ascii="Times New Roman" w:hAnsi="Times New Roman" w:cs="Times New Roman"/>
           <w:sz w:val="24"/>
@@ -4076,6 +3756,7 @@
           <w:numId w:val="20"/>
         </w:numPr>
         <w:spacing w:before="100" w:beforeAutospacing="1" w:after="100" w:afterAutospacing="1" w:line="240" w:lineRule="auto"/>
+        <w:jc w:val="both"/>
         <w:rPr>
           <w:rFonts w:ascii="Times New Roman" w:hAnsi="Times New Roman" w:cs="Times New Roman"/>
           <w:sz w:val="24"/>
@@ -4120,6 +3801,7 @@
     <w:p>
       <w:pPr>
         <w:pStyle w:val="Heading3"/>
+        <w:jc w:val="both"/>
         <w:rPr>
           <w:sz w:val="24"/>
           <w:szCs w:val="24"/>
@@ -4139,29 +3821,7 @@
           <w:sz w:val="24"/>
           <w:szCs w:val="24"/>
         </w:rPr>
-        <w:t>&lt;</w:t>
-      </w:r>
-      <w:proofErr w:type="spellStart"/>
-      <w:proofErr w:type="gramStart"/>
-      <w:r>
-        <w:rPr>
-          <w:rStyle w:val="HTMLCode"/>
-          <w:rFonts w:ascii="Times New Roman" w:hAnsi="Times New Roman" w:cs="Times New Roman"/>
-          <w:sz w:val="24"/>
-          <w:szCs w:val="24"/>
-        </w:rPr>
-        <w:t>textarea</w:t>
-      </w:r>
-      <w:proofErr w:type="spellEnd"/>
-      <w:proofErr w:type="gramEnd"/>
-      <w:r>
-        <w:rPr>
-          <w:rStyle w:val="HTMLCode"/>
-          <w:rFonts w:ascii="Times New Roman" w:hAnsi="Times New Roman" w:cs="Times New Roman"/>
-          <w:sz w:val="24"/>
-          <w:szCs w:val="24"/>
-        </w:rPr>
-        <w:t>&gt;</w:t>
+        <w:t>&lt;textarea&gt;</w:t>
       </w:r>
       <w:r>
         <w:rPr>
@@ -4178,6 +3838,7 @@
           <w:numId w:val="21"/>
         </w:numPr>
         <w:spacing w:before="100" w:beforeAutospacing="1" w:after="100" w:afterAutospacing="1" w:line="240" w:lineRule="auto"/>
+        <w:jc w:val="both"/>
         <w:rPr>
           <w:rFonts w:ascii="Times New Roman" w:hAnsi="Times New Roman" w:cs="Times New Roman"/>
           <w:sz w:val="24"/>
@@ -4217,6 +3878,7 @@
           <w:numId w:val="21"/>
         </w:numPr>
         <w:spacing w:before="100" w:beforeAutospacing="1" w:after="100" w:afterAutospacing="1" w:line="240" w:lineRule="auto"/>
+        <w:jc w:val="both"/>
         <w:rPr>
           <w:rFonts w:ascii="Times New Roman" w:hAnsi="Times New Roman" w:cs="Times New Roman"/>
           <w:sz w:val="24"/>
@@ -4235,6 +3897,7 @@
     <w:p>
       <w:pPr>
         <w:pStyle w:val="Heading3"/>
+        <w:jc w:val="both"/>
         <w:rPr>
           <w:sz w:val="24"/>
           <w:szCs w:val="24"/>
@@ -4254,27 +3917,7 @@
           <w:sz w:val="24"/>
           <w:szCs w:val="24"/>
         </w:rPr>
-        <w:t>&lt;</w:t>
-      </w:r>
-      <w:proofErr w:type="gramStart"/>
-      <w:r>
-        <w:rPr>
-          <w:rStyle w:val="HTMLCode"/>
-          <w:rFonts w:ascii="Times New Roman" w:hAnsi="Times New Roman" w:cs="Times New Roman"/>
-          <w:sz w:val="24"/>
-          <w:szCs w:val="24"/>
-        </w:rPr>
-        <w:t>select</w:t>
-      </w:r>
-      <w:proofErr w:type="gramEnd"/>
-      <w:r>
-        <w:rPr>
-          <w:rStyle w:val="HTMLCode"/>
-          <w:rFonts w:ascii="Times New Roman" w:hAnsi="Times New Roman" w:cs="Times New Roman"/>
-          <w:sz w:val="24"/>
-          <w:szCs w:val="24"/>
-        </w:rPr>
-        <w:t>&gt;</w:t>
+        <w:t>&lt;select&gt;</w:t>
       </w:r>
       <w:r>
         <w:rPr>
@@ -4291,6 +3934,7 @@
           <w:numId w:val="22"/>
         </w:numPr>
         <w:spacing w:before="100" w:beforeAutospacing="1" w:after="100" w:afterAutospacing="1" w:line="240" w:lineRule="auto"/>
+        <w:jc w:val="both"/>
         <w:rPr>
           <w:rFonts w:ascii="Times New Roman" w:hAnsi="Times New Roman" w:cs="Times New Roman"/>
           <w:sz w:val="24"/>
@@ -4330,6 +3974,7 @@
           <w:numId w:val="22"/>
         </w:numPr>
         <w:spacing w:before="100" w:beforeAutospacing="1" w:after="100" w:afterAutospacing="1" w:line="240" w:lineRule="auto"/>
+        <w:jc w:val="both"/>
         <w:rPr>
           <w:rFonts w:ascii="Times New Roman" w:hAnsi="Times New Roman" w:cs="Times New Roman"/>
           <w:sz w:val="24"/>
@@ -4366,6 +4011,7 @@
     <w:p>
       <w:pPr>
         <w:pStyle w:val="Heading3"/>
+        <w:jc w:val="both"/>
         <w:rPr>
           <w:sz w:val="24"/>
           <w:szCs w:val="24"/>
@@ -4385,27 +4031,7 @@
           <w:sz w:val="24"/>
           <w:szCs w:val="24"/>
         </w:rPr>
-        <w:t>&lt;</w:t>
-      </w:r>
-      <w:proofErr w:type="gramStart"/>
-      <w:r>
-        <w:rPr>
-          <w:rStyle w:val="HTMLCode"/>
-          <w:rFonts w:ascii="Times New Roman" w:hAnsi="Times New Roman" w:cs="Times New Roman"/>
-          <w:sz w:val="24"/>
-          <w:szCs w:val="24"/>
-        </w:rPr>
-        <w:t>button</w:t>
-      </w:r>
-      <w:proofErr w:type="gramEnd"/>
-      <w:r>
-        <w:rPr>
-          <w:rStyle w:val="HTMLCode"/>
-          <w:rFonts w:ascii="Times New Roman" w:hAnsi="Times New Roman" w:cs="Times New Roman"/>
-          <w:sz w:val="24"/>
-          <w:szCs w:val="24"/>
-        </w:rPr>
-        <w:t>&gt;</w:t>
+        <w:t>&lt;button&gt;</w:t>
       </w:r>
       <w:r>
         <w:rPr>
@@ -4422,6 +4048,7 @@
           <w:numId w:val="23"/>
         </w:numPr>
         <w:spacing w:before="100" w:beforeAutospacing="1" w:after="100" w:afterAutospacing="1" w:line="240" w:lineRule="auto"/>
+        <w:jc w:val="both"/>
         <w:rPr>
           <w:rFonts w:ascii="Times New Roman" w:hAnsi="Times New Roman" w:cs="Times New Roman"/>
           <w:sz w:val="24"/>
@@ -4461,6 +4088,7 @@
           <w:numId w:val="23"/>
         </w:numPr>
         <w:spacing w:before="100" w:beforeAutospacing="1" w:after="100" w:afterAutospacing="1" w:line="240" w:lineRule="auto"/>
+        <w:jc w:val="both"/>
         <w:rPr>
           <w:rFonts w:ascii="Times New Roman" w:hAnsi="Times New Roman" w:cs="Times New Roman"/>
           <w:sz w:val="24"/>
@@ -4479,6 +4107,7 @@
     <w:p>
       <w:pPr>
         <w:pStyle w:val="Heading4"/>
+        <w:jc w:val="both"/>
         <w:rPr>
           <w:rFonts w:ascii="Times New Roman" w:hAnsi="Times New Roman" w:cs="Times New Roman"/>
           <w:b/>
@@ -4507,6 +4136,7 @@
           <w:numId w:val="24"/>
         </w:numPr>
         <w:spacing w:before="100" w:beforeAutospacing="1" w:after="100" w:afterAutospacing="1" w:line="240" w:lineRule="auto"/>
+        <w:jc w:val="both"/>
         <w:rPr>
           <w:rFonts w:ascii="Times New Roman" w:hAnsi="Times New Roman" w:cs="Times New Roman"/>
           <w:sz w:val="24"/>
@@ -4538,6 +4168,7 @@
           <w:numId w:val="24"/>
         </w:numPr>
         <w:spacing w:before="100" w:beforeAutospacing="1" w:after="100" w:afterAutospacing="1" w:line="240" w:lineRule="auto"/>
+        <w:jc w:val="both"/>
         <w:rPr>
           <w:rFonts w:ascii="Times New Roman" w:hAnsi="Times New Roman" w:cs="Times New Roman"/>
           <w:sz w:val="24"/>
@@ -4569,6 +4200,7 @@
           <w:numId w:val="24"/>
         </w:numPr>
         <w:spacing w:before="100" w:beforeAutospacing="1" w:after="100" w:afterAutospacing="1" w:line="240" w:lineRule="auto"/>
+        <w:jc w:val="both"/>
         <w:rPr>
           <w:rFonts w:ascii="Times New Roman" w:hAnsi="Times New Roman" w:cs="Times New Roman"/>
           <w:sz w:val="24"/>
@@ -4596,6 +4228,7 @@
     <w:p>
       <w:pPr>
         <w:spacing w:before="100" w:beforeAutospacing="1" w:after="100" w:afterAutospacing="1" w:line="240" w:lineRule="auto"/>
+        <w:jc w:val="both"/>
         <w:rPr>
           <w:rFonts w:ascii="Times New Roman" w:hAnsi="Times New Roman" w:cs="Times New Roman"/>
           <w:b/>
@@ -4610,41 +4243,34 @@
           <w:sz w:val="28"/>
           <w:szCs w:val="28"/>
         </w:rPr>
-        <w:t xml:space="preserve">Q-2. </w:t>
-      </w:r>
-      <w:r>
+        <w:t>Q-2. Explain the difference between the GET and POST methods in form submission. When should each be used?</w:t>
+      </w:r>
+    </w:p>
+    <w:p>
+      <w:pPr>
+        <w:spacing w:before="100" w:beforeAutospacing="1" w:after="100" w:afterAutospacing="1" w:line="240" w:lineRule="auto"/>
+        <w:jc w:val="both"/>
         <w:rPr>
           <w:rFonts w:ascii="Times New Roman" w:hAnsi="Times New Roman" w:cs="Times New Roman"/>
           <w:b/>
           <w:sz w:val="28"/>
           <w:szCs w:val="28"/>
         </w:rPr>
-        <w:t>Explain the difference between the GET and POST methods in form submission. When should each be used?</w:t>
-      </w:r>
-    </w:p>
-    <w:p>
-      <w:pPr>
-        <w:spacing w:before="100" w:beforeAutospacing="1" w:after="100" w:afterAutospacing="1" w:line="240" w:lineRule="auto"/>
+      </w:pPr>
+      <w:r>
         <w:rPr>
           <w:rFonts w:ascii="Times New Roman" w:hAnsi="Times New Roman" w:cs="Times New Roman"/>
           <w:b/>
           <w:sz w:val="28"/>
           <w:szCs w:val="28"/>
         </w:rPr>
-      </w:pPr>
-      <w:r>
-        <w:rPr>
-          <w:rFonts w:ascii="Times New Roman" w:hAnsi="Times New Roman" w:cs="Times New Roman"/>
-          <w:b/>
-          <w:sz w:val="28"/>
-          <w:szCs w:val="28"/>
-        </w:rPr>
         <w:t>Ans.</w:t>
       </w:r>
     </w:p>
     <w:p>
       <w:pPr>
         <w:pStyle w:val="NormalWeb"/>
+        <w:jc w:val="both"/>
       </w:pPr>
       <w:r>
         <w:t xml:space="preserve">When a form is submitted in HTML, the </w:t>
@@ -4680,6 +4306,7 @@
     <w:p>
       <w:pPr>
         <w:pStyle w:val="Heading2"/>
+        <w:jc w:val="both"/>
         <w:rPr>
           <w:rFonts w:ascii="Times New Roman" w:hAnsi="Times New Roman" w:cs="Times New Roman"/>
           <w:b/>
@@ -4702,6 +4329,7 @@
     <w:p>
       <w:pPr>
         <w:pStyle w:val="Heading3"/>
+        <w:jc w:val="both"/>
         <w:rPr>
           <w:sz w:val="24"/>
           <w:szCs w:val="24"/>
@@ -4722,6 +4350,7 @@
           <w:numId w:val="25"/>
         </w:numPr>
         <w:spacing w:before="100" w:beforeAutospacing="1" w:after="100" w:afterAutospacing="1" w:line="240" w:lineRule="auto"/>
+        <w:jc w:val="both"/>
         <w:rPr>
           <w:rFonts w:ascii="Times New Roman" w:hAnsi="Times New Roman" w:cs="Times New Roman"/>
           <w:sz w:val="24"/>
@@ -4751,16 +4380,7 @@
           <w:sz w:val="24"/>
           <w:szCs w:val="24"/>
         </w:rPr>
-        <w:t xml:space="preserve"> (appended </w:t>
-      </w:r>
-      <w:proofErr w:type="gramStart"/>
-      <w:r>
-        <w:rPr>
-          <w:rFonts w:ascii="Times New Roman" w:hAnsi="Times New Roman" w:cs="Times New Roman"/>
-          <w:sz w:val="24"/>
-          <w:szCs w:val="24"/>
-        </w:rPr>
-        <w:t xml:space="preserve">after </w:t>
+        <w:t xml:space="preserve"> (appended after </w:t>
       </w:r>
       <w:r>
         <w:rPr>
@@ -4771,7 +4391,6 @@
         </w:rPr>
         <w:t>?</w:t>
       </w:r>
-      <w:proofErr w:type="gramEnd"/>
       <w:r>
         <w:rPr>
           <w:rFonts w:ascii="Times New Roman" w:hAnsi="Times New Roman" w:cs="Times New Roman"/>
@@ -4784,6 +4403,7 @@
     <w:p>
       <w:pPr>
         <w:pStyle w:val="Heading3"/>
+        <w:jc w:val="both"/>
         <w:rPr>
           <w:sz w:val="24"/>
           <w:szCs w:val="24"/>
@@ -4804,6 +4424,7 @@
           <w:numId w:val="26"/>
         </w:numPr>
         <w:spacing w:before="100" w:beforeAutospacing="1" w:after="100" w:afterAutospacing="1" w:line="240" w:lineRule="auto"/>
+        <w:jc w:val="both"/>
         <w:rPr>
           <w:rFonts w:ascii="Times New Roman" w:hAnsi="Times New Roman" w:cs="Times New Roman"/>
           <w:sz w:val="24"/>
@@ -4843,6 +4464,7 @@
           <w:numId w:val="26"/>
         </w:numPr>
         <w:spacing w:before="100" w:beforeAutospacing="1" w:after="100" w:afterAutospacing="1" w:line="240" w:lineRule="auto"/>
+        <w:jc w:val="both"/>
         <w:rPr>
           <w:rFonts w:ascii="Times New Roman" w:hAnsi="Times New Roman" w:cs="Times New Roman"/>
           <w:sz w:val="24"/>
@@ -4865,6 +4487,7 @@
           <w:numId w:val="26"/>
         </w:numPr>
         <w:spacing w:before="100" w:beforeAutospacing="1" w:after="100" w:afterAutospacing="1" w:line="240" w:lineRule="auto"/>
+        <w:jc w:val="both"/>
         <w:rPr>
           <w:rFonts w:ascii="Times New Roman" w:hAnsi="Times New Roman" w:cs="Times New Roman"/>
           <w:sz w:val="24"/>
@@ -4904,6 +4527,7 @@
           <w:numId w:val="26"/>
         </w:numPr>
         <w:spacing w:before="100" w:beforeAutospacing="1" w:after="100" w:afterAutospacing="1" w:line="240" w:lineRule="auto"/>
+        <w:jc w:val="both"/>
         <w:rPr>
           <w:rFonts w:ascii="Times New Roman" w:hAnsi="Times New Roman" w:cs="Times New Roman"/>
           <w:sz w:val="24"/>
@@ -4926,6 +4550,7 @@
           <w:numId w:val="26"/>
         </w:numPr>
         <w:spacing w:before="100" w:beforeAutospacing="1" w:after="100" w:afterAutospacing="1" w:line="240" w:lineRule="auto"/>
+        <w:jc w:val="both"/>
         <w:rPr>
           <w:rFonts w:ascii="Times New Roman" w:hAnsi="Times New Roman" w:cs="Times New Roman"/>
           <w:sz w:val="24"/>
@@ -4944,6 +4569,7 @@
     <w:p>
       <w:pPr>
         <w:pStyle w:val="Heading2"/>
+        <w:jc w:val="both"/>
         <w:rPr>
           <w:rFonts w:ascii="Times New Roman" w:hAnsi="Times New Roman" w:cs="Times New Roman"/>
           <w:b/>
@@ -4966,6 +4592,7 @@
     <w:p>
       <w:pPr>
         <w:pStyle w:val="Heading3"/>
+        <w:jc w:val="both"/>
         <w:rPr>
           <w:sz w:val="24"/>
           <w:szCs w:val="24"/>
@@ -4986,6 +4613,7 @@
           <w:numId w:val="27"/>
         </w:numPr>
         <w:spacing w:before="100" w:beforeAutospacing="1" w:after="100" w:afterAutospacing="1" w:line="240" w:lineRule="auto"/>
+        <w:jc w:val="both"/>
         <w:rPr>
           <w:rFonts w:ascii="Times New Roman" w:hAnsi="Times New Roman" w:cs="Times New Roman"/>
           <w:sz w:val="24"/>
@@ -5021,6 +4649,7 @@
     <w:p>
       <w:pPr>
         <w:pStyle w:val="Heading3"/>
+        <w:jc w:val="both"/>
         <w:rPr>
           <w:sz w:val="24"/>
           <w:szCs w:val="24"/>
@@ -5041,6 +4670,7 @@
           <w:numId w:val="28"/>
         </w:numPr>
         <w:spacing w:before="100" w:beforeAutospacing="1" w:after="100" w:afterAutospacing="1" w:line="240" w:lineRule="auto"/>
+        <w:jc w:val="both"/>
         <w:rPr>
           <w:rFonts w:ascii="Times New Roman" w:hAnsi="Times New Roman" w:cs="Times New Roman"/>
           <w:sz w:val="24"/>
@@ -5080,6 +4710,7 @@
           <w:numId w:val="28"/>
         </w:numPr>
         <w:spacing w:before="100" w:beforeAutospacing="1" w:after="100" w:afterAutospacing="1" w:line="240" w:lineRule="auto"/>
+        <w:jc w:val="both"/>
         <w:rPr>
           <w:rFonts w:ascii="Times New Roman" w:hAnsi="Times New Roman" w:cs="Times New Roman"/>
           <w:sz w:val="24"/>
@@ -5119,6 +4750,7 @@
           <w:numId w:val="28"/>
         </w:numPr>
         <w:spacing w:before="100" w:beforeAutospacing="1" w:after="100" w:afterAutospacing="1" w:line="240" w:lineRule="auto"/>
+        <w:jc w:val="both"/>
         <w:rPr>
           <w:rFonts w:ascii="Times New Roman" w:hAnsi="Times New Roman" w:cs="Times New Roman"/>
           <w:sz w:val="24"/>
@@ -5141,6 +4773,7 @@
           <w:numId w:val="28"/>
         </w:numPr>
         <w:spacing w:before="100" w:beforeAutospacing="1" w:after="100" w:afterAutospacing="1" w:line="240" w:lineRule="auto"/>
+        <w:jc w:val="both"/>
         <w:rPr>
           <w:rFonts w:ascii="Times New Roman" w:hAnsi="Times New Roman" w:cs="Times New Roman"/>
           <w:sz w:val="24"/>
@@ -5163,6 +4796,7 @@
           <w:numId w:val="28"/>
         </w:numPr>
         <w:spacing w:before="100" w:beforeAutospacing="1" w:after="100" w:afterAutospacing="1" w:line="240" w:lineRule="auto"/>
+        <w:jc w:val="both"/>
         <w:rPr>
           <w:rFonts w:ascii="Times New Roman" w:hAnsi="Times New Roman" w:cs="Times New Roman"/>
           <w:sz w:val="24"/>
@@ -5181,6 +4815,7 @@
     <w:p>
       <w:pPr>
         <w:pStyle w:val="Heading2"/>
+        <w:jc w:val="both"/>
         <w:rPr>
           <w:rFonts w:ascii="Times New Roman" w:hAnsi="Times New Roman" w:cs="Times New Roman"/>
           <w:color w:val="auto"/>
@@ -5202,6 +4837,7 @@
     <w:p>
       <w:pPr>
         <w:pStyle w:val="Heading3"/>
+        <w:jc w:val="both"/>
         <w:rPr>
           <w:sz w:val="24"/>
           <w:szCs w:val="24"/>
@@ -5239,6 +4875,7 @@
           <w:numId w:val="29"/>
         </w:numPr>
         <w:spacing w:before="100" w:beforeAutospacing="1" w:after="100" w:afterAutospacing="1" w:line="240" w:lineRule="auto"/>
+        <w:jc w:val="both"/>
         <w:rPr>
           <w:rFonts w:ascii="Times New Roman" w:hAnsi="Times New Roman" w:cs="Times New Roman"/>
           <w:sz w:val="24"/>
@@ -5261,6 +4898,7 @@
           <w:numId w:val="29"/>
         </w:numPr>
         <w:spacing w:before="100" w:beforeAutospacing="1" w:after="100" w:afterAutospacing="1" w:line="240" w:lineRule="auto"/>
+        <w:jc w:val="both"/>
         <w:rPr>
           <w:rFonts w:ascii="Times New Roman" w:hAnsi="Times New Roman" w:cs="Times New Roman"/>
           <w:sz w:val="24"/>
@@ -5283,6 +4921,7 @@
           <w:numId w:val="29"/>
         </w:numPr>
         <w:spacing w:before="100" w:beforeAutospacing="1" w:after="100" w:afterAutospacing="1" w:line="240" w:lineRule="auto"/>
+        <w:jc w:val="both"/>
         <w:rPr>
           <w:rFonts w:ascii="Times New Roman" w:hAnsi="Times New Roman" w:cs="Times New Roman"/>
           <w:sz w:val="24"/>
@@ -5305,42 +4944,26 @@
           <w:numId w:val="29"/>
         </w:numPr>
         <w:spacing w:before="100" w:beforeAutospacing="1" w:after="100" w:afterAutospacing="1" w:line="240" w:lineRule="auto"/>
-        <w:rPr>
-          <w:rFonts w:ascii="Times New Roman" w:hAnsi="Times New Roman" w:cs="Times New Roman"/>
-          <w:sz w:val="24"/>
-          <w:szCs w:val="24"/>
-        </w:rPr>
-      </w:pPr>
-      <w:r>
-        <w:rPr>
-          <w:rFonts w:ascii="Times New Roman" w:hAnsi="Times New Roman" w:cs="Times New Roman"/>
-          <w:sz w:val="24"/>
-          <w:szCs w:val="24"/>
-        </w:rPr>
-        <w:t xml:space="preserve">You want the result to be </w:t>
-      </w:r>
-      <w:proofErr w:type="spellStart"/>
-      <w:r>
-        <w:rPr>
-          <w:rFonts w:ascii="Times New Roman" w:hAnsi="Times New Roman" w:cs="Times New Roman"/>
-          <w:sz w:val="24"/>
-          <w:szCs w:val="24"/>
-        </w:rPr>
-        <w:t>bookmarkable</w:t>
-      </w:r>
-      <w:proofErr w:type="spellEnd"/>
-      <w:r>
-        <w:rPr>
-          <w:rFonts w:ascii="Times New Roman" w:hAnsi="Times New Roman" w:cs="Times New Roman"/>
-          <w:sz w:val="24"/>
-          <w:szCs w:val="24"/>
-        </w:rPr>
-        <w:t xml:space="preserve"> </w:t>
+        <w:jc w:val="both"/>
+        <w:rPr>
+          <w:rFonts w:ascii="Times New Roman" w:hAnsi="Times New Roman" w:cs="Times New Roman"/>
+          <w:sz w:val="24"/>
+          <w:szCs w:val="24"/>
+        </w:rPr>
+      </w:pPr>
+      <w:r>
+        <w:rPr>
+          <w:rFonts w:ascii="Times New Roman" w:hAnsi="Times New Roman" w:cs="Times New Roman"/>
+          <w:sz w:val="24"/>
+          <w:szCs w:val="24"/>
+        </w:rPr>
+        <w:t xml:space="preserve">You want the result to be bookmarkable </w:t>
       </w:r>
     </w:p>
     <w:p>
       <w:pPr>
         <w:pStyle w:val="Heading3"/>
+        <w:jc w:val="both"/>
         <w:rPr>
           <w:sz w:val="24"/>
           <w:szCs w:val="24"/>
@@ -5378,6 +5001,7 @@
           <w:numId w:val="30"/>
         </w:numPr>
         <w:spacing w:before="100" w:beforeAutospacing="1" w:after="100" w:afterAutospacing="1" w:line="240" w:lineRule="auto"/>
+        <w:jc w:val="both"/>
         <w:rPr>
           <w:rFonts w:ascii="Times New Roman" w:hAnsi="Times New Roman" w:cs="Times New Roman"/>
           <w:sz w:val="24"/>
@@ -5417,6 +5041,7 @@
           <w:numId w:val="30"/>
         </w:numPr>
         <w:spacing w:before="100" w:beforeAutospacing="1" w:after="100" w:afterAutospacing="1" w:line="240" w:lineRule="auto"/>
+        <w:jc w:val="both"/>
         <w:rPr>
           <w:rFonts w:ascii="Times New Roman" w:hAnsi="Times New Roman" w:cs="Times New Roman"/>
           <w:sz w:val="24"/>
@@ -5456,6 +5081,7 @@
           <w:numId w:val="30"/>
         </w:numPr>
         <w:spacing w:before="100" w:beforeAutospacing="1" w:after="100" w:afterAutospacing="1" w:line="240" w:lineRule="auto"/>
+        <w:jc w:val="both"/>
         <w:rPr>
           <w:rFonts w:ascii="Times New Roman" w:hAnsi="Times New Roman" w:cs="Times New Roman"/>
           <w:sz w:val="24"/>
@@ -5478,6 +5104,7 @@
           <w:numId w:val="30"/>
         </w:numPr>
         <w:spacing w:before="100" w:beforeAutospacing="1" w:after="100" w:afterAutospacing="1" w:line="240" w:lineRule="auto"/>
+        <w:jc w:val="both"/>
         <w:rPr>
           <w:rFonts w:ascii="Times New Roman" w:hAnsi="Times New Roman" w:cs="Times New Roman"/>
           <w:sz w:val="24"/>
@@ -5496,6 +5123,7 @@
     <w:p>
       <w:pPr>
         <w:spacing w:before="100" w:beforeAutospacing="1" w:after="100" w:afterAutospacing="1" w:line="240" w:lineRule="auto"/>
+        <w:jc w:val="both"/>
         <w:rPr>
           <w:rFonts w:ascii="Times New Roman" w:hAnsi="Times New Roman" w:cs="Times New Roman"/>
           <w:b/>
@@ -5510,41 +5138,34 @@
           <w:sz w:val="28"/>
           <w:szCs w:val="28"/>
         </w:rPr>
-        <w:t xml:space="preserve">Q-3. </w:t>
-      </w:r>
-      <w:r>
+        <w:t>Q-3. What is the purpose of the label element in a form, and how does it improve accessibility?</w:t>
+      </w:r>
+    </w:p>
+    <w:p>
+      <w:pPr>
+        <w:spacing w:before="100" w:beforeAutospacing="1" w:after="100" w:afterAutospacing="1" w:line="240" w:lineRule="auto"/>
+        <w:jc w:val="both"/>
         <w:rPr>
           <w:rFonts w:ascii="Times New Roman" w:hAnsi="Times New Roman" w:cs="Times New Roman"/>
           <w:b/>
           <w:sz w:val="28"/>
           <w:szCs w:val="28"/>
         </w:rPr>
-        <w:t>What is the purpose of the label element in a form, and how does it improve accessibility?</w:t>
-      </w:r>
-    </w:p>
-    <w:p>
-      <w:pPr>
-        <w:spacing w:before="100" w:beforeAutospacing="1" w:after="100" w:afterAutospacing="1" w:line="240" w:lineRule="auto"/>
+      </w:pPr>
+      <w:r>
         <w:rPr>
           <w:rFonts w:ascii="Times New Roman" w:hAnsi="Times New Roman" w:cs="Times New Roman"/>
           <w:b/>
           <w:sz w:val="28"/>
           <w:szCs w:val="28"/>
         </w:rPr>
-      </w:pPr>
-      <w:r>
-        <w:rPr>
-          <w:rFonts w:ascii="Times New Roman" w:hAnsi="Times New Roman" w:cs="Times New Roman"/>
-          <w:b/>
-          <w:sz w:val="28"/>
-          <w:szCs w:val="28"/>
-        </w:rPr>
         <w:t>Ans.</w:t>
       </w:r>
     </w:p>
     <w:p>
       <w:pPr>
         <w:pStyle w:val="Heading2"/>
+        <w:jc w:val="both"/>
         <w:rPr>
           <w:rFonts w:ascii="Times New Roman" w:hAnsi="Times New Roman" w:cs="Times New Roman"/>
           <w:b/>
@@ -5589,6 +5210,7 @@
     <w:p>
       <w:pPr>
         <w:pStyle w:val="NormalWeb"/>
+        <w:jc w:val="both"/>
       </w:pPr>
       <w:r>
         <w:t xml:space="preserve">The </w:t>
@@ -5633,9 +5255,11 @@
           <w:sz w:val="24"/>
           <w:szCs w:val="24"/>
         </w:rPr>
-        <w:t>&lt;</w:t>
-      </w:r>
-      <w:proofErr w:type="spellStart"/>
+        <w:t>&lt;textarea&gt;</w:t>
+      </w:r>
+      <w:r>
+        <w:t xml:space="preserve">, or </w:t>
+      </w:r>
       <w:r>
         <w:rPr>
           <w:rStyle w:val="HTMLCode"/>
@@ -5643,28 +5267,6 @@
           <w:sz w:val="24"/>
           <w:szCs w:val="24"/>
         </w:rPr>
-        <w:t>textarea</w:t>
-      </w:r>
-      <w:proofErr w:type="spellEnd"/>
-      <w:r>
-        <w:rPr>
-          <w:rStyle w:val="HTMLCode"/>
-          <w:rFonts w:ascii="Times New Roman" w:hAnsi="Times New Roman" w:cs="Times New Roman"/>
-          <w:sz w:val="24"/>
-          <w:szCs w:val="24"/>
-        </w:rPr>
-        <w:t>&gt;</w:t>
-      </w:r>
-      <w:r>
-        <w:t xml:space="preserve">, or </w:t>
-      </w:r>
-      <w:r>
-        <w:rPr>
-          <w:rStyle w:val="HTMLCode"/>
-          <w:rFonts w:ascii="Times New Roman" w:hAnsi="Times New Roman" w:cs="Times New Roman"/>
-          <w:sz w:val="24"/>
-          <w:szCs w:val="24"/>
-        </w:rPr>
         <w:t>&lt;select&gt;</w:t>
       </w:r>
       <w:r>
@@ -5674,6 +5276,7 @@
     <w:p>
       <w:pPr>
         <w:pStyle w:val="NormalWeb"/>
+        <w:jc w:val="both"/>
       </w:pPr>
       <w:r>
         <w:t xml:space="preserve">It tells users </w:t>
@@ -5691,6 +5294,7 @@
     <w:p>
       <w:pPr>
         <w:pStyle w:val="Heading2"/>
+        <w:jc w:val="both"/>
         <w:rPr>
           <w:rFonts w:ascii="Times New Roman" w:hAnsi="Times New Roman" w:cs="Times New Roman"/>
           <w:b/>
@@ -5724,6 +5328,7 @@
     <w:p>
       <w:pPr>
         <w:pStyle w:val="Heading3"/>
+        <w:jc w:val="both"/>
         <w:rPr>
           <w:sz w:val="24"/>
           <w:szCs w:val="24"/>
@@ -5744,6 +5349,7 @@
           <w:numId w:val="31"/>
         </w:numPr>
         <w:spacing w:before="100" w:beforeAutospacing="1" w:after="100" w:afterAutospacing="1" w:line="240" w:lineRule="auto"/>
+        <w:jc w:val="both"/>
         <w:rPr>
           <w:rFonts w:ascii="Times New Roman" w:hAnsi="Times New Roman" w:cs="Times New Roman"/>
           <w:sz w:val="24"/>
@@ -5766,6 +5372,7 @@
           <w:numId w:val="31"/>
         </w:numPr>
         <w:spacing w:before="100" w:beforeAutospacing="1" w:after="100" w:afterAutospacing="1" w:line="240" w:lineRule="auto"/>
+        <w:jc w:val="both"/>
         <w:rPr>
           <w:rFonts w:ascii="Times New Roman" w:hAnsi="Times New Roman" w:cs="Times New Roman"/>
           <w:sz w:val="24"/>
@@ -5784,6 +5391,7 @@
     <w:p>
       <w:pPr>
         <w:pStyle w:val="Heading3"/>
+        <w:jc w:val="both"/>
         <w:rPr>
           <w:sz w:val="24"/>
           <w:szCs w:val="24"/>
@@ -5804,6 +5412,7 @@
           <w:numId w:val="32"/>
         </w:numPr>
         <w:spacing w:before="100" w:beforeAutospacing="1" w:after="100" w:afterAutospacing="1" w:line="240" w:lineRule="auto"/>
+        <w:jc w:val="both"/>
         <w:rPr>
           <w:rFonts w:ascii="Times New Roman" w:hAnsi="Times New Roman" w:cs="Times New Roman"/>
           <w:sz w:val="24"/>
@@ -5833,16 +5442,7 @@
           <w:sz w:val="24"/>
           <w:szCs w:val="24"/>
         </w:rPr>
-        <w:t xml:space="preserve"> is linked to a form control using </w:t>
-      </w:r>
-      <w:proofErr w:type="gramStart"/>
-      <w:r>
-        <w:rPr>
-          <w:rFonts w:ascii="Times New Roman" w:hAnsi="Times New Roman" w:cs="Times New Roman"/>
-          <w:sz w:val="24"/>
-          <w:szCs w:val="24"/>
-        </w:rPr>
-        <w:t xml:space="preserve">the </w:t>
+        <w:t xml:space="preserve"> is linked to a form control using the </w:t>
       </w:r>
       <w:r>
         <w:rPr>
@@ -5853,7 +5453,6 @@
         </w:rPr>
         <w:t>for</w:t>
       </w:r>
-      <w:proofErr w:type="gramEnd"/>
       <w:r>
         <w:rPr>
           <w:rFonts w:ascii="Times New Roman" w:hAnsi="Times New Roman" w:cs="Times New Roman"/>
@@ -5887,6 +5486,7 @@
           <w:numId w:val="32"/>
         </w:numPr>
         <w:spacing w:before="100" w:beforeAutospacing="1" w:after="100" w:afterAutospacing="1" w:line="240" w:lineRule="auto"/>
+        <w:jc w:val="both"/>
         <w:rPr>
           <w:rFonts w:ascii="Times New Roman" w:hAnsi="Times New Roman" w:cs="Times New Roman"/>
           <w:sz w:val="24"/>
@@ -5905,6 +5505,7 @@
     <w:p>
       <w:pPr>
         <w:pStyle w:val="Heading3"/>
+        <w:jc w:val="both"/>
         <w:rPr>
           <w:sz w:val="24"/>
           <w:szCs w:val="24"/>
@@ -5925,6 +5526,7 @@
           <w:numId w:val="33"/>
         </w:numPr>
         <w:spacing w:before="100" w:beforeAutospacing="1" w:after="100" w:afterAutospacing="1" w:line="240" w:lineRule="auto"/>
+        <w:jc w:val="both"/>
         <w:rPr>
           <w:rFonts w:ascii="Times New Roman" w:hAnsi="Times New Roman" w:cs="Times New Roman"/>
           <w:sz w:val="24"/>
@@ -5964,6 +5566,7 @@
           <w:numId w:val="33"/>
         </w:numPr>
         <w:spacing w:before="100" w:beforeAutospacing="1" w:after="100" w:afterAutospacing="1" w:line="240" w:lineRule="auto"/>
+        <w:jc w:val="both"/>
         <w:rPr>
           <w:rFonts w:ascii="Times New Roman" w:hAnsi="Times New Roman" w:cs="Times New Roman"/>
           <w:sz w:val="24"/>
@@ -5982,6 +5585,7 @@
     <w:p>
       <w:pPr>
         <w:pStyle w:val="Heading2"/>
+        <w:jc w:val="both"/>
         <w:rPr>
           <w:rFonts w:ascii="Times New Roman" w:hAnsi="Times New Roman" w:cs="Times New Roman"/>
           <w:b/>
@@ -6025,6 +5629,7 @@
     <w:p>
       <w:pPr>
         <w:pStyle w:val="Heading3"/>
+        <w:jc w:val="both"/>
         <w:rPr>
           <w:sz w:val="24"/>
           <w:szCs w:val="24"/>
@@ -6045,6 +5650,7 @@
           <w:numId w:val="34"/>
         </w:numPr>
         <w:spacing w:before="100" w:beforeAutospacing="1" w:after="100" w:afterAutospacing="1" w:line="240" w:lineRule="auto"/>
+        <w:jc w:val="both"/>
         <w:rPr>
           <w:rFonts w:ascii="Times New Roman" w:hAnsi="Times New Roman" w:cs="Times New Roman"/>
           <w:sz w:val="24"/>
@@ -6068,6 +5674,7 @@
           <w:numId w:val="34"/>
         </w:numPr>
         <w:spacing w:before="100" w:beforeAutospacing="1" w:after="100" w:afterAutospacing="1" w:line="240" w:lineRule="auto"/>
+        <w:jc w:val="both"/>
         <w:rPr>
           <w:rFonts w:ascii="Times New Roman" w:hAnsi="Times New Roman" w:cs="Times New Roman"/>
           <w:sz w:val="24"/>
@@ -6086,6 +5693,7 @@
     <w:p>
       <w:pPr>
         <w:pStyle w:val="Heading3"/>
+        <w:jc w:val="both"/>
         <w:rPr>
           <w:sz w:val="24"/>
           <w:szCs w:val="24"/>
@@ -6106,6 +5714,7 @@
           <w:numId w:val="35"/>
         </w:numPr>
         <w:spacing w:before="100" w:beforeAutospacing="1" w:after="100" w:afterAutospacing="1" w:line="240" w:lineRule="auto"/>
+        <w:jc w:val="both"/>
         <w:rPr>
           <w:rFonts w:ascii="Times New Roman" w:hAnsi="Times New Roman" w:cs="Times New Roman"/>
           <w:sz w:val="24"/>
@@ -6124,6 +5733,7 @@
     <w:p>
       <w:pPr>
         <w:pStyle w:val="Heading3"/>
+        <w:jc w:val="both"/>
         <w:rPr>
           <w:sz w:val="24"/>
           <w:szCs w:val="24"/>
@@ -6144,6 +5754,7 @@
           <w:numId w:val="36"/>
         </w:numPr>
         <w:spacing w:before="100" w:beforeAutospacing="1" w:after="100" w:afterAutospacing="1" w:line="240" w:lineRule="auto"/>
+        <w:jc w:val="both"/>
         <w:rPr>
           <w:rFonts w:ascii="Times New Roman" w:hAnsi="Times New Roman" w:cs="Times New Roman"/>
           <w:sz w:val="24"/>
@@ -6162,6 +5773,7 @@
     <w:p>
       <w:pPr>
         <w:spacing w:before="100" w:beforeAutospacing="1" w:after="100" w:afterAutospacing="1" w:line="240" w:lineRule="auto"/>
+        <w:jc w:val="both"/>
         <w:rPr>
           <w:rFonts w:ascii="Times New Roman" w:hAnsi="Times New Roman" w:cs="Times New Roman"/>
         </w:rPr>
@@ -6192,6 +5804,7 @@
     </w:p>
     <w:p>
       <w:pPr>
+        <w:jc w:val="both"/>
         <w:rPr>
           <w:rFonts w:ascii="Times New Roman" w:eastAsia="Times New Roman" w:hAnsi="Times New Roman" w:cs="Times New Roman"/>
           <w:b/>
@@ -6217,10 +5830,19 @@
           <w:szCs w:val="28"/>
           <w:lang w:eastAsia="en-IN"/>
         </w:rPr>
-        <w:t>Explain the structure of an HTML table and the purpose of each of the following elements: &lt;table&gt;, &lt;</w:t>
-      </w:r>
-      <w:proofErr w:type="spellStart"/>
-      <w:proofErr w:type="gramStart"/>
+        <w:t>Explain the structure of an HTML table and the purpose of each of the following elements: &lt;table&gt;, &lt;tr&gt;, &lt;th&gt;, &lt;td&gt; and &lt;thead&gt;.</w:t>
+      </w:r>
+    </w:p>
+    <w:p>
+      <w:pPr>
+        <w:jc w:val="both"/>
+        <w:rPr>
+          <w:rFonts w:ascii="Times New Roman" w:eastAsia="Times New Roman" w:hAnsi="Times New Roman" w:cs="Times New Roman"/>
+          <w:sz w:val="24"/>
+          <w:szCs w:val="24"/>
+          <w:lang w:eastAsia="en-IN"/>
+        </w:rPr>
+      </w:pPr>
       <w:r>
         <w:rPr>
           <w:rFonts w:ascii="Times New Roman" w:eastAsia="Times New Roman" w:hAnsi="Times New Roman" w:cs="Times New Roman"/>
@@ -6229,10 +5851,1120 @@
           <w:szCs w:val="28"/>
           <w:lang w:eastAsia="en-IN"/>
         </w:rPr>
-        <w:t>tr</w:t>
-      </w:r>
-      <w:proofErr w:type="spellEnd"/>
-      <w:proofErr w:type="gramEnd"/>
+        <w:t>Ans.</w:t>
+      </w:r>
+    </w:p>
+    <w:p>
+      <w:pPr>
+        <w:pStyle w:val="Heading2"/>
+        <w:jc w:val="both"/>
+        <w:rPr>
+          <w:rFonts w:ascii="Times New Roman" w:hAnsi="Times New Roman" w:cs="Times New Roman"/>
+          <w:b/>
+          <w:color w:val="auto"/>
+          <w:sz w:val="24"/>
+          <w:szCs w:val="24"/>
+        </w:rPr>
+      </w:pPr>
+      <w:r>
+        <w:rPr>
+          <w:rFonts w:ascii="Times New Roman" w:hAnsi="Times New Roman" w:cs="Times New Roman"/>
+          <w:b/>
+          <w:color w:val="auto"/>
+          <w:sz w:val="24"/>
+          <w:szCs w:val="24"/>
+        </w:rPr>
+        <w:t>Structure of an HTML Table</w:t>
+      </w:r>
+    </w:p>
+    <w:p>
+      <w:pPr>
+        <w:pStyle w:val="NormalWeb"/>
+        <w:jc w:val="both"/>
+      </w:pPr>
+      <w:r>
+        <w:t xml:space="preserve">An </w:t>
+      </w:r>
+      <w:r>
+        <w:rPr>
+          <w:rStyle w:val="Strong"/>
+        </w:rPr>
+        <w:t>HTML table</w:t>
+      </w:r>
+      <w:r>
+        <w:t xml:space="preserve"> is used to organize data into </w:t>
+      </w:r>
+      <w:r>
+        <w:rPr>
+          <w:rStyle w:val="Strong"/>
+        </w:rPr>
+        <w:t>rows and columns</w:t>
+      </w:r>
+      <w:r>
+        <w:t>. It consists of several elements that define the layout and structure of tabular data.</w:t>
+      </w:r>
+    </w:p>
+    <w:p>
+      <w:pPr>
+        <w:pStyle w:val="Heading2"/>
+        <w:jc w:val="both"/>
+        <w:rPr>
+          <w:rFonts w:ascii="Times New Roman" w:hAnsi="Times New Roman" w:cs="Times New Roman"/>
+          <w:b/>
+          <w:color w:val="auto"/>
+          <w:sz w:val="24"/>
+          <w:szCs w:val="24"/>
+        </w:rPr>
+      </w:pPr>
+      <w:r>
+        <w:rPr>
+          <w:rFonts w:ascii="Times New Roman" w:hAnsi="Times New Roman" w:cs="Times New Roman"/>
+          <w:b/>
+          <w:color w:val="auto"/>
+          <w:sz w:val="24"/>
+          <w:szCs w:val="24"/>
+        </w:rPr>
+        <w:t>Basic Table Structure</w:t>
+      </w:r>
+    </w:p>
+    <w:p>
+      <w:pPr>
+        <w:pStyle w:val="HTMLPreformatted"/>
+        <w:jc w:val="both"/>
+        <w:rPr>
+          <w:rFonts w:ascii="Times New Roman" w:hAnsi="Times New Roman" w:cs="Times New Roman"/>
+          <w:sz w:val="24"/>
+          <w:szCs w:val="24"/>
+        </w:rPr>
+      </w:pPr>
+      <w:r>
+        <w:rPr>
+          <w:rStyle w:val="g"/>
+          <w:rFonts w:ascii="Times New Roman" w:hAnsi="Times New Roman" w:cs="Times New Roman"/>
+          <w:sz w:val="24"/>
+          <w:szCs w:val="24"/>
+        </w:rPr>
+        <w:t>&lt;table&gt;</w:t>
+      </w:r>
+      <w:r>
+        <w:rPr>
+          <w:rFonts w:ascii="Times New Roman" w:hAnsi="Times New Roman" w:cs="Times New Roman"/>
+          <w:sz w:val="24"/>
+          <w:szCs w:val="24"/>
+        </w:rPr>
+        <w:br/>
+        <w:t xml:space="preserve">  </w:t>
+      </w:r>
+      <w:r>
+        <w:rPr>
+          <w:rStyle w:val="g"/>
+          <w:rFonts w:ascii="Times New Roman" w:hAnsi="Times New Roman" w:cs="Times New Roman"/>
+          <w:sz w:val="24"/>
+          <w:szCs w:val="24"/>
+        </w:rPr>
+        <w:t>&lt;thead&gt;</w:t>
+      </w:r>
+      <w:r>
+        <w:rPr>
+          <w:rFonts w:ascii="Times New Roman" w:hAnsi="Times New Roman" w:cs="Times New Roman"/>
+          <w:sz w:val="24"/>
+          <w:szCs w:val="24"/>
+        </w:rPr>
+        <w:br/>
+        <w:t xml:space="preserve">    </w:t>
+      </w:r>
+      <w:r>
+        <w:rPr>
+          <w:rStyle w:val="g"/>
+          <w:rFonts w:ascii="Times New Roman" w:hAnsi="Times New Roman" w:cs="Times New Roman"/>
+          <w:sz w:val="24"/>
+          <w:szCs w:val="24"/>
+        </w:rPr>
+        <w:t>&lt;tr&gt;</w:t>
+      </w:r>
+      <w:r>
+        <w:rPr>
+          <w:rFonts w:ascii="Times New Roman" w:hAnsi="Times New Roman" w:cs="Times New Roman"/>
+          <w:sz w:val="24"/>
+          <w:szCs w:val="24"/>
+        </w:rPr>
+        <w:br/>
+        <w:t xml:space="preserve">      </w:t>
+      </w:r>
+      <w:r>
+        <w:rPr>
+          <w:rStyle w:val="g"/>
+          <w:rFonts w:ascii="Times New Roman" w:hAnsi="Times New Roman" w:cs="Times New Roman"/>
+          <w:sz w:val="24"/>
+          <w:szCs w:val="24"/>
+        </w:rPr>
+        <w:t>&lt;th&gt;</w:t>
+      </w:r>
+      <w:r>
+        <w:rPr>
+          <w:rFonts w:ascii="Times New Roman" w:hAnsi="Times New Roman" w:cs="Times New Roman"/>
+          <w:sz w:val="24"/>
+          <w:szCs w:val="24"/>
+        </w:rPr>
+        <w:t>Name</w:t>
+      </w:r>
+      <w:r>
+        <w:rPr>
+          <w:rStyle w:val="g"/>
+          <w:rFonts w:ascii="Times New Roman" w:hAnsi="Times New Roman" w:cs="Times New Roman"/>
+          <w:sz w:val="24"/>
+          <w:szCs w:val="24"/>
+        </w:rPr>
+        <w:t>&lt;/th&gt;</w:t>
+      </w:r>
+      <w:r>
+        <w:rPr>
+          <w:rFonts w:ascii="Times New Roman" w:hAnsi="Times New Roman" w:cs="Times New Roman"/>
+          <w:sz w:val="24"/>
+          <w:szCs w:val="24"/>
+        </w:rPr>
+        <w:br/>
+        <w:t xml:space="preserve">      </w:t>
+      </w:r>
+      <w:r>
+        <w:rPr>
+          <w:rStyle w:val="g"/>
+          <w:rFonts w:ascii="Times New Roman" w:hAnsi="Times New Roman" w:cs="Times New Roman"/>
+          <w:sz w:val="24"/>
+          <w:szCs w:val="24"/>
+        </w:rPr>
+        <w:t>&lt;th&gt;</w:t>
+      </w:r>
+      <w:r>
+        <w:rPr>
+          <w:rFonts w:ascii="Times New Roman" w:hAnsi="Times New Roman" w:cs="Times New Roman"/>
+          <w:sz w:val="24"/>
+          <w:szCs w:val="24"/>
+        </w:rPr>
+        <w:t>Age</w:t>
+      </w:r>
+      <w:r>
+        <w:rPr>
+          <w:rStyle w:val="g"/>
+          <w:rFonts w:ascii="Times New Roman" w:hAnsi="Times New Roman" w:cs="Times New Roman"/>
+          <w:sz w:val="24"/>
+          <w:szCs w:val="24"/>
+        </w:rPr>
+        <w:t>&lt;/th&gt;</w:t>
+      </w:r>
+      <w:r>
+        <w:rPr>
+          <w:rFonts w:ascii="Times New Roman" w:hAnsi="Times New Roman" w:cs="Times New Roman"/>
+          <w:sz w:val="24"/>
+          <w:szCs w:val="24"/>
+        </w:rPr>
+        <w:br/>
+        <w:t xml:space="preserve">    </w:t>
+      </w:r>
+      <w:r>
+        <w:rPr>
+          <w:rStyle w:val="g"/>
+          <w:rFonts w:ascii="Times New Roman" w:hAnsi="Times New Roman" w:cs="Times New Roman"/>
+          <w:sz w:val="24"/>
+          <w:szCs w:val="24"/>
+        </w:rPr>
+        <w:t>&lt;/tr&gt;</w:t>
+      </w:r>
+      <w:r>
+        <w:rPr>
+          <w:rFonts w:ascii="Times New Roman" w:hAnsi="Times New Roman" w:cs="Times New Roman"/>
+          <w:sz w:val="24"/>
+          <w:szCs w:val="24"/>
+        </w:rPr>
+        <w:br/>
+        <w:t xml:space="preserve">  </w:t>
+      </w:r>
+      <w:r>
+        <w:rPr>
+          <w:rStyle w:val="g"/>
+          <w:rFonts w:ascii="Times New Roman" w:hAnsi="Times New Roman" w:cs="Times New Roman"/>
+          <w:sz w:val="24"/>
+          <w:szCs w:val="24"/>
+        </w:rPr>
+        <w:t>&lt;/thead&gt;</w:t>
+      </w:r>
+      <w:r>
+        <w:rPr>
+          <w:rFonts w:ascii="Times New Roman" w:hAnsi="Times New Roman" w:cs="Times New Roman"/>
+          <w:sz w:val="24"/>
+          <w:szCs w:val="24"/>
+        </w:rPr>
+        <w:br/>
+        <w:t xml:space="preserve">  </w:t>
+      </w:r>
+      <w:r>
+        <w:rPr>
+          <w:rStyle w:val="g"/>
+          <w:rFonts w:ascii="Times New Roman" w:hAnsi="Times New Roman" w:cs="Times New Roman"/>
+          <w:sz w:val="24"/>
+          <w:szCs w:val="24"/>
+        </w:rPr>
+        <w:t>&lt;tr&gt;</w:t>
+      </w:r>
+      <w:r>
+        <w:rPr>
+          <w:rFonts w:ascii="Times New Roman" w:hAnsi="Times New Roman" w:cs="Times New Roman"/>
+          <w:sz w:val="24"/>
+          <w:szCs w:val="24"/>
+        </w:rPr>
+        <w:br/>
+        <w:t xml:space="preserve">    </w:t>
+      </w:r>
+      <w:r>
+        <w:rPr>
+          <w:rStyle w:val="g"/>
+          <w:rFonts w:ascii="Times New Roman" w:hAnsi="Times New Roman" w:cs="Times New Roman"/>
+          <w:sz w:val="24"/>
+          <w:szCs w:val="24"/>
+        </w:rPr>
+        <w:t>&lt;td&gt;</w:t>
+      </w:r>
+      <w:r>
+        <w:rPr>
+          <w:rFonts w:ascii="Times New Roman" w:hAnsi="Times New Roman" w:cs="Times New Roman"/>
+          <w:sz w:val="24"/>
+          <w:szCs w:val="24"/>
+        </w:rPr>
+        <w:t>Alice</w:t>
+      </w:r>
+      <w:r>
+        <w:rPr>
+          <w:rStyle w:val="g"/>
+          <w:rFonts w:ascii="Times New Roman" w:hAnsi="Times New Roman" w:cs="Times New Roman"/>
+          <w:sz w:val="24"/>
+          <w:szCs w:val="24"/>
+        </w:rPr>
+        <w:t>&lt;/td&gt;</w:t>
+      </w:r>
+      <w:r>
+        <w:rPr>
+          <w:rFonts w:ascii="Times New Roman" w:hAnsi="Times New Roman" w:cs="Times New Roman"/>
+          <w:sz w:val="24"/>
+          <w:szCs w:val="24"/>
+        </w:rPr>
+        <w:br/>
+        <w:t xml:space="preserve">    </w:t>
+      </w:r>
+      <w:r>
+        <w:rPr>
+          <w:rStyle w:val="g"/>
+          <w:rFonts w:ascii="Times New Roman" w:hAnsi="Times New Roman" w:cs="Times New Roman"/>
+          <w:sz w:val="24"/>
+          <w:szCs w:val="24"/>
+        </w:rPr>
+        <w:t>&lt;td&gt;</w:t>
+      </w:r>
+      <w:r>
+        <w:rPr>
+          <w:rFonts w:ascii="Times New Roman" w:hAnsi="Times New Roman" w:cs="Times New Roman"/>
+          <w:sz w:val="24"/>
+          <w:szCs w:val="24"/>
+        </w:rPr>
+        <w:t>25</w:t>
+      </w:r>
+      <w:r>
+        <w:rPr>
+          <w:rStyle w:val="g"/>
+          <w:rFonts w:ascii="Times New Roman" w:hAnsi="Times New Roman" w:cs="Times New Roman"/>
+          <w:sz w:val="24"/>
+          <w:szCs w:val="24"/>
+        </w:rPr>
+        <w:t>&lt;/td&gt;</w:t>
+      </w:r>
+      <w:r>
+        <w:rPr>
+          <w:rFonts w:ascii="Times New Roman" w:hAnsi="Times New Roman" w:cs="Times New Roman"/>
+          <w:sz w:val="24"/>
+          <w:szCs w:val="24"/>
+        </w:rPr>
+        <w:br/>
+        <w:t xml:space="preserve">  </w:t>
+      </w:r>
+      <w:r>
+        <w:rPr>
+          <w:rStyle w:val="g"/>
+          <w:rFonts w:ascii="Times New Roman" w:hAnsi="Times New Roman" w:cs="Times New Roman"/>
+          <w:sz w:val="24"/>
+          <w:szCs w:val="24"/>
+        </w:rPr>
+        <w:t>&lt;/tr&gt;</w:t>
+      </w:r>
+      <w:r>
+        <w:rPr>
+          <w:rFonts w:ascii="Times New Roman" w:hAnsi="Times New Roman" w:cs="Times New Roman"/>
+          <w:sz w:val="24"/>
+          <w:szCs w:val="24"/>
+        </w:rPr>
+        <w:br/>
+        <w:t xml:space="preserve">  </w:t>
+      </w:r>
+      <w:r>
+        <w:rPr>
+          <w:rStyle w:val="g"/>
+          <w:rFonts w:ascii="Times New Roman" w:hAnsi="Times New Roman" w:cs="Times New Roman"/>
+          <w:sz w:val="24"/>
+          <w:szCs w:val="24"/>
+        </w:rPr>
+        <w:t>&lt;tr&gt;</w:t>
+      </w:r>
+      <w:r>
+        <w:rPr>
+          <w:rFonts w:ascii="Times New Roman" w:hAnsi="Times New Roman" w:cs="Times New Roman"/>
+          <w:sz w:val="24"/>
+          <w:szCs w:val="24"/>
+        </w:rPr>
+        <w:br/>
+        <w:t xml:space="preserve">    </w:t>
+      </w:r>
+      <w:r>
+        <w:rPr>
+          <w:rStyle w:val="g"/>
+          <w:rFonts w:ascii="Times New Roman" w:hAnsi="Times New Roman" w:cs="Times New Roman"/>
+          <w:sz w:val="24"/>
+          <w:szCs w:val="24"/>
+        </w:rPr>
+        <w:t>&lt;td&gt;</w:t>
+      </w:r>
+      <w:r>
+        <w:rPr>
+          <w:rFonts w:ascii="Times New Roman" w:hAnsi="Times New Roman" w:cs="Times New Roman"/>
+          <w:sz w:val="24"/>
+          <w:szCs w:val="24"/>
+        </w:rPr>
+        <w:t>Bob</w:t>
+      </w:r>
+      <w:r>
+        <w:rPr>
+          <w:rStyle w:val="g"/>
+          <w:rFonts w:ascii="Times New Roman" w:hAnsi="Times New Roman" w:cs="Times New Roman"/>
+          <w:sz w:val="24"/>
+          <w:szCs w:val="24"/>
+        </w:rPr>
+        <w:t>&lt;/td&gt;</w:t>
+      </w:r>
+      <w:r>
+        <w:rPr>
+          <w:rFonts w:ascii="Times New Roman" w:hAnsi="Times New Roman" w:cs="Times New Roman"/>
+          <w:sz w:val="24"/>
+          <w:szCs w:val="24"/>
+        </w:rPr>
+        <w:br/>
+        <w:t xml:space="preserve">    </w:t>
+      </w:r>
+      <w:r>
+        <w:rPr>
+          <w:rStyle w:val="g"/>
+          <w:rFonts w:ascii="Times New Roman" w:hAnsi="Times New Roman" w:cs="Times New Roman"/>
+          <w:sz w:val="24"/>
+          <w:szCs w:val="24"/>
+        </w:rPr>
+        <w:t>&lt;td&gt;</w:t>
+      </w:r>
+      <w:r>
+        <w:rPr>
+          <w:rFonts w:ascii="Times New Roman" w:hAnsi="Times New Roman" w:cs="Times New Roman"/>
+          <w:sz w:val="24"/>
+          <w:szCs w:val="24"/>
+        </w:rPr>
+        <w:t>30</w:t>
+      </w:r>
+      <w:r>
+        <w:rPr>
+          <w:rStyle w:val="g"/>
+          <w:rFonts w:ascii="Times New Roman" w:hAnsi="Times New Roman" w:cs="Times New Roman"/>
+          <w:sz w:val="24"/>
+          <w:szCs w:val="24"/>
+        </w:rPr>
+        <w:t>&lt;/td&gt;</w:t>
+      </w:r>
+      <w:r>
+        <w:rPr>
+          <w:rFonts w:ascii="Times New Roman" w:hAnsi="Times New Roman" w:cs="Times New Roman"/>
+          <w:sz w:val="24"/>
+          <w:szCs w:val="24"/>
+        </w:rPr>
+        <w:br/>
+        <w:t xml:space="preserve">  </w:t>
+      </w:r>
+      <w:r>
+        <w:rPr>
+          <w:rStyle w:val="g"/>
+          <w:rFonts w:ascii="Times New Roman" w:hAnsi="Times New Roman" w:cs="Times New Roman"/>
+          <w:sz w:val="24"/>
+          <w:szCs w:val="24"/>
+        </w:rPr>
+        <w:t>&lt;/tr&gt;</w:t>
+      </w:r>
+      <w:r>
+        <w:rPr>
+          <w:rFonts w:ascii="Times New Roman" w:hAnsi="Times New Roman" w:cs="Times New Roman"/>
+          <w:sz w:val="24"/>
+          <w:szCs w:val="24"/>
+        </w:rPr>
+        <w:br/>
+      </w:r>
+      <w:r>
+        <w:rPr>
+          <w:rStyle w:val="g"/>
+          <w:rFonts w:ascii="Times New Roman" w:hAnsi="Times New Roman" w:cs="Times New Roman"/>
+          <w:sz w:val="24"/>
+          <w:szCs w:val="24"/>
+        </w:rPr>
+        <w:t>&lt;/table&gt;</w:t>
+      </w:r>
+    </w:p>
+    <w:p>
+      <w:pPr>
+        <w:jc w:val="both"/>
+        <w:rPr>
+          <w:rFonts w:ascii="Times New Roman" w:hAnsi="Times New Roman" w:cs="Times New Roman"/>
+          <w:sz w:val="24"/>
+          <w:szCs w:val="24"/>
+        </w:rPr>
+      </w:pPr>
+    </w:p>
+    <w:p>
+      <w:pPr>
+        <w:pStyle w:val="Heading2"/>
+        <w:jc w:val="both"/>
+        <w:rPr>
+          <w:rFonts w:ascii="Times New Roman" w:hAnsi="Times New Roman" w:cs="Times New Roman"/>
+          <w:color w:val="auto"/>
+          <w:sz w:val="24"/>
+          <w:szCs w:val="24"/>
+        </w:rPr>
+      </w:pPr>
+      <w:r>
+        <w:rPr>
+          <w:rFonts w:ascii="Times New Roman" w:hAnsi="Times New Roman" w:cs="Times New Roman"/>
+          <w:b/>
+          <w:color w:val="auto"/>
+          <w:sz w:val="24"/>
+          <w:szCs w:val="24"/>
+        </w:rPr>
+        <w:t>Purpose of Each Element</w:t>
+      </w:r>
+    </w:p>
+    <w:p>
+      <w:pPr>
+        <w:pStyle w:val="Heading3"/>
+        <w:jc w:val="both"/>
+        <w:rPr>
+          <w:sz w:val="24"/>
+          <w:szCs w:val="24"/>
+        </w:rPr>
+      </w:pPr>
+      <w:r>
+        <w:rPr>
+          <w:sz w:val="24"/>
+          <w:szCs w:val="24"/>
+        </w:rPr>
+        <w:t xml:space="preserve">1. </w:t>
+      </w:r>
+      <w:r>
+        <w:rPr>
+          <w:rStyle w:val="HTMLCode"/>
+          <w:rFonts w:ascii="Times New Roman" w:eastAsiaTheme="majorEastAsia" w:hAnsi="Times New Roman" w:cs="Times New Roman"/>
+          <w:sz w:val="24"/>
+          <w:szCs w:val="24"/>
+        </w:rPr>
+        <w:t>&lt;table&gt;</w:t>
+      </w:r>
+    </w:p>
+    <w:p>
+      <w:pPr>
+        <w:numPr>
+          <w:ilvl w:val="0"/>
+          <w:numId w:val="37"/>
+        </w:numPr>
+        <w:spacing w:before="100" w:beforeAutospacing="1" w:after="100" w:afterAutospacing="1" w:line="240" w:lineRule="auto"/>
+        <w:jc w:val="both"/>
+        <w:rPr>
+          <w:rFonts w:ascii="Times New Roman" w:hAnsi="Times New Roman" w:cs="Times New Roman"/>
+          <w:sz w:val="24"/>
+          <w:szCs w:val="24"/>
+        </w:rPr>
+      </w:pPr>
+      <w:r>
+        <w:rPr>
+          <w:rFonts w:ascii="Times New Roman" w:hAnsi="Times New Roman" w:cs="Times New Roman"/>
+          <w:sz w:val="24"/>
+          <w:szCs w:val="24"/>
+        </w:rPr>
+        <w:t xml:space="preserve">The </w:t>
+      </w:r>
+      <w:r>
+        <w:rPr>
+          <w:rStyle w:val="Strong"/>
+          <w:rFonts w:ascii="Times New Roman" w:hAnsi="Times New Roman" w:cs="Times New Roman"/>
+          <w:sz w:val="24"/>
+          <w:szCs w:val="24"/>
+        </w:rPr>
+        <w:t>container element</w:t>
+      </w:r>
+      <w:r>
+        <w:rPr>
+          <w:rFonts w:ascii="Times New Roman" w:hAnsi="Times New Roman" w:cs="Times New Roman"/>
+          <w:sz w:val="24"/>
+          <w:szCs w:val="24"/>
+        </w:rPr>
+        <w:t xml:space="preserve"> for the entire table. </w:t>
+      </w:r>
+    </w:p>
+    <w:p>
+      <w:pPr>
+        <w:numPr>
+          <w:ilvl w:val="0"/>
+          <w:numId w:val="37"/>
+        </w:numPr>
+        <w:spacing w:before="100" w:beforeAutospacing="1" w:after="100" w:afterAutospacing="1" w:line="240" w:lineRule="auto"/>
+        <w:jc w:val="both"/>
+        <w:rPr>
+          <w:rFonts w:ascii="Times New Roman" w:hAnsi="Times New Roman" w:cs="Times New Roman"/>
+          <w:sz w:val="24"/>
+          <w:szCs w:val="24"/>
+        </w:rPr>
+      </w:pPr>
+      <w:r>
+        <w:rPr>
+          <w:rFonts w:ascii="Times New Roman" w:hAnsi="Times New Roman" w:cs="Times New Roman"/>
+          <w:sz w:val="24"/>
+          <w:szCs w:val="24"/>
+        </w:rPr>
+        <w:t xml:space="preserve">Wraps all rows, headers, and data cells. </w:t>
+      </w:r>
+    </w:p>
+    <w:p>
+      <w:pPr>
+        <w:spacing w:before="100" w:beforeAutospacing="1" w:after="100" w:afterAutospacing="1" w:line="240" w:lineRule="auto"/>
+        <w:ind w:left="360"/>
+        <w:jc w:val="both"/>
+        <w:rPr>
+          <w:rFonts w:ascii="Times New Roman" w:hAnsi="Times New Roman" w:cs="Times New Roman"/>
+          <w:sz w:val="24"/>
+          <w:szCs w:val="24"/>
+        </w:rPr>
+      </w:pPr>
+    </w:p>
+    <w:p>
+      <w:pPr>
+        <w:pStyle w:val="Heading3"/>
+        <w:jc w:val="both"/>
+        <w:rPr>
+          <w:sz w:val="24"/>
+          <w:szCs w:val="24"/>
+        </w:rPr>
+      </w:pPr>
+      <w:r>
+        <w:rPr>
+          <w:sz w:val="24"/>
+          <w:szCs w:val="24"/>
+        </w:rPr>
+        <w:t xml:space="preserve">2. </w:t>
+      </w:r>
+      <w:r>
+        <w:rPr>
+          <w:rStyle w:val="HTMLCode"/>
+          <w:rFonts w:ascii="Times New Roman" w:eastAsiaTheme="majorEastAsia" w:hAnsi="Times New Roman" w:cs="Times New Roman"/>
+          <w:sz w:val="24"/>
+          <w:szCs w:val="24"/>
+        </w:rPr>
+        <w:t>&lt;tr&gt;</w:t>
+      </w:r>
+      <w:r>
+        <w:rPr>
+          <w:sz w:val="24"/>
+          <w:szCs w:val="24"/>
+        </w:rPr>
+        <w:t xml:space="preserve"> (Table Row)</w:t>
+      </w:r>
+    </w:p>
+    <w:p>
+      <w:pPr>
+        <w:numPr>
+          <w:ilvl w:val="0"/>
+          <w:numId w:val="38"/>
+        </w:numPr>
+        <w:spacing w:before="100" w:beforeAutospacing="1" w:after="100" w:afterAutospacing="1" w:line="240" w:lineRule="auto"/>
+        <w:jc w:val="both"/>
+        <w:rPr>
+          <w:rFonts w:ascii="Times New Roman" w:hAnsi="Times New Roman" w:cs="Times New Roman"/>
+          <w:sz w:val="24"/>
+          <w:szCs w:val="24"/>
+        </w:rPr>
+      </w:pPr>
+      <w:r>
+        <w:rPr>
+          <w:rFonts w:ascii="Times New Roman" w:hAnsi="Times New Roman" w:cs="Times New Roman"/>
+          <w:sz w:val="24"/>
+          <w:szCs w:val="24"/>
+        </w:rPr>
+        <w:t xml:space="preserve">Defines a </w:t>
+      </w:r>
+      <w:r>
+        <w:rPr>
+          <w:rStyle w:val="Strong"/>
+          <w:rFonts w:ascii="Times New Roman" w:hAnsi="Times New Roman" w:cs="Times New Roman"/>
+          <w:sz w:val="24"/>
+          <w:szCs w:val="24"/>
+        </w:rPr>
+        <w:t>row</w:t>
+      </w:r>
+      <w:r>
+        <w:rPr>
+          <w:rFonts w:ascii="Times New Roman" w:hAnsi="Times New Roman" w:cs="Times New Roman"/>
+          <w:sz w:val="24"/>
+          <w:szCs w:val="24"/>
+        </w:rPr>
+        <w:t xml:space="preserve"> in the table. </w:t>
+      </w:r>
+    </w:p>
+    <w:p>
+      <w:pPr>
+        <w:numPr>
+          <w:ilvl w:val="0"/>
+          <w:numId w:val="38"/>
+        </w:numPr>
+        <w:spacing w:before="100" w:beforeAutospacing="1" w:after="100" w:afterAutospacing="1" w:line="240" w:lineRule="auto"/>
+        <w:jc w:val="both"/>
+        <w:rPr>
+          <w:rFonts w:ascii="Times New Roman" w:hAnsi="Times New Roman" w:cs="Times New Roman"/>
+          <w:sz w:val="24"/>
+          <w:szCs w:val="24"/>
+        </w:rPr>
+      </w:pPr>
+      <w:r>
+        <w:rPr>
+          <w:rFonts w:ascii="Times New Roman" w:hAnsi="Times New Roman" w:cs="Times New Roman"/>
+          <w:sz w:val="24"/>
+          <w:szCs w:val="24"/>
+        </w:rPr>
+        <w:t>Contains table header (</w:t>
+      </w:r>
+      <w:r>
+        <w:rPr>
+          <w:rStyle w:val="HTMLCode"/>
+          <w:rFonts w:ascii="Times New Roman" w:eastAsiaTheme="majorEastAsia" w:hAnsi="Times New Roman" w:cs="Times New Roman"/>
+          <w:sz w:val="24"/>
+          <w:szCs w:val="24"/>
+        </w:rPr>
+        <w:t>&lt;th&gt;</w:t>
+      </w:r>
+      <w:r>
+        <w:rPr>
+          <w:rFonts w:ascii="Times New Roman" w:hAnsi="Times New Roman" w:cs="Times New Roman"/>
+          <w:sz w:val="24"/>
+          <w:szCs w:val="24"/>
+        </w:rPr>
+        <w:t>) or table data (</w:t>
+      </w:r>
+      <w:r>
+        <w:rPr>
+          <w:rStyle w:val="HTMLCode"/>
+          <w:rFonts w:ascii="Times New Roman" w:eastAsiaTheme="majorEastAsia" w:hAnsi="Times New Roman" w:cs="Times New Roman"/>
+          <w:sz w:val="24"/>
+          <w:szCs w:val="24"/>
+        </w:rPr>
+        <w:t>&lt;td&gt;</w:t>
+      </w:r>
+      <w:r>
+        <w:rPr>
+          <w:rFonts w:ascii="Times New Roman" w:hAnsi="Times New Roman" w:cs="Times New Roman"/>
+          <w:sz w:val="24"/>
+          <w:szCs w:val="24"/>
+        </w:rPr>
+        <w:t xml:space="preserve">) cells. </w:t>
+      </w:r>
+    </w:p>
+    <w:p>
+      <w:pPr>
+        <w:pStyle w:val="Heading3"/>
+        <w:jc w:val="both"/>
+        <w:rPr>
+          <w:sz w:val="24"/>
+          <w:szCs w:val="24"/>
+        </w:rPr>
+      </w:pPr>
+      <w:r>
+        <w:rPr>
+          <w:sz w:val="24"/>
+          <w:szCs w:val="24"/>
+        </w:rPr>
+        <w:t xml:space="preserve">3. </w:t>
+      </w:r>
+      <w:r>
+        <w:rPr>
+          <w:rStyle w:val="HTMLCode"/>
+          <w:rFonts w:ascii="Times New Roman" w:eastAsiaTheme="majorEastAsia" w:hAnsi="Times New Roman" w:cs="Times New Roman"/>
+          <w:sz w:val="24"/>
+          <w:szCs w:val="24"/>
+        </w:rPr>
+        <w:t>&lt;th&gt;</w:t>
+      </w:r>
+      <w:r>
+        <w:rPr>
+          <w:sz w:val="24"/>
+          <w:szCs w:val="24"/>
+        </w:rPr>
+        <w:t xml:space="preserve"> (Table Header Cell)</w:t>
+      </w:r>
+    </w:p>
+    <w:p>
+      <w:pPr>
+        <w:numPr>
+          <w:ilvl w:val="0"/>
+          <w:numId w:val="39"/>
+        </w:numPr>
+        <w:spacing w:before="100" w:beforeAutospacing="1" w:after="100" w:afterAutospacing="1" w:line="240" w:lineRule="auto"/>
+        <w:jc w:val="both"/>
+        <w:rPr>
+          <w:rFonts w:ascii="Times New Roman" w:hAnsi="Times New Roman" w:cs="Times New Roman"/>
+          <w:sz w:val="24"/>
+          <w:szCs w:val="24"/>
+        </w:rPr>
+      </w:pPr>
+      <w:r>
+        <w:rPr>
+          <w:rFonts w:ascii="Times New Roman" w:hAnsi="Times New Roman" w:cs="Times New Roman"/>
+          <w:sz w:val="24"/>
+          <w:szCs w:val="24"/>
+        </w:rPr>
+        <w:t xml:space="preserve">Represents a </w:t>
+      </w:r>
+      <w:r>
+        <w:rPr>
+          <w:rStyle w:val="Strong"/>
+          <w:rFonts w:ascii="Times New Roman" w:hAnsi="Times New Roman" w:cs="Times New Roman"/>
+          <w:sz w:val="24"/>
+          <w:szCs w:val="24"/>
+        </w:rPr>
+        <w:t>header cell</w:t>
+      </w:r>
+      <w:r>
+        <w:rPr>
+          <w:rFonts w:ascii="Times New Roman" w:hAnsi="Times New Roman" w:cs="Times New Roman"/>
+          <w:sz w:val="24"/>
+          <w:szCs w:val="24"/>
+        </w:rPr>
+        <w:t xml:space="preserve"> (usually bold and centered by default). </w:t>
+      </w:r>
+    </w:p>
+    <w:p>
+      <w:pPr>
+        <w:numPr>
+          <w:ilvl w:val="0"/>
+          <w:numId w:val="39"/>
+        </w:numPr>
+        <w:spacing w:before="100" w:beforeAutospacing="1" w:after="100" w:afterAutospacing="1" w:line="240" w:lineRule="auto"/>
+        <w:jc w:val="both"/>
+        <w:rPr>
+          <w:rFonts w:ascii="Times New Roman" w:hAnsi="Times New Roman" w:cs="Times New Roman"/>
+          <w:sz w:val="24"/>
+          <w:szCs w:val="24"/>
+        </w:rPr>
+      </w:pPr>
+      <w:r>
+        <w:rPr>
+          <w:rFonts w:ascii="Times New Roman" w:hAnsi="Times New Roman" w:cs="Times New Roman"/>
+          <w:sz w:val="24"/>
+          <w:szCs w:val="24"/>
+        </w:rPr>
+        <w:t xml:space="preserve">Used for column or row headings. </w:t>
+      </w:r>
+    </w:p>
+    <w:p>
+      <w:pPr>
+        <w:numPr>
+          <w:ilvl w:val="0"/>
+          <w:numId w:val="39"/>
+        </w:numPr>
+        <w:spacing w:before="100" w:beforeAutospacing="1" w:after="100" w:afterAutospacing="1" w:line="240" w:lineRule="auto"/>
+        <w:jc w:val="both"/>
+        <w:rPr>
+          <w:rFonts w:ascii="Times New Roman" w:hAnsi="Times New Roman" w:cs="Times New Roman"/>
+          <w:sz w:val="24"/>
+          <w:szCs w:val="24"/>
+        </w:rPr>
+      </w:pPr>
+      <w:r>
+        <w:rPr>
+          <w:rFonts w:ascii="Times New Roman" w:hAnsi="Times New Roman" w:cs="Times New Roman"/>
+          <w:sz w:val="24"/>
+          <w:szCs w:val="24"/>
+        </w:rPr>
+        <w:t xml:space="preserve">Improves accessibility and readability. </w:t>
+      </w:r>
+    </w:p>
+    <w:p>
+      <w:pPr>
+        <w:pStyle w:val="Heading3"/>
+        <w:jc w:val="both"/>
+        <w:rPr>
+          <w:sz w:val="24"/>
+          <w:szCs w:val="24"/>
+        </w:rPr>
+      </w:pPr>
+      <w:r>
+        <w:rPr>
+          <w:sz w:val="24"/>
+          <w:szCs w:val="24"/>
+        </w:rPr>
+        <w:t xml:space="preserve">4. </w:t>
+      </w:r>
+      <w:r>
+        <w:rPr>
+          <w:rStyle w:val="HTMLCode"/>
+          <w:rFonts w:ascii="Times New Roman" w:eastAsiaTheme="majorEastAsia" w:hAnsi="Times New Roman" w:cs="Times New Roman"/>
+          <w:sz w:val="24"/>
+          <w:szCs w:val="24"/>
+        </w:rPr>
+        <w:t>&lt;td&gt;</w:t>
+      </w:r>
+      <w:r>
+        <w:rPr>
+          <w:sz w:val="24"/>
+          <w:szCs w:val="24"/>
+        </w:rPr>
+        <w:t xml:space="preserve"> (Table Data Cell)</w:t>
+      </w:r>
+    </w:p>
+    <w:p>
+      <w:pPr>
+        <w:numPr>
+          <w:ilvl w:val="0"/>
+          <w:numId w:val="40"/>
+        </w:numPr>
+        <w:spacing w:before="100" w:beforeAutospacing="1" w:after="100" w:afterAutospacing="1" w:line="240" w:lineRule="auto"/>
+        <w:jc w:val="both"/>
+        <w:rPr>
+          <w:rFonts w:ascii="Times New Roman" w:hAnsi="Times New Roman" w:cs="Times New Roman"/>
+          <w:sz w:val="24"/>
+          <w:szCs w:val="24"/>
+        </w:rPr>
+      </w:pPr>
+      <w:r>
+        <w:rPr>
+          <w:rFonts w:ascii="Times New Roman" w:hAnsi="Times New Roman" w:cs="Times New Roman"/>
+          <w:sz w:val="24"/>
+          <w:szCs w:val="24"/>
+        </w:rPr>
+        <w:t xml:space="preserve">Represents a </w:t>
+      </w:r>
+      <w:r>
+        <w:rPr>
+          <w:rStyle w:val="Strong"/>
+          <w:rFonts w:ascii="Times New Roman" w:hAnsi="Times New Roman" w:cs="Times New Roman"/>
+          <w:sz w:val="24"/>
+          <w:szCs w:val="24"/>
+        </w:rPr>
+        <w:t>standard data cell</w:t>
+      </w:r>
+      <w:r>
+        <w:rPr>
+          <w:rFonts w:ascii="Times New Roman" w:hAnsi="Times New Roman" w:cs="Times New Roman"/>
+          <w:sz w:val="24"/>
+          <w:szCs w:val="24"/>
+        </w:rPr>
+        <w:t xml:space="preserve">. </w:t>
+      </w:r>
+    </w:p>
+    <w:p>
+      <w:pPr>
+        <w:numPr>
+          <w:ilvl w:val="0"/>
+          <w:numId w:val="40"/>
+        </w:numPr>
+        <w:spacing w:before="100" w:beforeAutospacing="1" w:after="100" w:afterAutospacing="1" w:line="240" w:lineRule="auto"/>
+        <w:jc w:val="both"/>
+        <w:rPr>
+          <w:rFonts w:ascii="Times New Roman" w:hAnsi="Times New Roman" w:cs="Times New Roman"/>
+          <w:sz w:val="24"/>
+          <w:szCs w:val="24"/>
+        </w:rPr>
+      </w:pPr>
+      <w:r>
+        <w:rPr>
+          <w:rFonts w:ascii="Times New Roman" w:hAnsi="Times New Roman" w:cs="Times New Roman"/>
+          <w:sz w:val="24"/>
+          <w:szCs w:val="24"/>
+        </w:rPr>
+        <w:t xml:space="preserve">Contains the actual data in the table. </w:t>
+      </w:r>
+    </w:p>
+    <w:p>
+      <w:pPr>
+        <w:pStyle w:val="Heading3"/>
+        <w:jc w:val="both"/>
+        <w:rPr>
+          <w:sz w:val="24"/>
+          <w:szCs w:val="24"/>
+        </w:rPr>
+      </w:pPr>
+      <w:r>
+        <w:rPr>
+          <w:sz w:val="24"/>
+          <w:szCs w:val="24"/>
+        </w:rPr>
+        <w:t xml:space="preserve">5. </w:t>
+      </w:r>
+      <w:r>
+        <w:rPr>
+          <w:rStyle w:val="HTMLCode"/>
+          <w:rFonts w:ascii="Times New Roman" w:eastAsiaTheme="majorEastAsia" w:hAnsi="Times New Roman" w:cs="Times New Roman"/>
+          <w:sz w:val="24"/>
+          <w:szCs w:val="24"/>
+        </w:rPr>
+        <w:t>&lt;thead&gt;</w:t>
+      </w:r>
+      <w:r>
+        <w:rPr>
+          <w:sz w:val="24"/>
+          <w:szCs w:val="24"/>
+        </w:rPr>
+        <w:t xml:space="preserve"> (Table Head Section)</w:t>
+      </w:r>
+    </w:p>
+    <w:p>
+      <w:pPr>
+        <w:numPr>
+          <w:ilvl w:val="0"/>
+          <w:numId w:val="41"/>
+        </w:numPr>
+        <w:spacing w:before="100" w:beforeAutospacing="1" w:after="100" w:afterAutospacing="1" w:line="240" w:lineRule="auto"/>
+        <w:jc w:val="both"/>
+        <w:rPr>
+          <w:rFonts w:ascii="Times New Roman" w:hAnsi="Times New Roman" w:cs="Times New Roman"/>
+          <w:sz w:val="24"/>
+          <w:szCs w:val="24"/>
+        </w:rPr>
+      </w:pPr>
+      <w:r>
+        <w:rPr>
+          <w:rFonts w:ascii="Times New Roman" w:hAnsi="Times New Roman" w:cs="Times New Roman"/>
+          <w:sz w:val="24"/>
+          <w:szCs w:val="24"/>
+        </w:rPr>
+        <w:t xml:space="preserve">Groups the </w:t>
+      </w:r>
+      <w:r>
+        <w:rPr>
+          <w:rStyle w:val="Strong"/>
+          <w:rFonts w:ascii="Times New Roman" w:hAnsi="Times New Roman" w:cs="Times New Roman"/>
+          <w:sz w:val="24"/>
+          <w:szCs w:val="24"/>
+        </w:rPr>
+        <w:t>header content</w:t>
+      </w:r>
+      <w:r>
+        <w:rPr>
+          <w:rFonts w:ascii="Times New Roman" w:hAnsi="Times New Roman" w:cs="Times New Roman"/>
+          <w:sz w:val="24"/>
+          <w:szCs w:val="24"/>
+        </w:rPr>
+        <w:t xml:space="preserve"> of the table. </w:t>
+      </w:r>
+    </w:p>
+    <w:p>
+      <w:pPr>
+        <w:numPr>
+          <w:ilvl w:val="0"/>
+          <w:numId w:val="41"/>
+        </w:numPr>
+        <w:spacing w:before="100" w:beforeAutospacing="1" w:after="100" w:afterAutospacing="1" w:line="240" w:lineRule="auto"/>
+        <w:jc w:val="both"/>
+        <w:rPr>
+          <w:rFonts w:ascii="Times New Roman" w:hAnsi="Times New Roman" w:cs="Times New Roman"/>
+          <w:sz w:val="24"/>
+          <w:szCs w:val="24"/>
+        </w:rPr>
+      </w:pPr>
+      <w:r>
+        <w:rPr>
+          <w:rFonts w:ascii="Times New Roman" w:hAnsi="Times New Roman" w:cs="Times New Roman"/>
+          <w:sz w:val="24"/>
+          <w:szCs w:val="24"/>
+        </w:rPr>
+        <w:t xml:space="preserve">Typically contains rows with </w:t>
+      </w:r>
+      <w:r>
+        <w:rPr>
+          <w:rStyle w:val="HTMLCode"/>
+          <w:rFonts w:ascii="Times New Roman" w:eastAsiaTheme="majorEastAsia" w:hAnsi="Times New Roman" w:cs="Times New Roman"/>
+          <w:sz w:val="24"/>
+          <w:szCs w:val="24"/>
+        </w:rPr>
+        <w:t>&lt;th&gt;</w:t>
+      </w:r>
+      <w:r>
+        <w:rPr>
+          <w:rFonts w:ascii="Times New Roman" w:hAnsi="Times New Roman" w:cs="Times New Roman"/>
+          <w:sz w:val="24"/>
+          <w:szCs w:val="24"/>
+        </w:rPr>
+        <w:t xml:space="preserve"> elements. </w:t>
+      </w:r>
+    </w:p>
+    <w:p>
+      <w:pPr>
+        <w:numPr>
+          <w:ilvl w:val="0"/>
+          <w:numId w:val="41"/>
+        </w:numPr>
+        <w:spacing w:before="100" w:beforeAutospacing="1" w:after="100" w:afterAutospacing="1" w:line="240" w:lineRule="auto"/>
+        <w:jc w:val="both"/>
+        <w:rPr>
+          <w:rFonts w:ascii="Times New Roman" w:hAnsi="Times New Roman" w:cs="Times New Roman"/>
+          <w:sz w:val="24"/>
+          <w:szCs w:val="24"/>
+        </w:rPr>
+      </w:pPr>
+      <w:r>
+        <w:rPr>
+          <w:rFonts w:ascii="Times New Roman" w:hAnsi="Times New Roman" w:cs="Times New Roman"/>
+          <w:sz w:val="24"/>
+          <w:szCs w:val="24"/>
+        </w:rPr>
+        <w:t xml:space="preserve">Helps browsers and screen readers understand the table structure. </w:t>
+      </w:r>
+    </w:p>
+    <w:p>
+      <w:pPr>
+        <w:numPr>
+          <w:ilvl w:val="0"/>
+          <w:numId w:val="41"/>
+        </w:numPr>
+        <w:spacing w:before="100" w:beforeAutospacing="1" w:after="100" w:afterAutospacing="1" w:line="240" w:lineRule="auto"/>
+        <w:jc w:val="both"/>
+        <w:rPr>
+          <w:rFonts w:ascii="Times New Roman" w:hAnsi="Times New Roman" w:cs="Times New Roman"/>
+          <w:sz w:val="24"/>
+          <w:szCs w:val="24"/>
+        </w:rPr>
+      </w:pPr>
+      <w:r>
+        <w:rPr>
+          <w:rFonts w:ascii="Times New Roman" w:hAnsi="Times New Roman" w:cs="Times New Roman"/>
+          <w:sz w:val="24"/>
+          <w:szCs w:val="24"/>
+        </w:rPr>
+        <w:t>Useful for styling and managing large tables.</w:t>
+      </w:r>
+    </w:p>
+    <w:p>
+      <w:pPr>
+        <w:jc w:val="both"/>
+        <w:rPr>
+          <w:rFonts w:ascii="Times New Roman" w:hAnsi="Times New Roman" w:cs="Times New Roman"/>
+          <w:b/>
+          <w:sz w:val="28"/>
+          <w:szCs w:val="28"/>
+        </w:rPr>
+      </w:pPr>
       <w:r>
         <w:rPr>
           <w:rFonts w:ascii="Times New Roman" w:eastAsia="Times New Roman" w:hAnsi="Times New Roman" w:cs="Times New Roman"/>
@@ -6241,9 +6973,1119 @@
           <w:szCs w:val="28"/>
           <w:lang w:eastAsia="en-IN"/>
         </w:rPr>
-        <w:t>&gt;, &lt;</w:t>
-      </w:r>
-      <w:proofErr w:type="spellStart"/>
+        <w:t xml:space="preserve">Q-2. </w:t>
+      </w:r>
+      <w:r>
+        <w:rPr>
+          <w:rFonts w:ascii="Times New Roman" w:hAnsi="Times New Roman" w:cs="Times New Roman"/>
+          <w:b/>
+          <w:sz w:val="28"/>
+          <w:szCs w:val="28"/>
+        </w:rPr>
+        <w:t>What is the difference between colspan and rowspan in tables? Provide examples.</w:t>
+      </w:r>
+    </w:p>
+    <w:p>
+      <w:pPr>
+        <w:jc w:val="both"/>
+        <w:rPr>
+          <w:rFonts w:ascii="Times New Roman" w:hAnsi="Times New Roman" w:cs="Times New Roman"/>
+          <w:b/>
+          <w:sz w:val="28"/>
+          <w:szCs w:val="28"/>
+        </w:rPr>
+      </w:pPr>
+      <w:r>
+        <w:rPr>
+          <w:rFonts w:ascii="Times New Roman" w:hAnsi="Times New Roman" w:cs="Times New Roman"/>
+          <w:b/>
+          <w:sz w:val="28"/>
+          <w:szCs w:val="28"/>
+        </w:rPr>
+        <w:t>Ans.</w:t>
+      </w:r>
+    </w:p>
+    <w:p>
+      <w:pPr>
+        <w:pStyle w:val="Heading2"/>
+        <w:jc w:val="both"/>
+        <w:rPr>
+          <w:rFonts w:ascii="Times New Roman" w:hAnsi="Times New Roman" w:cs="Times New Roman"/>
+          <w:b/>
+          <w:color w:val="auto"/>
+          <w:sz w:val="24"/>
+          <w:szCs w:val="24"/>
+        </w:rPr>
+      </w:pPr>
+      <w:r>
+        <w:rPr>
+          <w:rFonts w:ascii="Times New Roman" w:hAnsi="Times New Roman" w:cs="Times New Roman"/>
+          <w:b/>
+          <w:color w:val="auto"/>
+          <w:sz w:val="24"/>
+          <w:szCs w:val="24"/>
+        </w:rPr>
+        <w:t xml:space="preserve">Difference Between </w:t>
+      </w:r>
+      <w:r>
+        <w:rPr>
+          <w:rStyle w:val="HTMLCode"/>
+          <w:rFonts w:ascii="Times New Roman" w:eastAsiaTheme="majorEastAsia" w:hAnsi="Times New Roman" w:cs="Times New Roman"/>
+          <w:b/>
+          <w:color w:val="auto"/>
+          <w:sz w:val="24"/>
+          <w:szCs w:val="24"/>
+        </w:rPr>
+        <w:t>colspan</w:t>
+      </w:r>
+      <w:r>
+        <w:rPr>
+          <w:rFonts w:ascii="Times New Roman" w:hAnsi="Times New Roman" w:cs="Times New Roman"/>
+          <w:b/>
+          <w:color w:val="auto"/>
+          <w:sz w:val="24"/>
+          <w:szCs w:val="24"/>
+        </w:rPr>
+        <w:t xml:space="preserve"> and </w:t>
+      </w:r>
+      <w:r>
+        <w:rPr>
+          <w:rStyle w:val="HTMLCode"/>
+          <w:rFonts w:ascii="Times New Roman" w:eastAsiaTheme="majorEastAsia" w:hAnsi="Times New Roman" w:cs="Times New Roman"/>
+          <w:b/>
+          <w:color w:val="auto"/>
+          <w:sz w:val="24"/>
+          <w:szCs w:val="24"/>
+        </w:rPr>
+        <w:t>rowspan</w:t>
+      </w:r>
+      <w:r>
+        <w:rPr>
+          <w:rFonts w:ascii="Times New Roman" w:hAnsi="Times New Roman" w:cs="Times New Roman"/>
+          <w:b/>
+          <w:color w:val="auto"/>
+          <w:sz w:val="24"/>
+          <w:szCs w:val="24"/>
+        </w:rPr>
+        <w:t xml:space="preserve"> in HTML Tables</w:t>
+      </w:r>
+    </w:p>
+    <w:p>
+      <w:pPr>
+        <w:pStyle w:val="NormalWeb"/>
+        <w:jc w:val="both"/>
+      </w:pPr>
+      <w:r>
+        <w:t xml:space="preserve">In HTML tables, </w:t>
+      </w:r>
+      <w:r>
+        <w:rPr>
+          <w:rStyle w:val="HTMLCode"/>
+          <w:rFonts w:ascii="Times New Roman" w:hAnsi="Times New Roman" w:cs="Times New Roman"/>
+          <w:b/>
+          <w:bCs/>
+          <w:sz w:val="24"/>
+          <w:szCs w:val="24"/>
+        </w:rPr>
+        <w:t>colspan</w:t>
+      </w:r>
+      <w:r>
+        <w:t xml:space="preserve"> and </w:t>
+      </w:r>
+      <w:r>
+        <w:rPr>
+          <w:rStyle w:val="HTMLCode"/>
+          <w:rFonts w:ascii="Times New Roman" w:hAnsi="Times New Roman" w:cs="Times New Roman"/>
+          <w:b/>
+          <w:bCs/>
+          <w:sz w:val="24"/>
+          <w:szCs w:val="24"/>
+        </w:rPr>
+        <w:t>rowspan</w:t>
+      </w:r>
+      <w:r>
+        <w:t xml:space="preserve"> are attributes used to make a cell span across multiple columns or rows.</w:t>
+      </w:r>
+    </w:p>
+    <w:p>
+      <w:pPr>
+        <w:pStyle w:val="Heading2"/>
+        <w:jc w:val="both"/>
+        <w:rPr>
+          <w:rFonts w:ascii="Times New Roman" w:hAnsi="Times New Roman" w:cs="Times New Roman"/>
+          <w:b/>
+          <w:color w:val="auto"/>
+          <w:sz w:val="24"/>
+          <w:szCs w:val="24"/>
+        </w:rPr>
+      </w:pPr>
+      <w:r>
+        <w:rPr>
+          <w:rStyle w:val="HTMLCode"/>
+          <w:rFonts w:ascii="Times New Roman" w:eastAsiaTheme="majorEastAsia" w:hAnsi="Times New Roman" w:cs="Times New Roman"/>
+          <w:b/>
+          <w:color w:val="auto"/>
+          <w:sz w:val="24"/>
+          <w:szCs w:val="24"/>
+        </w:rPr>
+        <w:t>colspan</w:t>
+      </w:r>
+      <w:r>
+        <w:rPr>
+          <w:rFonts w:ascii="Times New Roman" w:hAnsi="Times New Roman" w:cs="Times New Roman"/>
+          <w:b/>
+          <w:color w:val="auto"/>
+          <w:sz w:val="24"/>
+          <w:szCs w:val="24"/>
+        </w:rPr>
+        <w:t xml:space="preserve"> (Column Span)</w:t>
+      </w:r>
+    </w:p>
+    <w:p>
+      <w:pPr>
+        <w:pStyle w:val="Heading3"/>
+        <w:jc w:val="both"/>
+        <w:rPr>
+          <w:sz w:val="24"/>
+          <w:szCs w:val="24"/>
+        </w:rPr>
+      </w:pPr>
+      <w:r>
+        <w:rPr>
+          <w:sz w:val="24"/>
+          <w:szCs w:val="24"/>
+        </w:rPr>
+        <w:t>Definition</w:t>
+      </w:r>
+    </w:p>
+    <w:p>
+      <w:pPr>
+        <w:numPr>
+          <w:ilvl w:val="0"/>
+          <w:numId w:val="42"/>
+        </w:numPr>
+        <w:spacing w:before="100" w:beforeAutospacing="1" w:after="100" w:afterAutospacing="1" w:line="240" w:lineRule="auto"/>
+        <w:jc w:val="both"/>
+        <w:rPr>
+          <w:rFonts w:ascii="Times New Roman" w:hAnsi="Times New Roman" w:cs="Times New Roman"/>
+          <w:sz w:val="24"/>
+          <w:szCs w:val="24"/>
+        </w:rPr>
+      </w:pPr>
+      <w:r>
+        <w:rPr>
+          <w:rFonts w:ascii="Times New Roman" w:hAnsi="Times New Roman" w:cs="Times New Roman"/>
+          <w:sz w:val="24"/>
+          <w:szCs w:val="24"/>
+        </w:rPr>
+        <w:t xml:space="preserve">The </w:t>
+      </w:r>
+      <w:r>
+        <w:rPr>
+          <w:rStyle w:val="HTMLCode"/>
+          <w:rFonts w:ascii="Times New Roman" w:eastAsiaTheme="minorHAnsi" w:hAnsi="Times New Roman" w:cs="Times New Roman"/>
+          <w:sz w:val="24"/>
+          <w:szCs w:val="24"/>
+        </w:rPr>
+        <w:t>colspan</w:t>
+      </w:r>
+      <w:r>
+        <w:rPr>
+          <w:rFonts w:ascii="Times New Roman" w:hAnsi="Times New Roman" w:cs="Times New Roman"/>
+          <w:sz w:val="24"/>
+          <w:szCs w:val="24"/>
+        </w:rPr>
+        <w:t xml:space="preserve"> attribute is used to make a cell </w:t>
+      </w:r>
+      <w:r>
+        <w:rPr>
+          <w:rStyle w:val="Strong"/>
+          <w:rFonts w:ascii="Times New Roman" w:hAnsi="Times New Roman" w:cs="Times New Roman"/>
+          <w:sz w:val="24"/>
+          <w:szCs w:val="24"/>
+        </w:rPr>
+        <w:t>span across multiple columns</w:t>
+      </w:r>
+      <w:r>
+        <w:rPr>
+          <w:rFonts w:ascii="Times New Roman" w:hAnsi="Times New Roman" w:cs="Times New Roman"/>
+          <w:sz w:val="24"/>
+          <w:szCs w:val="24"/>
+        </w:rPr>
+        <w:t xml:space="preserve"> (horizontal merging). </w:t>
+      </w:r>
+    </w:p>
+    <w:p>
+      <w:pPr>
+        <w:pStyle w:val="Heading3"/>
+        <w:jc w:val="both"/>
+        <w:rPr>
+          <w:sz w:val="24"/>
+          <w:szCs w:val="24"/>
+        </w:rPr>
+      </w:pPr>
+      <w:r>
+        <w:rPr>
+          <w:sz w:val="24"/>
+          <w:szCs w:val="24"/>
+        </w:rPr>
+        <w:t>Purpose</w:t>
+      </w:r>
+    </w:p>
+    <w:p>
+      <w:pPr>
+        <w:numPr>
+          <w:ilvl w:val="0"/>
+          <w:numId w:val="43"/>
+        </w:numPr>
+        <w:spacing w:before="100" w:beforeAutospacing="1" w:after="100" w:afterAutospacing="1" w:line="240" w:lineRule="auto"/>
+        <w:jc w:val="both"/>
+        <w:rPr>
+          <w:rFonts w:ascii="Times New Roman" w:hAnsi="Times New Roman" w:cs="Times New Roman"/>
+          <w:sz w:val="24"/>
+          <w:szCs w:val="24"/>
+        </w:rPr>
+      </w:pPr>
+      <w:r>
+        <w:rPr>
+          <w:rFonts w:ascii="Times New Roman" w:hAnsi="Times New Roman" w:cs="Times New Roman"/>
+          <w:sz w:val="24"/>
+          <w:szCs w:val="24"/>
+        </w:rPr>
+        <w:t xml:space="preserve">Combines two or more columns into a single cell. </w:t>
+      </w:r>
+    </w:p>
+    <w:p>
+      <w:pPr>
+        <w:pStyle w:val="Heading3"/>
+        <w:jc w:val="both"/>
+        <w:rPr>
+          <w:sz w:val="24"/>
+          <w:szCs w:val="24"/>
+        </w:rPr>
+      </w:pPr>
+      <w:r>
+        <w:rPr>
+          <w:sz w:val="24"/>
+          <w:szCs w:val="24"/>
+        </w:rPr>
+        <w:t>Example</w:t>
+      </w:r>
+    </w:p>
+    <w:p>
+      <w:pPr>
+        <w:pStyle w:val="HTMLPreformatted"/>
+        <w:rPr>
+          <w:rFonts w:ascii="Times New Roman" w:hAnsi="Times New Roman" w:cs="Times New Roman"/>
+          <w:sz w:val="24"/>
+          <w:szCs w:val="24"/>
+        </w:rPr>
+      </w:pPr>
+      <w:r>
+        <w:rPr>
+          <w:rStyle w:val="g"/>
+          <w:rFonts w:ascii="Times New Roman" w:eastAsiaTheme="majorEastAsia" w:hAnsi="Times New Roman" w:cs="Times New Roman"/>
+          <w:sz w:val="24"/>
+          <w:szCs w:val="24"/>
+        </w:rPr>
+        <w:t>&lt;table</w:t>
+      </w:r>
+      <w:r>
+        <w:rPr>
+          <w:rFonts w:ascii="Times New Roman" w:hAnsi="Times New Roman" w:cs="Times New Roman"/>
+          <w:sz w:val="24"/>
+          <w:szCs w:val="24"/>
+        </w:rPr>
+        <w:t xml:space="preserve"> </w:t>
+      </w:r>
+      <w:r>
+        <w:rPr>
+          <w:rStyle w:val="f"/>
+          <w:rFonts w:ascii="Times New Roman" w:hAnsi="Times New Roman" w:cs="Times New Roman"/>
+          <w:sz w:val="24"/>
+          <w:szCs w:val="24"/>
+        </w:rPr>
+        <w:t>border</w:t>
+      </w:r>
+      <w:r>
+        <w:rPr>
+          <w:rStyle w:val="8"/>
+          <w:rFonts w:ascii="Times New Roman" w:hAnsi="Times New Roman" w:cs="Times New Roman"/>
+          <w:sz w:val="24"/>
+          <w:szCs w:val="24"/>
+        </w:rPr>
+        <w:t>=</w:t>
+      </w:r>
+      <w:r>
+        <w:rPr>
+          <w:rStyle w:val="c"/>
+          <w:rFonts w:ascii="Times New Roman" w:hAnsi="Times New Roman" w:cs="Times New Roman"/>
+          <w:sz w:val="24"/>
+          <w:szCs w:val="24"/>
+        </w:rPr>
+        <w:t>"1"</w:t>
+      </w:r>
+      <w:r>
+        <w:rPr>
+          <w:rStyle w:val="g"/>
+          <w:rFonts w:ascii="Times New Roman" w:eastAsiaTheme="majorEastAsia" w:hAnsi="Times New Roman" w:cs="Times New Roman"/>
+          <w:sz w:val="24"/>
+          <w:szCs w:val="24"/>
+        </w:rPr>
+        <w:t>&gt;</w:t>
+      </w:r>
+      <w:r>
+        <w:rPr>
+          <w:rFonts w:ascii="Times New Roman" w:hAnsi="Times New Roman" w:cs="Times New Roman"/>
+          <w:sz w:val="24"/>
+          <w:szCs w:val="24"/>
+        </w:rPr>
+        <w:br/>
+        <w:t xml:space="preserve">  </w:t>
+      </w:r>
+      <w:r>
+        <w:rPr>
+          <w:rStyle w:val="g"/>
+          <w:rFonts w:ascii="Times New Roman" w:eastAsiaTheme="majorEastAsia" w:hAnsi="Times New Roman" w:cs="Times New Roman"/>
+          <w:sz w:val="24"/>
+          <w:szCs w:val="24"/>
+        </w:rPr>
+        <w:t>&lt;tr&gt;</w:t>
+      </w:r>
+      <w:r>
+        <w:rPr>
+          <w:rFonts w:ascii="Times New Roman" w:hAnsi="Times New Roman" w:cs="Times New Roman"/>
+          <w:sz w:val="24"/>
+          <w:szCs w:val="24"/>
+        </w:rPr>
+        <w:br/>
+      </w:r>
+      <w:r>
+        <w:rPr>
+          <w:rFonts w:ascii="Times New Roman" w:hAnsi="Times New Roman" w:cs="Times New Roman"/>
+          <w:sz w:val="24"/>
+          <w:szCs w:val="24"/>
+        </w:rPr>
+        <w:lastRenderedPageBreak/>
+        <w:t xml:space="preserve">    </w:t>
+      </w:r>
+      <w:r>
+        <w:rPr>
+          <w:rStyle w:val="g"/>
+          <w:rFonts w:ascii="Times New Roman" w:eastAsiaTheme="majorEastAsia" w:hAnsi="Times New Roman" w:cs="Times New Roman"/>
+          <w:sz w:val="24"/>
+          <w:szCs w:val="24"/>
+        </w:rPr>
+        <w:t>&lt;th</w:t>
+      </w:r>
+      <w:r>
+        <w:rPr>
+          <w:rFonts w:ascii="Times New Roman" w:hAnsi="Times New Roman" w:cs="Times New Roman"/>
+          <w:sz w:val="24"/>
+          <w:szCs w:val="24"/>
+        </w:rPr>
+        <w:t xml:space="preserve"> </w:t>
+      </w:r>
+      <w:r>
+        <w:rPr>
+          <w:rStyle w:val="f"/>
+          <w:rFonts w:ascii="Times New Roman" w:hAnsi="Times New Roman" w:cs="Times New Roman"/>
+          <w:sz w:val="24"/>
+          <w:szCs w:val="24"/>
+        </w:rPr>
+        <w:t>colspan</w:t>
+      </w:r>
+      <w:r>
+        <w:rPr>
+          <w:rStyle w:val="8"/>
+          <w:rFonts w:ascii="Times New Roman" w:hAnsi="Times New Roman" w:cs="Times New Roman"/>
+          <w:sz w:val="24"/>
+          <w:szCs w:val="24"/>
+        </w:rPr>
+        <w:t>=</w:t>
+      </w:r>
+      <w:r>
+        <w:rPr>
+          <w:rStyle w:val="c"/>
+          <w:rFonts w:ascii="Times New Roman" w:hAnsi="Times New Roman" w:cs="Times New Roman"/>
+          <w:sz w:val="24"/>
+          <w:szCs w:val="24"/>
+        </w:rPr>
+        <w:t>"2"</w:t>
+      </w:r>
+      <w:r>
+        <w:rPr>
+          <w:rStyle w:val="g"/>
+          <w:rFonts w:ascii="Times New Roman" w:eastAsiaTheme="majorEastAsia" w:hAnsi="Times New Roman" w:cs="Times New Roman"/>
+          <w:sz w:val="24"/>
+          <w:szCs w:val="24"/>
+        </w:rPr>
+        <w:t>&gt;</w:t>
+      </w:r>
+      <w:r>
+        <w:rPr>
+          <w:rFonts w:ascii="Times New Roman" w:hAnsi="Times New Roman" w:cs="Times New Roman"/>
+          <w:sz w:val="24"/>
+          <w:szCs w:val="24"/>
+        </w:rPr>
+        <w:t>Full Name</w:t>
+      </w:r>
+      <w:r>
+        <w:rPr>
+          <w:rStyle w:val="g"/>
+          <w:rFonts w:ascii="Times New Roman" w:eastAsiaTheme="majorEastAsia" w:hAnsi="Times New Roman" w:cs="Times New Roman"/>
+          <w:sz w:val="24"/>
+          <w:szCs w:val="24"/>
+        </w:rPr>
+        <w:t>&lt;/th&gt;</w:t>
+      </w:r>
+      <w:r>
+        <w:rPr>
+          <w:rFonts w:ascii="Times New Roman" w:hAnsi="Times New Roman" w:cs="Times New Roman"/>
+          <w:sz w:val="24"/>
+          <w:szCs w:val="24"/>
+        </w:rPr>
+        <w:br/>
+        <w:t xml:space="preserve">  </w:t>
+      </w:r>
+      <w:r>
+        <w:rPr>
+          <w:rStyle w:val="g"/>
+          <w:rFonts w:ascii="Times New Roman" w:eastAsiaTheme="majorEastAsia" w:hAnsi="Times New Roman" w:cs="Times New Roman"/>
+          <w:sz w:val="24"/>
+          <w:szCs w:val="24"/>
+        </w:rPr>
+        <w:t>&lt;/tr&gt;</w:t>
+      </w:r>
+      <w:r>
+        <w:rPr>
+          <w:rFonts w:ascii="Times New Roman" w:hAnsi="Times New Roman" w:cs="Times New Roman"/>
+          <w:sz w:val="24"/>
+          <w:szCs w:val="24"/>
+        </w:rPr>
+        <w:br/>
+        <w:t xml:space="preserve">  </w:t>
+      </w:r>
+      <w:r>
+        <w:rPr>
+          <w:rStyle w:val="g"/>
+          <w:rFonts w:ascii="Times New Roman" w:eastAsiaTheme="majorEastAsia" w:hAnsi="Times New Roman" w:cs="Times New Roman"/>
+          <w:sz w:val="24"/>
+          <w:szCs w:val="24"/>
+        </w:rPr>
+        <w:t>&lt;tr&gt;</w:t>
+      </w:r>
+      <w:r>
+        <w:rPr>
+          <w:rFonts w:ascii="Times New Roman" w:hAnsi="Times New Roman" w:cs="Times New Roman"/>
+          <w:sz w:val="24"/>
+          <w:szCs w:val="24"/>
+        </w:rPr>
+        <w:br/>
+        <w:t xml:space="preserve">    </w:t>
+      </w:r>
+      <w:r>
+        <w:rPr>
+          <w:rStyle w:val="g"/>
+          <w:rFonts w:ascii="Times New Roman" w:eastAsiaTheme="majorEastAsia" w:hAnsi="Times New Roman" w:cs="Times New Roman"/>
+          <w:sz w:val="24"/>
+          <w:szCs w:val="24"/>
+        </w:rPr>
+        <w:t>&lt;td&gt;</w:t>
+      </w:r>
+      <w:r>
+        <w:rPr>
+          <w:rFonts w:ascii="Times New Roman" w:hAnsi="Times New Roman" w:cs="Times New Roman"/>
+          <w:sz w:val="24"/>
+          <w:szCs w:val="24"/>
+        </w:rPr>
+        <w:t>John</w:t>
+      </w:r>
+      <w:r>
+        <w:rPr>
+          <w:rStyle w:val="g"/>
+          <w:rFonts w:ascii="Times New Roman" w:eastAsiaTheme="majorEastAsia" w:hAnsi="Times New Roman" w:cs="Times New Roman"/>
+          <w:sz w:val="24"/>
+          <w:szCs w:val="24"/>
+        </w:rPr>
+        <w:t>&lt;/td&gt;</w:t>
+      </w:r>
+      <w:r>
+        <w:rPr>
+          <w:rFonts w:ascii="Times New Roman" w:hAnsi="Times New Roman" w:cs="Times New Roman"/>
+          <w:sz w:val="24"/>
+          <w:szCs w:val="24"/>
+        </w:rPr>
+        <w:br/>
+        <w:t xml:space="preserve">    </w:t>
+      </w:r>
+      <w:r>
+        <w:rPr>
+          <w:rStyle w:val="g"/>
+          <w:rFonts w:ascii="Times New Roman" w:eastAsiaTheme="majorEastAsia" w:hAnsi="Times New Roman" w:cs="Times New Roman"/>
+          <w:sz w:val="24"/>
+          <w:szCs w:val="24"/>
+        </w:rPr>
+        <w:t>&lt;td&gt;</w:t>
+      </w:r>
+      <w:r>
+        <w:rPr>
+          <w:rFonts w:ascii="Times New Roman" w:hAnsi="Times New Roman" w:cs="Times New Roman"/>
+          <w:sz w:val="24"/>
+          <w:szCs w:val="24"/>
+        </w:rPr>
+        <w:t>Doe</w:t>
+      </w:r>
+      <w:r>
+        <w:rPr>
+          <w:rStyle w:val="g"/>
+          <w:rFonts w:ascii="Times New Roman" w:eastAsiaTheme="majorEastAsia" w:hAnsi="Times New Roman" w:cs="Times New Roman"/>
+          <w:sz w:val="24"/>
+          <w:szCs w:val="24"/>
+        </w:rPr>
+        <w:t>&lt;/td&gt;</w:t>
+      </w:r>
+      <w:r>
+        <w:rPr>
+          <w:rFonts w:ascii="Times New Roman" w:hAnsi="Times New Roman" w:cs="Times New Roman"/>
+          <w:sz w:val="24"/>
+          <w:szCs w:val="24"/>
+        </w:rPr>
+        <w:br/>
+        <w:t xml:space="preserve">  </w:t>
+      </w:r>
+      <w:r>
+        <w:rPr>
+          <w:rStyle w:val="g"/>
+          <w:rFonts w:ascii="Times New Roman" w:eastAsiaTheme="majorEastAsia" w:hAnsi="Times New Roman" w:cs="Times New Roman"/>
+          <w:sz w:val="24"/>
+          <w:szCs w:val="24"/>
+        </w:rPr>
+        <w:t>&lt;/tr&gt;</w:t>
+      </w:r>
+      <w:r>
+        <w:rPr>
+          <w:rFonts w:ascii="Times New Roman" w:hAnsi="Times New Roman" w:cs="Times New Roman"/>
+          <w:sz w:val="24"/>
+          <w:szCs w:val="24"/>
+        </w:rPr>
+        <w:br/>
+      </w:r>
+      <w:r>
+        <w:rPr>
+          <w:rStyle w:val="g"/>
+          <w:rFonts w:ascii="Times New Roman" w:eastAsiaTheme="majorEastAsia" w:hAnsi="Times New Roman" w:cs="Times New Roman"/>
+          <w:sz w:val="24"/>
+          <w:szCs w:val="24"/>
+        </w:rPr>
+        <w:t>&lt;/table&gt;</w:t>
+      </w:r>
+    </w:p>
+    <w:p>
+      <w:pPr>
+        <w:pStyle w:val="NormalWeb"/>
+        <w:jc w:val="both"/>
+      </w:pPr>
+      <w:r>
+        <w:t xml:space="preserve">Here, </w:t>
+      </w:r>
+      <w:r>
+        <w:rPr>
+          <w:rStyle w:val="Strong"/>
+        </w:rPr>
+        <w:t>“Full Name”</w:t>
+      </w:r>
+      <w:r>
+        <w:t xml:space="preserve"> spans across 2 columns.</w:t>
+      </w:r>
+    </w:p>
+    <w:p>
+      <w:pPr>
+        <w:pStyle w:val="Heading2"/>
+        <w:jc w:val="both"/>
+        <w:rPr>
+          <w:rFonts w:ascii="Times New Roman" w:hAnsi="Times New Roman" w:cs="Times New Roman"/>
+          <w:b/>
+          <w:color w:val="auto"/>
+          <w:sz w:val="24"/>
+          <w:szCs w:val="24"/>
+        </w:rPr>
+      </w:pPr>
+      <w:r>
+        <w:rPr>
+          <w:rStyle w:val="HTMLCode"/>
+          <w:rFonts w:ascii="Times New Roman" w:eastAsiaTheme="majorEastAsia" w:hAnsi="Times New Roman" w:cs="Times New Roman"/>
+          <w:b/>
+          <w:color w:val="auto"/>
+          <w:sz w:val="24"/>
+          <w:szCs w:val="24"/>
+        </w:rPr>
+        <w:t>rowspan</w:t>
+      </w:r>
+      <w:r>
+        <w:rPr>
+          <w:rFonts w:ascii="Times New Roman" w:hAnsi="Times New Roman" w:cs="Times New Roman"/>
+          <w:b/>
+          <w:color w:val="auto"/>
+          <w:sz w:val="24"/>
+          <w:szCs w:val="24"/>
+        </w:rPr>
+        <w:t xml:space="preserve"> (Row Span)</w:t>
+      </w:r>
+    </w:p>
+    <w:p>
+      <w:pPr>
+        <w:pStyle w:val="Heading3"/>
+        <w:jc w:val="both"/>
+        <w:rPr>
+          <w:sz w:val="24"/>
+          <w:szCs w:val="24"/>
+        </w:rPr>
+      </w:pPr>
+      <w:r>
+        <w:rPr>
+          <w:sz w:val="24"/>
+          <w:szCs w:val="24"/>
+        </w:rPr>
+        <w:t>Definition</w:t>
+      </w:r>
+    </w:p>
+    <w:p>
+      <w:pPr>
+        <w:numPr>
+          <w:ilvl w:val="0"/>
+          <w:numId w:val="44"/>
+        </w:numPr>
+        <w:spacing w:before="100" w:beforeAutospacing="1" w:after="100" w:afterAutospacing="1" w:line="240" w:lineRule="auto"/>
+        <w:jc w:val="both"/>
+        <w:rPr>
+          <w:rFonts w:ascii="Times New Roman" w:hAnsi="Times New Roman" w:cs="Times New Roman"/>
+          <w:sz w:val="24"/>
+          <w:szCs w:val="24"/>
+        </w:rPr>
+      </w:pPr>
+      <w:r>
+        <w:rPr>
+          <w:rFonts w:ascii="Times New Roman" w:hAnsi="Times New Roman" w:cs="Times New Roman"/>
+          <w:sz w:val="24"/>
+          <w:szCs w:val="24"/>
+        </w:rPr>
+        <w:t xml:space="preserve">The </w:t>
+      </w:r>
+      <w:r>
+        <w:rPr>
+          <w:rStyle w:val="HTMLCode"/>
+          <w:rFonts w:ascii="Times New Roman" w:eastAsiaTheme="minorHAnsi" w:hAnsi="Times New Roman" w:cs="Times New Roman"/>
+          <w:sz w:val="24"/>
+          <w:szCs w:val="24"/>
+        </w:rPr>
+        <w:t>rowspan</w:t>
+      </w:r>
+      <w:r>
+        <w:rPr>
+          <w:rFonts w:ascii="Times New Roman" w:hAnsi="Times New Roman" w:cs="Times New Roman"/>
+          <w:sz w:val="24"/>
+          <w:szCs w:val="24"/>
+        </w:rPr>
+        <w:t xml:space="preserve"> attribute is used to make a cell </w:t>
+      </w:r>
+      <w:r>
+        <w:rPr>
+          <w:rStyle w:val="Strong"/>
+          <w:rFonts w:ascii="Times New Roman" w:hAnsi="Times New Roman" w:cs="Times New Roman"/>
+          <w:sz w:val="24"/>
+          <w:szCs w:val="24"/>
+        </w:rPr>
+        <w:t>span across multiple rows</w:t>
+      </w:r>
+      <w:r>
+        <w:rPr>
+          <w:rFonts w:ascii="Times New Roman" w:hAnsi="Times New Roman" w:cs="Times New Roman"/>
+          <w:sz w:val="24"/>
+          <w:szCs w:val="24"/>
+        </w:rPr>
+        <w:t xml:space="preserve"> (vertical merging). </w:t>
+      </w:r>
+    </w:p>
+    <w:p>
+      <w:pPr>
+        <w:pStyle w:val="Heading3"/>
+        <w:jc w:val="both"/>
+        <w:rPr>
+          <w:sz w:val="24"/>
+          <w:szCs w:val="24"/>
+        </w:rPr>
+      </w:pPr>
+      <w:r>
+        <w:rPr>
+          <w:sz w:val="24"/>
+          <w:szCs w:val="24"/>
+        </w:rPr>
+        <w:t>Purpose</w:t>
+      </w:r>
+    </w:p>
+    <w:p>
+      <w:pPr>
+        <w:numPr>
+          <w:ilvl w:val="0"/>
+          <w:numId w:val="45"/>
+        </w:numPr>
+        <w:spacing w:before="100" w:beforeAutospacing="1" w:after="100" w:afterAutospacing="1" w:line="240" w:lineRule="auto"/>
+        <w:jc w:val="both"/>
+        <w:rPr>
+          <w:rFonts w:ascii="Times New Roman" w:hAnsi="Times New Roman" w:cs="Times New Roman"/>
+          <w:sz w:val="24"/>
+          <w:szCs w:val="24"/>
+        </w:rPr>
+      </w:pPr>
+      <w:r>
+        <w:rPr>
+          <w:rFonts w:ascii="Times New Roman" w:hAnsi="Times New Roman" w:cs="Times New Roman"/>
+          <w:sz w:val="24"/>
+          <w:szCs w:val="24"/>
+        </w:rPr>
+        <w:t xml:space="preserve">Combines two or more rows into a single cell. </w:t>
+      </w:r>
+    </w:p>
+    <w:p>
+      <w:pPr>
+        <w:pStyle w:val="Heading3"/>
+        <w:jc w:val="both"/>
+        <w:rPr>
+          <w:sz w:val="24"/>
+          <w:szCs w:val="24"/>
+        </w:rPr>
+      </w:pPr>
+      <w:r>
+        <w:rPr>
+          <w:sz w:val="24"/>
+          <w:szCs w:val="24"/>
+        </w:rPr>
+        <w:t>Example</w:t>
+      </w:r>
+    </w:p>
+    <w:p>
+      <w:pPr>
+        <w:pStyle w:val="HTMLPreformatted"/>
+        <w:rPr>
+          <w:rFonts w:ascii="Times New Roman" w:hAnsi="Times New Roman" w:cs="Times New Roman"/>
+          <w:sz w:val="24"/>
+          <w:szCs w:val="24"/>
+        </w:rPr>
+      </w:pPr>
+      <w:r>
+        <w:rPr>
+          <w:rStyle w:val="g"/>
+          <w:rFonts w:ascii="Times New Roman" w:eastAsiaTheme="majorEastAsia" w:hAnsi="Times New Roman" w:cs="Times New Roman"/>
+          <w:sz w:val="24"/>
+          <w:szCs w:val="24"/>
+        </w:rPr>
+        <w:t>&lt;table</w:t>
+      </w:r>
+      <w:r>
+        <w:rPr>
+          <w:rFonts w:ascii="Times New Roman" w:hAnsi="Times New Roman" w:cs="Times New Roman"/>
+          <w:sz w:val="24"/>
+          <w:szCs w:val="24"/>
+        </w:rPr>
+        <w:t xml:space="preserve"> </w:t>
+      </w:r>
+      <w:r>
+        <w:rPr>
+          <w:rStyle w:val="f"/>
+          <w:rFonts w:ascii="Times New Roman" w:hAnsi="Times New Roman" w:cs="Times New Roman"/>
+          <w:sz w:val="24"/>
+          <w:szCs w:val="24"/>
+        </w:rPr>
+        <w:t>border</w:t>
+      </w:r>
+      <w:r>
+        <w:rPr>
+          <w:rStyle w:val="8"/>
+          <w:rFonts w:ascii="Times New Roman" w:hAnsi="Times New Roman" w:cs="Times New Roman"/>
+          <w:sz w:val="24"/>
+          <w:szCs w:val="24"/>
+        </w:rPr>
+        <w:t>=</w:t>
+      </w:r>
+      <w:r>
+        <w:rPr>
+          <w:rStyle w:val="c"/>
+          <w:rFonts w:ascii="Times New Roman" w:hAnsi="Times New Roman" w:cs="Times New Roman"/>
+          <w:sz w:val="24"/>
+          <w:szCs w:val="24"/>
+        </w:rPr>
+        <w:t>"1"</w:t>
+      </w:r>
+      <w:r>
+        <w:rPr>
+          <w:rStyle w:val="g"/>
+          <w:rFonts w:ascii="Times New Roman" w:eastAsiaTheme="majorEastAsia" w:hAnsi="Times New Roman" w:cs="Times New Roman"/>
+          <w:sz w:val="24"/>
+          <w:szCs w:val="24"/>
+        </w:rPr>
+        <w:t>&gt;</w:t>
+      </w:r>
+      <w:r>
+        <w:rPr>
+          <w:rFonts w:ascii="Times New Roman" w:hAnsi="Times New Roman" w:cs="Times New Roman"/>
+          <w:sz w:val="24"/>
+          <w:szCs w:val="24"/>
+        </w:rPr>
+        <w:br/>
+        <w:t xml:space="preserve">  </w:t>
+      </w:r>
+      <w:r>
+        <w:rPr>
+          <w:rStyle w:val="g"/>
+          <w:rFonts w:ascii="Times New Roman" w:eastAsiaTheme="majorEastAsia" w:hAnsi="Times New Roman" w:cs="Times New Roman"/>
+          <w:sz w:val="24"/>
+          <w:szCs w:val="24"/>
+        </w:rPr>
+        <w:t>&lt;tr&gt;</w:t>
+      </w:r>
+      <w:r>
+        <w:rPr>
+          <w:rFonts w:ascii="Times New Roman" w:hAnsi="Times New Roman" w:cs="Times New Roman"/>
+          <w:sz w:val="24"/>
+          <w:szCs w:val="24"/>
+        </w:rPr>
+        <w:br/>
+        <w:t xml:space="preserve">    </w:t>
+      </w:r>
+      <w:r>
+        <w:rPr>
+          <w:rStyle w:val="g"/>
+          <w:rFonts w:ascii="Times New Roman" w:eastAsiaTheme="majorEastAsia" w:hAnsi="Times New Roman" w:cs="Times New Roman"/>
+          <w:sz w:val="24"/>
+          <w:szCs w:val="24"/>
+        </w:rPr>
+        <w:t>&lt;th</w:t>
+      </w:r>
+      <w:r>
+        <w:rPr>
+          <w:rFonts w:ascii="Times New Roman" w:hAnsi="Times New Roman" w:cs="Times New Roman"/>
+          <w:sz w:val="24"/>
+          <w:szCs w:val="24"/>
+        </w:rPr>
+        <w:t xml:space="preserve"> </w:t>
+      </w:r>
+      <w:r>
+        <w:rPr>
+          <w:rStyle w:val="f"/>
+          <w:rFonts w:ascii="Times New Roman" w:hAnsi="Times New Roman" w:cs="Times New Roman"/>
+          <w:sz w:val="24"/>
+          <w:szCs w:val="24"/>
+        </w:rPr>
+        <w:t>rowspan</w:t>
+      </w:r>
+      <w:r>
+        <w:rPr>
+          <w:rStyle w:val="8"/>
+          <w:rFonts w:ascii="Times New Roman" w:hAnsi="Times New Roman" w:cs="Times New Roman"/>
+          <w:sz w:val="24"/>
+          <w:szCs w:val="24"/>
+        </w:rPr>
+        <w:t>=</w:t>
+      </w:r>
+      <w:r>
+        <w:rPr>
+          <w:rStyle w:val="c"/>
+          <w:rFonts w:ascii="Times New Roman" w:hAnsi="Times New Roman" w:cs="Times New Roman"/>
+          <w:sz w:val="24"/>
+          <w:szCs w:val="24"/>
+        </w:rPr>
+        <w:t>"2"</w:t>
+      </w:r>
+      <w:r>
+        <w:rPr>
+          <w:rStyle w:val="g"/>
+          <w:rFonts w:ascii="Times New Roman" w:eastAsiaTheme="majorEastAsia" w:hAnsi="Times New Roman" w:cs="Times New Roman"/>
+          <w:sz w:val="24"/>
+          <w:szCs w:val="24"/>
+        </w:rPr>
+        <w:t>&gt;</w:t>
+      </w:r>
+      <w:r>
+        <w:rPr>
+          <w:rFonts w:ascii="Times New Roman" w:hAnsi="Times New Roman" w:cs="Times New Roman"/>
+          <w:sz w:val="24"/>
+          <w:szCs w:val="24"/>
+        </w:rPr>
+        <w:t>Name</w:t>
+      </w:r>
+      <w:r>
+        <w:rPr>
+          <w:rStyle w:val="g"/>
+          <w:rFonts w:ascii="Times New Roman" w:eastAsiaTheme="majorEastAsia" w:hAnsi="Times New Roman" w:cs="Times New Roman"/>
+          <w:sz w:val="24"/>
+          <w:szCs w:val="24"/>
+        </w:rPr>
+        <w:t>&lt;/th&gt;</w:t>
+      </w:r>
+      <w:r>
+        <w:rPr>
+          <w:rFonts w:ascii="Times New Roman" w:hAnsi="Times New Roman" w:cs="Times New Roman"/>
+          <w:sz w:val="24"/>
+          <w:szCs w:val="24"/>
+        </w:rPr>
+        <w:br/>
+        <w:t xml:space="preserve">    </w:t>
+      </w:r>
+      <w:r>
+        <w:rPr>
+          <w:rStyle w:val="g"/>
+          <w:rFonts w:ascii="Times New Roman" w:eastAsiaTheme="majorEastAsia" w:hAnsi="Times New Roman" w:cs="Times New Roman"/>
+          <w:sz w:val="24"/>
+          <w:szCs w:val="24"/>
+        </w:rPr>
+        <w:t>&lt;td&gt;</w:t>
+      </w:r>
+      <w:r>
+        <w:rPr>
+          <w:rFonts w:ascii="Times New Roman" w:hAnsi="Times New Roman" w:cs="Times New Roman"/>
+          <w:sz w:val="24"/>
+          <w:szCs w:val="24"/>
+        </w:rPr>
+        <w:t>Alice</w:t>
+      </w:r>
+      <w:r>
+        <w:rPr>
+          <w:rStyle w:val="g"/>
+          <w:rFonts w:ascii="Times New Roman" w:eastAsiaTheme="majorEastAsia" w:hAnsi="Times New Roman" w:cs="Times New Roman"/>
+          <w:sz w:val="24"/>
+          <w:szCs w:val="24"/>
+        </w:rPr>
+        <w:t>&lt;/td&gt;</w:t>
+      </w:r>
+      <w:r>
+        <w:rPr>
+          <w:rFonts w:ascii="Times New Roman" w:hAnsi="Times New Roman" w:cs="Times New Roman"/>
+          <w:sz w:val="24"/>
+          <w:szCs w:val="24"/>
+        </w:rPr>
+        <w:br/>
+        <w:t xml:space="preserve">  </w:t>
+      </w:r>
+      <w:r>
+        <w:rPr>
+          <w:rStyle w:val="g"/>
+          <w:rFonts w:ascii="Times New Roman" w:eastAsiaTheme="majorEastAsia" w:hAnsi="Times New Roman" w:cs="Times New Roman"/>
+          <w:sz w:val="24"/>
+          <w:szCs w:val="24"/>
+        </w:rPr>
+        <w:t>&lt;/tr&gt;</w:t>
+      </w:r>
+      <w:r>
+        <w:rPr>
+          <w:rFonts w:ascii="Times New Roman" w:hAnsi="Times New Roman" w:cs="Times New Roman"/>
+          <w:sz w:val="24"/>
+          <w:szCs w:val="24"/>
+        </w:rPr>
+        <w:br/>
+        <w:t xml:space="preserve">  </w:t>
+      </w:r>
+      <w:r>
+        <w:rPr>
+          <w:rStyle w:val="g"/>
+          <w:rFonts w:ascii="Times New Roman" w:eastAsiaTheme="majorEastAsia" w:hAnsi="Times New Roman" w:cs="Times New Roman"/>
+          <w:sz w:val="24"/>
+          <w:szCs w:val="24"/>
+        </w:rPr>
+        <w:t>&lt;tr&gt;</w:t>
+      </w:r>
+      <w:r>
+        <w:rPr>
+          <w:rFonts w:ascii="Times New Roman" w:hAnsi="Times New Roman" w:cs="Times New Roman"/>
+          <w:sz w:val="24"/>
+          <w:szCs w:val="24"/>
+        </w:rPr>
+        <w:br/>
+        <w:t xml:space="preserve">    </w:t>
+      </w:r>
+      <w:r>
+        <w:rPr>
+          <w:rStyle w:val="g"/>
+          <w:rFonts w:ascii="Times New Roman" w:eastAsiaTheme="majorEastAsia" w:hAnsi="Times New Roman" w:cs="Times New Roman"/>
+          <w:sz w:val="24"/>
+          <w:szCs w:val="24"/>
+        </w:rPr>
+        <w:t>&lt;td&gt;</w:t>
+      </w:r>
+      <w:r>
+        <w:rPr>
+          <w:rFonts w:ascii="Times New Roman" w:hAnsi="Times New Roman" w:cs="Times New Roman"/>
+          <w:sz w:val="24"/>
+          <w:szCs w:val="24"/>
+        </w:rPr>
+        <w:t>Bob</w:t>
+      </w:r>
+      <w:r>
+        <w:rPr>
+          <w:rStyle w:val="g"/>
+          <w:rFonts w:ascii="Times New Roman" w:eastAsiaTheme="majorEastAsia" w:hAnsi="Times New Roman" w:cs="Times New Roman"/>
+          <w:sz w:val="24"/>
+          <w:szCs w:val="24"/>
+        </w:rPr>
+        <w:t>&lt;/td&gt;</w:t>
+      </w:r>
+      <w:r>
+        <w:rPr>
+          <w:rFonts w:ascii="Times New Roman" w:hAnsi="Times New Roman" w:cs="Times New Roman"/>
+          <w:sz w:val="24"/>
+          <w:szCs w:val="24"/>
+        </w:rPr>
+        <w:br/>
+        <w:t xml:space="preserve">  </w:t>
+      </w:r>
+      <w:r>
+        <w:rPr>
+          <w:rStyle w:val="g"/>
+          <w:rFonts w:ascii="Times New Roman" w:eastAsiaTheme="majorEastAsia" w:hAnsi="Times New Roman" w:cs="Times New Roman"/>
+          <w:sz w:val="24"/>
+          <w:szCs w:val="24"/>
+        </w:rPr>
+        <w:t>&lt;/tr&gt;</w:t>
+      </w:r>
+      <w:r>
+        <w:rPr>
+          <w:rFonts w:ascii="Times New Roman" w:hAnsi="Times New Roman" w:cs="Times New Roman"/>
+          <w:sz w:val="24"/>
+          <w:szCs w:val="24"/>
+        </w:rPr>
+        <w:br/>
+      </w:r>
+      <w:r>
+        <w:rPr>
+          <w:rStyle w:val="g"/>
+          <w:rFonts w:ascii="Times New Roman" w:eastAsiaTheme="majorEastAsia" w:hAnsi="Times New Roman" w:cs="Times New Roman"/>
+          <w:sz w:val="24"/>
+          <w:szCs w:val="24"/>
+        </w:rPr>
+        <w:t>&lt;/table&gt;</w:t>
+      </w:r>
+    </w:p>
+    <w:p>
+      <w:pPr>
+        <w:jc w:val="both"/>
+        <w:rPr>
+          <w:rFonts w:ascii="Times New Roman" w:eastAsia="Times New Roman" w:hAnsi="Times New Roman" w:cs="Times New Roman"/>
+          <w:sz w:val="24"/>
+          <w:szCs w:val="24"/>
+          <w:lang w:eastAsia="en-IN"/>
+        </w:rPr>
+      </w:pPr>
+    </w:p>
+    <w:p>
+      <w:pPr>
+        <w:jc w:val="both"/>
+        <w:rPr>
+          <w:rFonts w:ascii="Times New Roman" w:hAnsi="Times New Roman" w:cs="Times New Roman"/>
+          <w:b/>
+          <w:sz w:val="28"/>
+          <w:szCs w:val="28"/>
+        </w:rPr>
+      </w:pPr>
       <w:r>
         <w:rPr>
           <w:rFonts w:ascii="Times New Roman" w:eastAsia="Times New Roman" w:hAnsi="Times New Roman" w:cs="Times New Roman"/>
@@ -6252,65 +8094,69 @@
           <w:szCs w:val="28"/>
           <w:lang w:eastAsia="en-IN"/>
         </w:rPr>
-        <w:t>th</w:t>
-      </w:r>
-      <w:proofErr w:type="spellEnd"/>
-      <w:r>
-        <w:rPr>
-          <w:rFonts w:ascii="Times New Roman" w:eastAsia="Times New Roman" w:hAnsi="Times New Roman" w:cs="Times New Roman"/>
+        <w:t xml:space="preserve">Q-3. </w:t>
+      </w:r>
+      <w:r>
+        <w:rPr>
+          <w:rFonts w:ascii="Times New Roman" w:hAnsi="Times New Roman" w:cs="Times New Roman"/>
           <w:b/>
           <w:sz w:val="28"/>
           <w:szCs w:val="28"/>
-          <w:lang w:eastAsia="en-IN"/>
-        </w:rPr>
-        <w:t>&gt;, &lt;td&gt; and &lt;</w:t>
-      </w:r>
-      <w:proofErr w:type="spellStart"/>
-      <w:r>
-        <w:rPr>
-          <w:rFonts w:ascii="Times New Roman" w:eastAsia="Times New Roman" w:hAnsi="Times New Roman" w:cs="Times New Roman"/>
+        </w:rPr>
+        <w:t>Why should tables be used sparingly for layout purposes? What is a better alternative?</w:t>
+      </w:r>
+    </w:p>
+    <w:p>
+      <w:pPr>
+        <w:jc w:val="both"/>
+        <w:rPr>
+          <w:rFonts w:ascii="Times New Roman" w:hAnsi="Times New Roman" w:cs="Times New Roman"/>
           <w:b/>
           <w:sz w:val="28"/>
           <w:szCs w:val="28"/>
-          <w:lang w:eastAsia="en-IN"/>
-        </w:rPr>
-        <w:t>thead</w:t>
-      </w:r>
-      <w:proofErr w:type="spellEnd"/>
-      <w:r>
-        <w:rPr>
-          <w:rFonts w:ascii="Times New Roman" w:eastAsia="Times New Roman" w:hAnsi="Times New Roman" w:cs="Times New Roman"/>
+        </w:rPr>
+      </w:pPr>
+      <w:r>
+        <w:rPr>
+          <w:rFonts w:ascii="Times New Roman" w:hAnsi="Times New Roman" w:cs="Times New Roman"/>
           <w:b/>
           <w:sz w:val="28"/>
           <w:szCs w:val="28"/>
-          <w:lang w:eastAsia="en-IN"/>
-        </w:rPr>
-        <w:t>&gt;.</w:t>
-      </w:r>
-    </w:p>
-    <w:p>
-      <w:pPr>
-        <w:rPr>
-          <w:rFonts w:ascii="Times New Roman" w:eastAsia="Times New Roman" w:hAnsi="Times New Roman" w:cs="Times New Roman"/>
-          <w:sz w:val="24"/>
-          <w:szCs w:val="24"/>
-          <w:lang w:eastAsia="en-IN"/>
-        </w:rPr>
-      </w:pPr>
-      <w:r>
-        <w:rPr>
-          <w:rFonts w:ascii="Times New Roman" w:eastAsia="Times New Roman" w:hAnsi="Times New Roman" w:cs="Times New Roman"/>
-          <w:b/>
-          <w:sz w:val="28"/>
-          <w:szCs w:val="28"/>
-          <w:lang w:eastAsia="en-IN"/>
         </w:rPr>
         <w:t>Ans.</w:t>
       </w:r>
     </w:p>
     <w:p>
       <w:pPr>
+        <w:pStyle w:val="NormalWeb"/>
+        <w:jc w:val="both"/>
+      </w:pPr>
+      <w:r>
+        <w:t xml:space="preserve">Using tables for layout was common in early web design, but it is now considered </w:t>
+      </w:r>
+      <w:r>
+        <w:rPr>
+          <w:rStyle w:val="Strong"/>
+        </w:rPr>
+        <w:t>bad practice</w:t>
+      </w:r>
+      <w:r>
+        <w:t xml:space="preserve"> and should be used </w:t>
+      </w:r>
+      <w:r>
+        <w:rPr>
+          <w:rStyle w:val="Strong"/>
+        </w:rPr>
+        <w:t>only for displaying tabular data</w:t>
+      </w:r>
+      <w:r>
+        <w:t>, not for structuring entire webpages.</w:t>
+      </w:r>
+    </w:p>
+    <w:p>
+      <w:pPr>
         <w:pStyle w:val="Heading2"/>
+        <w:jc w:val="both"/>
         <w:rPr>
           <w:rFonts w:ascii="Times New Roman" w:hAnsi="Times New Roman" w:cs="Times New Roman"/>
           <w:b/>
@@ -6327,2959 +8173,13 @@
           <w:sz w:val="24"/>
           <w:szCs w:val="24"/>
         </w:rPr>
-        <w:t>Structure of an HTML Table</w:t>
-      </w:r>
-    </w:p>
-    <w:p>
-      <w:pPr>
-        <w:pStyle w:val="NormalWeb"/>
-      </w:pPr>
-      <w:r>
-        <w:t xml:space="preserve">An </w:t>
-      </w:r>
-      <w:r>
-        <w:rPr>
-          <w:rStyle w:val="Strong"/>
-        </w:rPr>
-        <w:t>HTML table</w:t>
-      </w:r>
-      <w:r>
-        <w:t xml:space="preserve"> is used to organize data into </w:t>
-      </w:r>
-      <w:r>
-        <w:rPr>
-          <w:rStyle w:val="Strong"/>
-        </w:rPr>
-        <w:t>rows and columns</w:t>
-      </w:r>
-      <w:r>
-        <w:t>. It consists of several elements that define the layout and structure of tabular data.</w:t>
-      </w:r>
-    </w:p>
-    <w:p>
-      <w:pPr>
-        <w:pStyle w:val="Heading2"/>
-        <w:rPr>
-          <w:rFonts w:ascii="Times New Roman" w:hAnsi="Times New Roman" w:cs="Times New Roman"/>
-          <w:b/>
-          <w:color w:val="auto"/>
-          <w:sz w:val="24"/>
-          <w:szCs w:val="24"/>
-        </w:rPr>
-      </w:pPr>
-      <w:r>
-        <w:rPr>
-          <w:rFonts w:ascii="Times New Roman" w:hAnsi="Times New Roman" w:cs="Times New Roman"/>
-          <w:b/>
-          <w:color w:val="auto"/>
-          <w:sz w:val="24"/>
-          <w:szCs w:val="24"/>
-        </w:rPr>
-        <w:t>Basic Table Structure</w:t>
-      </w:r>
-    </w:p>
-    <w:p>
-      <w:pPr>
-        <w:pStyle w:val="HTMLPreformatted"/>
-        <w:rPr>
-          <w:rFonts w:ascii="Times New Roman" w:hAnsi="Times New Roman" w:cs="Times New Roman"/>
-          <w:sz w:val="24"/>
-          <w:szCs w:val="24"/>
-        </w:rPr>
-      </w:pPr>
-      <w:r>
-        <w:rPr>
-          <w:rStyle w:val="g"/>
-          <w:rFonts w:ascii="Times New Roman" w:hAnsi="Times New Roman" w:cs="Times New Roman"/>
-          <w:sz w:val="24"/>
-          <w:szCs w:val="24"/>
-        </w:rPr>
-        <w:t>&lt;table&gt;</w:t>
-      </w:r>
-      <w:r>
-        <w:rPr>
-          <w:rFonts w:ascii="Times New Roman" w:hAnsi="Times New Roman" w:cs="Times New Roman"/>
-          <w:sz w:val="24"/>
-          <w:szCs w:val="24"/>
-        </w:rPr>
-        <w:br/>
-        <w:t xml:space="preserve">  </w:t>
-      </w:r>
-      <w:r>
-        <w:rPr>
-          <w:rStyle w:val="g"/>
-          <w:rFonts w:ascii="Times New Roman" w:hAnsi="Times New Roman" w:cs="Times New Roman"/>
-          <w:sz w:val="24"/>
-          <w:szCs w:val="24"/>
-        </w:rPr>
-        <w:t>&lt;</w:t>
-      </w:r>
-      <w:proofErr w:type="spellStart"/>
-      <w:r>
-        <w:rPr>
-          <w:rStyle w:val="g"/>
-          <w:rFonts w:ascii="Times New Roman" w:hAnsi="Times New Roman" w:cs="Times New Roman"/>
-          <w:sz w:val="24"/>
-          <w:szCs w:val="24"/>
-        </w:rPr>
-        <w:t>thead</w:t>
-      </w:r>
-      <w:proofErr w:type="spellEnd"/>
-      <w:r>
-        <w:rPr>
-          <w:rStyle w:val="g"/>
-          <w:rFonts w:ascii="Times New Roman" w:hAnsi="Times New Roman" w:cs="Times New Roman"/>
-          <w:sz w:val="24"/>
-          <w:szCs w:val="24"/>
-        </w:rPr>
-        <w:t>&gt;</w:t>
-      </w:r>
-      <w:r>
-        <w:rPr>
-          <w:rFonts w:ascii="Times New Roman" w:hAnsi="Times New Roman" w:cs="Times New Roman"/>
-          <w:sz w:val="24"/>
-          <w:szCs w:val="24"/>
-        </w:rPr>
-        <w:br/>
-        <w:t xml:space="preserve">    </w:t>
-      </w:r>
-      <w:r>
-        <w:rPr>
-          <w:rStyle w:val="g"/>
-          <w:rFonts w:ascii="Times New Roman" w:hAnsi="Times New Roman" w:cs="Times New Roman"/>
-          <w:sz w:val="24"/>
-          <w:szCs w:val="24"/>
-        </w:rPr>
-        <w:t>&lt;</w:t>
-      </w:r>
-      <w:proofErr w:type="spellStart"/>
-      <w:r>
-        <w:rPr>
-          <w:rStyle w:val="g"/>
-          <w:rFonts w:ascii="Times New Roman" w:hAnsi="Times New Roman" w:cs="Times New Roman"/>
-          <w:sz w:val="24"/>
-          <w:szCs w:val="24"/>
-        </w:rPr>
-        <w:t>tr</w:t>
-      </w:r>
-      <w:proofErr w:type="spellEnd"/>
-      <w:r>
-        <w:rPr>
-          <w:rStyle w:val="g"/>
-          <w:rFonts w:ascii="Times New Roman" w:hAnsi="Times New Roman" w:cs="Times New Roman"/>
-          <w:sz w:val="24"/>
-          <w:szCs w:val="24"/>
-        </w:rPr>
-        <w:t>&gt;</w:t>
-      </w:r>
-      <w:r>
-        <w:rPr>
-          <w:rFonts w:ascii="Times New Roman" w:hAnsi="Times New Roman" w:cs="Times New Roman"/>
-          <w:sz w:val="24"/>
-          <w:szCs w:val="24"/>
-        </w:rPr>
-        <w:br/>
-        <w:t xml:space="preserve">      </w:t>
-      </w:r>
-      <w:r>
-        <w:rPr>
-          <w:rStyle w:val="g"/>
-          <w:rFonts w:ascii="Times New Roman" w:hAnsi="Times New Roman" w:cs="Times New Roman"/>
-          <w:sz w:val="24"/>
-          <w:szCs w:val="24"/>
-        </w:rPr>
-        <w:t>&lt;</w:t>
-      </w:r>
-      <w:proofErr w:type="spellStart"/>
-      <w:r>
-        <w:rPr>
-          <w:rStyle w:val="g"/>
-          <w:rFonts w:ascii="Times New Roman" w:hAnsi="Times New Roman" w:cs="Times New Roman"/>
-          <w:sz w:val="24"/>
-          <w:szCs w:val="24"/>
-        </w:rPr>
-        <w:t>th</w:t>
-      </w:r>
-      <w:proofErr w:type="spellEnd"/>
-      <w:r>
-        <w:rPr>
-          <w:rStyle w:val="g"/>
-          <w:rFonts w:ascii="Times New Roman" w:hAnsi="Times New Roman" w:cs="Times New Roman"/>
-          <w:sz w:val="24"/>
-          <w:szCs w:val="24"/>
-        </w:rPr>
-        <w:t>&gt;</w:t>
-      </w:r>
-      <w:r>
-        <w:rPr>
-          <w:rFonts w:ascii="Times New Roman" w:hAnsi="Times New Roman" w:cs="Times New Roman"/>
-          <w:sz w:val="24"/>
-          <w:szCs w:val="24"/>
-        </w:rPr>
-        <w:t>Name</w:t>
-      </w:r>
-      <w:r>
-        <w:rPr>
-          <w:rStyle w:val="g"/>
-          <w:rFonts w:ascii="Times New Roman" w:hAnsi="Times New Roman" w:cs="Times New Roman"/>
-          <w:sz w:val="24"/>
-          <w:szCs w:val="24"/>
-        </w:rPr>
-        <w:t>&lt;/</w:t>
-      </w:r>
-      <w:proofErr w:type="spellStart"/>
-      <w:r>
-        <w:rPr>
-          <w:rStyle w:val="g"/>
-          <w:rFonts w:ascii="Times New Roman" w:hAnsi="Times New Roman" w:cs="Times New Roman"/>
-          <w:sz w:val="24"/>
-          <w:szCs w:val="24"/>
-        </w:rPr>
-        <w:t>th</w:t>
-      </w:r>
-      <w:proofErr w:type="spellEnd"/>
-      <w:r>
-        <w:rPr>
-          <w:rStyle w:val="g"/>
-          <w:rFonts w:ascii="Times New Roman" w:hAnsi="Times New Roman" w:cs="Times New Roman"/>
-          <w:sz w:val="24"/>
-          <w:szCs w:val="24"/>
-        </w:rPr>
-        <w:t>&gt;</w:t>
-      </w:r>
-      <w:r>
-        <w:rPr>
-          <w:rFonts w:ascii="Times New Roman" w:hAnsi="Times New Roman" w:cs="Times New Roman"/>
-          <w:sz w:val="24"/>
-          <w:szCs w:val="24"/>
-        </w:rPr>
-        <w:br/>
-        <w:t xml:space="preserve">      </w:t>
-      </w:r>
-      <w:r>
-        <w:rPr>
-          <w:rStyle w:val="g"/>
-          <w:rFonts w:ascii="Times New Roman" w:hAnsi="Times New Roman" w:cs="Times New Roman"/>
-          <w:sz w:val="24"/>
-          <w:szCs w:val="24"/>
-        </w:rPr>
-        <w:t>&lt;</w:t>
-      </w:r>
-      <w:proofErr w:type="spellStart"/>
-      <w:r>
-        <w:rPr>
-          <w:rStyle w:val="g"/>
-          <w:rFonts w:ascii="Times New Roman" w:hAnsi="Times New Roman" w:cs="Times New Roman"/>
-          <w:sz w:val="24"/>
-          <w:szCs w:val="24"/>
-        </w:rPr>
-        <w:t>th</w:t>
-      </w:r>
-      <w:proofErr w:type="spellEnd"/>
-      <w:r>
-        <w:rPr>
-          <w:rStyle w:val="g"/>
-          <w:rFonts w:ascii="Times New Roman" w:hAnsi="Times New Roman" w:cs="Times New Roman"/>
-          <w:sz w:val="24"/>
-          <w:szCs w:val="24"/>
-        </w:rPr>
-        <w:t>&gt;</w:t>
-      </w:r>
-      <w:r>
-        <w:rPr>
-          <w:rFonts w:ascii="Times New Roman" w:hAnsi="Times New Roman" w:cs="Times New Roman"/>
-          <w:sz w:val="24"/>
-          <w:szCs w:val="24"/>
-        </w:rPr>
-        <w:t>Age</w:t>
-      </w:r>
-      <w:r>
-        <w:rPr>
-          <w:rStyle w:val="g"/>
-          <w:rFonts w:ascii="Times New Roman" w:hAnsi="Times New Roman" w:cs="Times New Roman"/>
-          <w:sz w:val="24"/>
-          <w:szCs w:val="24"/>
-        </w:rPr>
-        <w:t>&lt;/</w:t>
-      </w:r>
-      <w:proofErr w:type="spellStart"/>
-      <w:r>
-        <w:rPr>
-          <w:rStyle w:val="g"/>
-          <w:rFonts w:ascii="Times New Roman" w:hAnsi="Times New Roman" w:cs="Times New Roman"/>
-          <w:sz w:val="24"/>
-          <w:szCs w:val="24"/>
-        </w:rPr>
-        <w:t>th</w:t>
-      </w:r>
-      <w:proofErr w:type="spellEnd"/>
-      <w:r>
-        <w:rPr>
-          <w:rStyle w:val="g"/>
-          <w:rFonts w:ascii="Times New Roman" w:hAnsi="Times New Roman" w:cs="Times New Roman"/>
-          <w:sz w:val="24"/>
-          <w:szCs w:val="24"/>
-        </w:rPr>
-        <w:t>&gt;</w:t>
-      </w:r>
-      <w:r>
-        <w:rPr>
-          <w:rFonts w:ascii="Times New Roman" w:hAnsi="Times New Roman" w:cs="Times New Roman"/>
-          <w:sz w:val="24"/>
-          <w:szCs w:val="24"/>
-        </w:rPr>
-        <w:br/>
-        <w:t xml:space="preserve">    </w:t>
-      </w:r>
-      <w:r>
-        <w:rPr>
-          <w:rStyle w:val="g"/>
-          <w:rFonts w:ascii="Times New Roman" w:hAnsi="Times New Roman" w:cs="Times New Roman"/>
-          <w:sz w:val="24"/>
-          <w:szCs w:val="24"/>
-        </w:rPr>
-        <w:t>&lt;/</w:t>
-      </w:r>
-      <w:proofErr w:type="spellStart"/>
-      <w:r>
-        <w:rPr>
-          <w:rStyle w:val="g"/>
-          <w:rFonts w:ascii="Times New Roman" w:hAnsi="Times New Roman" w:cs="Times New Roman"/>
-          <w:sz w:val="24"/>
-          <w:szCs w:val="24"/>
-        </w:rPr>
-        <w:t>tr</w:t>
-      </w:r>
-      <w:proofErr w:type="spellEnd"/>
-      <w:r>
-        <w:rPr>
-          <w:rStyle w:val="g"/>
-          <w:rFonts w:ascii="Times New Roman" w:hAnsi="Times New Roman" w:cs="Times New Roman"/>
-          <w:sz w:val="24"/>
-          <w:szCs w:val="24"/>
-        </w:rPr>
-        <w:t>&gt;</w:t>
-      </w:r>
-      <w:r>
-        <w:rPr>
-          <w:rFonts w:ascii="Times New Roman" w:hAnsi="Times New Roman" w:cs="Times New Roman"/>
-          <w:sz w:val="24"/>
-          <w:szCs w:val="24"/>
-        </w:rPr>
-        <w:br/>
-        <w:t xml:space="preserve">  </w:t>
-      </w:r>
-      <w:r>
-        <w:rPr>
-          <w:rStyle w:val="g"/>
-          <w:rFonts w:ascii="Times New Roman" w:hAnsi="Times New Roman" w:cs="Times New Roman"/>
-          <w:sz w:val="24"/>
-          <w:szCs w:val="24"/>
-        </w:rPr>
-        <w:t>&lt;/</w:t>
-      </w:r>
-      <w:proofErr w:type="spellStart"/>
-      <w:r>
-        <w:rPr>
-          <w:rStyle w:val="g"/>
-          <w:rFonts w:ascii="Times New Roman" w:hAnsi="Times New Roman" w:cs="Times New Roman"/>
-          <w:sz w:val="24"/>
-          <w:szCs w:val="24"/>
-        </w:rPr>
-        <w:t>thead</w:t>
-      </w:r>
-      <w:proofErr w:type="spellEnd"/>
-      <w:r>
-        <w:rPr>
-          <w:rStyle w:val="g"/>
-          <w:rFonts w:ascii="Times New Roman" w:hAnsi="Times New Roman" w:cs="Times New Roman"/>
-          <w:sz w:val="24"/>
-          <w:szCs w:val="24"/>
-        </w:rPr>
-        <w:t>&gt;</w:t>
-      </w:r>
-      <w:r>
-        <w:rPr>
-          <w:rFonts w:ascii="Times New Roman" w:hAnsi="Times New Roman" w:cs="Times New Roman"/>
-          <w:sz w:val="24"/>
-          <w:szCs w:val="24"/>
-        </w:rPr>
-        <w:br/>
-        <w:t xml:space="preserve">  </w:t>
-      </w:r>
-      <w:r>
-        <w:rPr>
-          <w:rStyle w:val="g"/>
-          <w:rFonts w:ascii="Times New Roman" w:hAnsi="Times New Roman" w:cs="Times New Roman"/>
-          <w:sz w:val="24"/>
-          <w:szCs w:val="24"/>
-        </w:rPr>
-        <w:t>&lt;</w:t>
-      </w:r>
-      <w:proofErr w:type="spellStart"/>
-      <w:r>
-        <w:rPr>
-          <w:rStyle w:val="g"/>
-          <w:rFonts w:ascii="Times New Roman" w:hAnsi="Times New Roman" w:cs="Times New Roman"/>
-          <w:sz w:val="24"/>
-          <w:szCs w:val="24"/>
-        </w:rPr>
-        <w:t>tr</w:t>
-      </w:r>
-      <w:proofErr w:type="spellEnd"/>
-      <w:r>
-        <w:rPr>
-          <w:rStyle w:val="g"/>
-          <w:rFonts w:ascii="Times New Roman" w:hAnsi="Times New Roman" w:cs="Times New Roman"/>
-          <w:sz w:val="24"/>
-          <w:szCs w:val="24"/>
-        </w:rPr>
-        <w:t>&gt;</w:t>
-      </w:r>
-      <w:r>
-        <w:rPr>
-          <w:rFonts w:ascii="Times New Roman" w:hAnsi="Times New Roman" w:cs="Times New Roman"/>
-          <w:sz w:val="24"/>
-          <w:szCs w:val="24"/>
-        </w:rPr>
-        <w:br/>
-        <w:t xml:space="preserve">    </w:t>
-      </w:r>
-      <w:r>
-        <w:rPr>
-          <w:rStyle w:val="g"/>
-          <w:rFonts w:ascii="Times New Roman" w:hAnsi="Times New Roman" w:cs="Times New Roman"/>
-          <w:sz w:val="24"/>
-          <w:szCs w:val="24"/>
-        </w:rPr>
-        <w:t>&lt;td&gt;</w:t>
-      </w:r>
-      <w:r>
-        <w:rPr>
-          <w:rFonts w:ascii="Times New Roman" w:hAnsi="Times New Roman" w:cs="Times New Roman"/>
-          <w:sz w:val="24"/>
-          <w:szCs w:val="24"/>
-        </w:rPr>
-        <w:t>Alice</w:t>
-      </w:r>
-      <w:r>
-        <w:rPr>
-          <w:rStyle w:val="g"/>
-          <w:rFonts w:ascii="Times New Roman" w:hAnsi="Times New Roman" w:cs="Times New Roman"/>
-          <w:sz w:val="24"/>
-          <w:szCs w:val="24"/>
-        </w:rPr>
-        <w:t>&lt;/td&gt;</w:t>
-      </w:r>
-      <w:r>
-        <w:rPr>
-          <w:rFonts w:ascii="Times New Roman" w:hAnsi="Times New Roman" w:cs="Times New Roman"/>
-          <w:sz w:val="24"/>
-          <w:szCs w:val="24"/>
-        </w:rPr>
-        <w:br/>
-        <w:t xml:space="preserve">    </w:t>
-      </w:r>
-      <w:r>
-        <w:rPr>
-          <w:rStyle w:val="g"/>
-          <w:rFonts w:ascii="Times New Roman" w:hAnsi="Times New Roman" w:cs="Times New Roman"/>
-          <w:sz w:val="24"/>
-          <w:szCs w:val="24"/>
-        </w:rPr>
-        <w:t>&lt;td&gt;</w:t>
-      </w:r>
-      <w:r>
-        <w:rPr>
-          <w:rFonts w:ascii="Times New Roman" w:hAnsi="Times New Roman" w:cs="Times New Roman"/>
-          <w:sz w:val="24"/>
-          <w:szCs w:val="24"/>
-        </w:rPr>
-        <w:t>25</w:t>
-      </w:r>
-      <w:r>
-        <w:rPr>
-          <w:rStyle w:val="g"/>
-          <w:rFonts w:ascii="Times New Roman" w:hAnsi="Times New Roman" w:cs="Times New Roman"/>
-          <w:sz w:val="24"/>
-          <w:szCs w:val="24"/>
-        </w:rPr>
-        <w:t>&lt;/td&gt;</w:t>
-      </w:r>
-      <w:r>
-        <w:rPr>
-          <w:rFonts w:ascii="Times New Roman" w:hAnsi="Times New Roman" w:cs="Times New Roman"/>
-          <w:sz w:val="24"/>
-          <w:szCs w:val="24"/>
-        </w:rPr>
-        <w:br/>
-        <w:t xml:space="preserve">  </w:t>
-      </w:r>
-      <w:r>
-        <w:rPr>
-          <w:rStyle w:val="g"/>
-          <w:rFonts w:ascii="Times New Roman" w:hAnsi="Times New Roman" w:cs="Times New Roman"/>
-          <w:sz w:val="24"/>
-          <w:szCs w:val="24"/>
-        </w:rPr>
-        <w:t>&lt;/</w:t>
-      </w:r>
-      <w:proofErr w:type="spellStart"/>
-      <w:r>
-        <w:rPr>
-          <w:rStyle w:val="g"/>
-          <w:rFonts w:ascii="Times New Roman" w:hAnsi="Times New Roman" w:cs="Times New Roman"/>
-          <w:sz w:val="24"/>
-          <w:szCs w:val="24"/>
-        </w:rPr>
-        <w:t>tr</w:t>
-      </w:r>
-      <w:proofErr w:type="spellEnd"/>
-      <w:r>
-        <w:rPr>
-          <w:rStyle w:val="g"/>
-          <w:rFonts w:ascii="Times New Roman" w:hAnsi="Times New Roman" w:cs="Times New Roman"/>
-          <w:sz w:val="24"/>
-          <w:szCs w:val="24"/>
-        </w:rPr>
-        <w:t>&gt;</w:t>
-      </w:r>
-      <w:r>
-        <w:rPr>
-          <w:rFonts w:ascii="Times New Roman" w:hAnsi="Times New Roman" w:cs="Times New Roman"/>
-          <w:sz w:val="24"/>
-          <w:szCs w:val="24"/>
-        </w:rPr>
-        <w:br/>
-        <w:t xml:space="preserve">  </w:t>
-      </w:r>
-      <w:r>
-        <w:rPr>
-          <w:rStyle w:val="g"/>
-          <w:rFonts w:ascii="Times New Roman" w:hAnsi="Times New Roman" w:cs="Times New Roman"/>
-          <w:sz w:val="24"/>
-          <w:szCs w:val="24"/>
-        </w:rPr>
-        <w:t>&lt;</w:t>
-      </w:r>
-      <w:proofErr w:type="spellStart"/>
-      <w:r>
-        <w:rPr>
-          <w:rStyle w:val="g"/>
-          <w:rFonts w:ascii="Times New Roman" w:hAnsi="Times New Roman" w:cs="Times New Roman"/>
-          <w:sz w:val="24"/>
-          <w:szCs w:val="24"/>
-        </w:rPr>
-        <w:t>tr</w:t>
-      </w:r>
-      <w:proofErr w:type="spellEnd"/>
-      <w:r>
-        <w:rPr>
-          <w:rStyle w:val="g"/>
-          <w:rFonts w:ascii="Times New Roman" w:hAnsi="Times New Roman" w:cs="Times New Roman"/>
-          <w:sz w:val="24"/>
-          <w:szCs w:val="24"/>
-        </w:rPr>
-        <w:t>&gt;</w:t>
-      </w:r>
-      <w:r>
-        <w:rPr>
-          <w:rFonts w:ascii="Times New Roman" w:hAnsi="Times New Roman" w:cs="Times New Roman"/>
-          <w:sz w:val="24"/>
-          <w:szCs w:val="24"/>
-        </w:rPr>
-        <w:br/>
-        <w:t xml:space="preserve">    </w:t>
-      </w:r>
-      <w:r>
-        <w:rPr>
-          <w:rStyle w:val="g"/>
-          <w:rFonts w:ascii="Times New Roman" w:hAnsi="Times New Roman" w:cs="Times New Roman"/>
-          <w:sz w:val="24"/>
-          <w:szCs w:val="24"/>
-        </w:rPr>
-        <w:t>&lt;td&gt;</w:t>
-      </w:r>
-      <w:r>
-        <w:rPr>
-          <w:rFonts w:ascii="Times New Roman" w:hAnsi="Times New Roman" w:cs="Times New Roman"/>
-          <w:sz w:val="24"/>
-          <w:szCs w:val="24"/>
-        </w:rPr>
-        <w:t>Bob</w:t>
-      </w:r>
-      <w:r>
-        <w:rPr>
-          <w:rStyle w:val="g"/>
-          <w:rFonts w:ascii="Times New Roman" w:hAnsi="Times New Roman" w:cs="Times New Roman"/>
-          <w:sz w:val="24"/>
-          <w:szCs w:val="24"/>
-        </w:rPr>
-        <w:t>&lt;/td&gt;</w:t>
-      </w:r>
-      <w:r>
-        <w:rPr>
-          <w:rFonts w:ascii="Times New Roman" w:hAnsi="Times New Roman" w:cs="Times New Roman"/>
-          <w:sz w:val="24"/>
-          <w:szCs w:val="24"/>
-        </w:rPr>
-        <w:br/>
-        <w:t xml:space="preserve">    </w:t>
-      </w:r>
-      <w:r>
-        <w:rPr>
-          <w:rStyle w:val="g"/>
-          <w:rFonts w:ascii="Times New Roman" w:hAnsi="Times New Roman" w:cs="Times New Roman"/>
-          <w:sz w:val="24"/>
-          <w:szCs w:val="24"/>
-        </w:rPr>
-        <w:t>&lt;td&gt;</w:t>
-      </w:r>
-      <w:r>
-        <w:rPr>
-          <w:rFonts w:ascii="Times New Roman" w:hAnsi="Times New Roman" w:cs="Times New Roman"/>
-          <w:sz w:val="24"/>
-          <w:szCs w:val="24"/>
-        </w:rPr>
-        <w:t>30</w:t>
-      </w:r>
-      <w:r>
-        <w:rPr>
-          <w:rStyle w:val="g"/>
-          <w:rFonts w:ascii="Times New Roman" w:hAnsi="Times New Roman" w:cs="Times New Roman"/>
-          <w:sz w:val="24"/>
-          <w:szCs w:val="24"/>
-        </w:rPr>
-        <w:t>&lt;/td&gt;</w:t>
-      </w:r>
-      <w:r>
-        <w:rPr>
-          <w:rFonts w:ascii="Times New Roman" w:hAnsi="Times New Roman" w:cs="Times New Roman"/>
-          <w:sz w:val="24"/>
-          <w:szCs w:val="24"/>
-        </w:rPr>
-        <w:br/>
-        <w:t xml:space="preserve">  </w:t>
-      </w:r>
-      <w:r>
-        <w:rPr>
-          <w:rStyle w:val="g"/>
-          <w:rFonts w:ascii="Times New Roman" w:hAnsi="Times New Roman" w:cs="Times New Roman"/>
-          <w:sz w:val="24"/>
-          <w:szCs w:val="24"/>
-        </w:rPr>
-        <w:t>&lt;/</w:t>
-      </w:r>
-      <w:proofErr w:type="spellStart"/>
-      <w:r>
-        <w:rPr>
-          <w:rStyle w:val="g"/>
-          <w:rFonts w:ascii="Times New Roman" w:hAnsi="Times New Roman" w:cs="Times New Roman"/>
-          <w:sz w:val="24"/>
-          <w:szCs w:val="24"/>
-        </w:rPr>
-        <w:t>tr</w:t>
-      </w:r>
-      <w:proofErr w:type="spellEnd"/>
-      <w:r>
-        <w:rPr>
-          <w:rStyle w:val="g"/>
-          <w:rFonts w:ascii="Times New Roman" w:hAnsi="Times New Roman" w:cs="Times New Roman"/>
-          <w:sz w:val="24"/>
-          <w:szCs w:val="24"/>
-        </w:rPr>
-        <w:t>&gt;</w:t>
-      </w:r>
-      <w:r>
-        <w:rPr>
-          <w:rFonts w:ascii="Times New Roman" w:hAnsi="Times New Roman" w:cs="Times New Roman"/>
-          <w:sz w:val="24"/>
-          <w:szCs w:val="24"/>
-        </w:rPr>
-        <w:br/>
-      </w:r>
-      <w:r>
-        <w:rPr>
-          <w:rStyle w:val="g"/>
-          <w:rFonts w:ascii="Times New Roman" w:hAnsi="Times New Roman" w:cs="Times New Roman"/>
-          <w:sz w:val="24"/>
-          <w:szCs w:val="24"/>
-        </w:rPr>
-        <w:t>&lt;/table&gt;</w:t>
-      </w:r>
-    </w:p>
-    <w:p>
-      <w:pPr>
-        <w:rPr>
-          <w:rFonts w:ascii="Times New Roman" w:hAnsi="Times New Roman" w:cs="Times New Roman"/>
-          <w:sz w:val="24"/>
-          <w:szCs w:val="24"/>
-        </w:rPr>
-      </w:pPr>
-    </w:p>
-    <w:p>
-      <w:pPr>
-        <w:pStyle w:val="Heading2"/>
-        <w:rPr>
-          <w:rFonts w:ascii="Times New Roman" w:hAnsi="Times New Roman" w:cs="Times New Roman"/>
-          <w:color w:val="auto"/>
-          <w:sz w:val="24"/>
-          <w:szCs w:val="24"/>
-        </w:rPr>
-      </w:pPr>
-      <w:r>
-        <w:rPr>
-          <w:rFonts w:ascii="Times New Roman" w:hAnsi="Times New Roman" w:cs="Times New Roman"/>
-          <w:b/>
-          <w:color w:val="auto"/>
-          <w:sz w:val="24"/>
-          <w:szCs w:val="24"/>
-        </w:rPr>
-        <w:t>Purpose of Each Element</w:t>
+        <w:t>Why Tables Should Be Used Sparingly for Layout</w:t>
       </w:r>
     </w:p>
     <w:p>
       <w:pPr>
         <w:pStyle w:val="Heading3"/>
-        <w:rPr>
-          <w:sz w:val="24"/>
-          <w:szCs w:val="24"/>
-        </w:rPr>
-      </w:pPr>
-      <w:r>
-        <w:rPr>
-          <w:sz w:val="24"/>
-          <w:szCs w:val="24"/>
-        </w:rPr>
-        <w:t xml:space="preserve">1. </w:t>
-      </w:r>
-      <w:r>
-        <w:rPr>
-          <w:rStyle w:val="HTMLCode"/>
-          <w:rFonts w:ascii="Times New Roman" w:eastAsiaTheme="majorEastAsia" w:hAnsi="Times New Roman" w:cs="Times New Roman"/>
-          <w:sz w:val="24"/>
-          <w:szCs w:val="24"/>
-        </w:rPr>
-        <w:t>&lt;</w:t>
-      </w:r>
-      <w:proofErr w:type="gramStart"/>
-      <w:r>
-        <w:rPr>
-          <w:rStyle w:val="HTMLCode"/>
-          <w:rFonts w:ascii="Times New Roman" w:eastAsiaTheme="majorEastAsia" w:hAnsi="Times New Roman" w:cs="Times New Roman"/>
-          <w:sz w:val="24"/>
-          <w:szCs w:val="24"/>
-        </w:rPr>
-        <w:t>table</w:t>
-      </w:r>
-      <w:proofErr w:type="gramEnd"/>
-      <w:r>
-        <w:rPr>
-          <w:rStyle w:val="HTMLCode"/>
-          <w:rFonts w:ascii="Times New Roman" w:eastAsiaTheme="majorEastAsia" w:hAnsi="Times New Roman" w:cs="Times New Roman"/>
-          <w:sz w:val="24"/>
-          <w:szCs w:val="24"/>
-        </w:rPr>
-        <w:t>&gt;</w:t>
-      </w:r>
-    </w:p>
-    <w:p>
-      <w:pPr>
-        <w:numPr>
-          <w:ilvl w:val="0"/>
-          <w:numId w:val="37"/>
-        </w:numPr>
-        <w:spacing w:before="100" w:beforeAutospacing="1" w:after="100" w:afterAutospacing="1" w:line="240" w:lineRule="auto"/>
-        <w:rPr>
-          <w:rFonts w:ascii="Times New Roman" w:hAnsi="Times New Roman" w:cs="Times New Roman"/>
-          <w:sz w:val="24"/>
-          <w:szCs w:val="24"/>
-        </w:rPr>
-      </w:pPr>
-      <w:r>
-        <w:rPr>
-          <w:rFonts w:ascii="Times New Roman" w:hAnsi="Times New Roman" w:cs="Times New Roman"/>
-          <w:sz w:val="24"/>
-          <w:szCs w:val="24"/>
-        </w:rPr>
-        <w:t xml:space="preserve">The </w:t>
-      </w:r>
-      <w:r>
-        <w:rPr>
-          <w:rStyle w:val="Strong"/>
-          <w:rFonts w:ascii="Times New Roman" w:hAnsi="Times New Roman" w:cs="Times New Roman"/>
-          <w:sz w:val="24"/>
-          <w:szCs w:val="24"/>
-        </w:rPr>
-        <w:t>container element</w:t>
-      </w:r>
-      <w:r>
-        <w:rPr>
-          <w:rFonts w:ascii="Times New Roman" w:hAnsi="Times New Roman" w:cs="Times New Roman"/>
-          <w:sz w:val="24"/>
-          <w:szCs w:val="24"/>
-        </w:rPr>
-        <w:t xml:space="preserve"> for the entire table. </w:t>
-      </w:r>
-    </w:p>
-    <w:p>
-      <w:pPr>
-        <w:numPr>
-          <w:ilvl w:val="0"/>
-          <w:numId w:val="37"/>
-        </w:numPr>
-        <w:spacing w:before="100" w:beforeAutospacing="1" w:after="100" w:afterAutospacing="1" w:line="240" w:lineRule="auto"/>
-        <w:rPr>
-          <w:rFonts w:ascii="Times New Roman" w:hAnsi="Times New Roman" w:cs="Times New Roman"/>
-          <w:sz w:val="24"/>
-          <w:szCs w:val="24"/>
-        </w:rPr>
-      </w:pPr>
-      <w:r>
-        <w:rPr>
-          <w:rFonts w:ascii="Times New Roman" w:hAnsi="Times New Roman" w:cs="Times New Roman"/>
-          <w:sz w:val="24"/>
-          <w:szCs w:val="24"/>
-        </w:rPr>
-        <w:t xml:space="preserve">Wraps all rows, headers, and data cells. </w:t>
-      </w:r>
-    </w:p>
-    <w:p>
-      <w:pPr>
-        <w:spacing w:before="100" w:beforeAutospacing="1" w:after="100" w:afterAutospacing="1" w:line="240" w:lineRule="auto"/>
-        <w:ind w:left="360"/>
-        <w:rPr>
-          <w:rFonts w:ascii="Times New Roman" w:hAnsi="Times New Roman" w:cs="Times New Roman"/>
-          <w:sz w:val="24"/>
-          <w:szCs w:val="24"/>
-        </w:rPr>
-      </w:pPr>
-    </w:p>
-    <w:p>
-      <w:pPr>
-        <w:pStyle w:val="Heading3"/>
-        <w:rPr>
-          <w:sz w:val="24"/>
-          <w:szCs w:val="24"/>
-        </w:rPr>
-      </w:pPr>
-      <w:r>
-        <w:rPr>
-          <w:sz w:val="24"/>
-          <w:szCs w:val="24"/>
-        </w:rPr>
-        <w:t xml:space="preserve">2. </w:t>
-      </w:r>
-      <w:r>
-        <w:rPr>
-          <w:rStyle w:val="HTMLCode"/>
-          <w:rFonts w:ascii="Times New Roman" w:eastAsiaTheme="majorEastAsia" w:hAnsi="Times New Roman" w:cs="Times New Roman"/>
-          <w:sz w:val="24"/>
-          <w:szCs w:val="24"/>
-        </w:rPr>
-        <w:t>&lt;</w:t>
-      </w:r>
-      <w:proofErr w:type="spellStart"/>
-      <w:proofErr w:type="gramStart"/>
-      <w:r>
-        <w:rPr>
-          <w:rStyle w:val="HTMLCode"/>
-          <w:rFonts w:ascii="Times New Roman" w:eastAsiaTheme="majorEastAsia" w:hAnsi="Times New Roman" w:cs="Times New Roman"/>
-          <w:sz w:val="24"/>
-          <w:szCs w:val="24"/>
-        </w:rPr>
-        <w:t>tr</w:t>
-      </w:r>
-      <w:proofErr w:type="spellEnd"/>
-      <w:proofErr w:type="gramEnd"/>
-      <w:r>
-        <w:rPr>
-          <w:rStyle w:val="HTMLCode"/>
-          <w:rFonts w:ascii="Times New Roman" w:eastAsiaTheme="majorEastAsia" w:hAnsi="Times New Roman" w:cs="Times New Roman"/>
-          <w:sz w:val="24"/>
-          <w:szCs w:val="24"/>
-        </w:rPr>
-        <w:t>&gt;</w:t>
-      </w:r>
-      <w:r>
-        <w:rPr>
-          <w:sz w:val="24"/>
-          <w:szCs w:val="24"/>
-        </w:rPr>
-        <w:t xml:space="preserve"> (Table Row)</w:t>
-      </w:r>
-    </w:p>
-    <w:p>
-      <w:pPr>
-        <w:numPr>
-          <w:ilvl w:val="0"/>
-          <w:numId w:val="38"/>
-        </w:numPr>
-        <w:spacing w:before="100" w:beforeAutospacing="1" w:after="100" w:afterAutospacing="1" w:line="240" w:lineRule="auto"/>
-        <w:rPr>
-          <w:rFonts w:ascii="Times New Roman" w:hAnsi="Times New Roman" w:cs="Times New Roman"/>
-          <w:sz w:val="24"/>
-          <w:szCs w:val="24"/>
-        </w:rPr>
-      </w:pPr>
-      <w:r>
-        <w:rPr>
-          <w:rFonts w:ascii="Times New Roman" w:hAnsi="Times New Roman" w:cs="Times New Roman"/>
-          <w:sz w:val="24"/>
-          <w:szCs w:val="24"/>
-        </w:rPr>
-        <w:t xml:space="preserve">Defines a </w:t>
-      </w:r>
-      <w:r>
-        <w:rPr>
-          <w:rStyle w:val="Strong"/>
-          <w:rFonts w:ascii="Times New Roman" w:hAnsi="Times New Roman" w:cs="Times New Roman"/>
-          <w:sz w:val="24"/>
-          <w:szCs w:val="24"/>
-        </w:rPr>
-        <w:t>row</w:t>
-      </w:r>
-      <w:r>
-        <w:rPr>
-          <w:rFonts w:ascii="Times New Roman" w:hAnsi="Times New Roman" w:cs="Times New Roman"/>
-          <w:sz w:val="24"/>
-          <w:szCs w:val="24"/>
-        </w:rPr>
-        <w:t xml:space="preserve"> in the table. </w:t>
-      </w:r>
-    </w:p>
-    <w:p>
-      <w:pPr>
-        <w:numPr>
-          <w:ilvl w:val="0"/>
-          <w:numId w:val="38"/>
-        </w:numPr>
-        <w:spacing w:before="100" w:beforeAutospacing="1" w:after="100" w:afterAutospacing="1" w:line="240" w:lineRule="auto"/>
-        <w:rPr>
-          <w:rFonts w:ascii="Times New Roman" w:hAnsi="Times New Roman" w:cs="Times New Roman"/>
-          <w:sz w:val="24"/>
-          <w:szCs w:val="24"/>
-        </w:rPr>
-      </w:pPr>
-      <w:r>
-        <w:rPr>
-          <w:rFonts w:ascii="Times New Roman" w:hAnsi="Times New Roman" w:cs="Times New Roman"/>
-          <w:sz w:val="24"/>
-          <w:szCs w:val="24"/>
-        </w:rPr>
-        <w:t>Contains table header (</w:t>
-      </w:r>
-      <w:r>
-        <w:rPr>
-          <w:rStyle w:val="HTMLCode"/>
-          <w:rFonts w:ascii="Times New Roman" w:eastAsiaTheme="majorEastAsia" w:hAnsi="Times New Roman" w:cs="Times New Roman"/>
-          <w:sz w:val="24"/>
-          <w:szCs w:val="24"/>
-        </w:rPr>
-        <w:t>&lt;</w:t>
-      </w:r>
-      <w:proofErr w:type="spellStart"/>
-      <w:proofErr w:type="gramStart"/>
-      <w:r>
-        <w:rPr>
-          <w:rStyle w:val="HTMLCode"/>
-          <w:rFonts w:ascii="Times New Roman" w:eastAsiaTheme="majorEastAsia" w:hAnsi="Times New Roman" w:cs="Times New Roman"/>
-          <w:sz w:val="24"/>
-          <w:szCs w:val="24"/>
-        </w:rPr>
-        <w:t>th</w:t>
-      </w:r>
-      <w:proofErr w:type="spellEnd"/>
-      <w:proofErr w:type="gramEnd"/>
-      <w:r>
-        <w:rPr>
-          <w:rStyle w:val="HTMLCode"/>
-          <w:rFonts w:ascii="Times New Roman" w:eastAsiaTheme="majorEastAsia" w:hAnsi="Times New Roman" w:cs="Times New Roman"/>
-          <w:sz w:val="24"/>
-          <w:szCs w:val="24"/>
-        </w:rPr>
-        <w:t>&gt;</w:t>
-      </w:r>
-      <w:r>
-        <w:rPr>
-          <w:rFonts w:ascii="Times New Roman" w:hAnsi="Times New Roman" w:cs="Times New Roman"/>
-          <w:sz w:val="24"/>
-          <w:szCs w:val="24"/>
-        </w:rPr>
-        <w:t>) or table data (</w:t>
-      </w:r>
-      <w:r>
-        <w:rPr>
-          <w:rStyle w:val="HTMLCode"/>
-          <w:rFonts w:ascii="Times New Roman" w:eastAsiaTheme="majorEastAsia" w:hAnsi="Times New Roman" w:cs="Times New Roman"/>
-          <w:sz w:val="24"/>
-          <w:szCs w:val="24"/>
-        </w:rPr>
-        <w:t>&lt;td&gt;</w:t>
-      </w:r>
-      <w:r>
-        <w:rPr>
-          <w:rFonts w:ascii="Times New Roman" w:hAnsi="Times New Roman" w:cs="Times New Roman"/>
-          <w:sz w:val="24"/>
-          <w:szCs w:val="24"/>
-        </w:rPr>
-        <w:t xml:space="preserve">) cells. </w:t>
-      </w:r>
-    </w:p>
-    <w:p>
-      <w:pPr>
-        <w:pStyle w:val="Heading3"/>
-        <w:rPr>
-          <w:sz w:val="24"/>
-          <w:szCs w:val="24"/>
-        </w:rPr>
-      </w:pPr>
-      <w:r>
-        <w:rPr>
-          <w:sz w:val="24"/>
-          <w:szCs w:val="24"/>
-        </w:rPr>
-        <w:t xml:space="preserve">3. </w:t>
-      </w:r>
-      <w:r>
-        <w:rPr>
-          <w:rStyle w:val="HTMLCode"/>
-          <w:rFonts w:ascii="Times New Roman" w:eastAsiaTheme="majorEastAsia" w:hAnsi="Times New Roman" w:cs="Times New Roman"/>
-          <w:sz w:val="24"/>
-          <w:szCs w:val="24"/>
-        </w:rPr>
-        <w:t>&lt;</w:t>
-      </w:r>
-      <w:proofErr w:type="spellStart"/>
-      <w:proofErr w:type="gramStart"/>
-      <w:r>
-        <w:rPr>
-          <w:rStyle w:val="HTMLCode"/>
-          <w:rFonts w:ascii="Times New Roman" w:eastAsiaTheme="majorEastAsia" w:hAnsi="Times New Roman" w:cs="Times New Roman"/>
-          <w:sz w:val="24"/>
-          <w:szCs w:val="24"/>
-        </w:rPr>
-        <w:t>th</w:t>
-      </w:r>
-      <w:proofErr w:type="spellEnd"/>
-      <w:proofErr w:type="gramEnd"/>
-      <w:r>
-        <w:rPr>
-          <w:rStyle w:val="HTMLCode"/>
-          <w:rFonts w:ascii="Times New Roman" w:eastAsiaTheme="majorEastAsia" w:hAnsi="Times New Roman" w:cs="Times New Roman"/>
-          <w:sz w:val="24"/>
-          <w:szCs w:val="24"/>
-        </w:rPr>
-        <w:t>&gt;</w:t>
-      </w:r>
-      <w:r>
-        <w:rPr>
-          <w:sz w:val="24"/>
-          <w:szCs w:val="24"/>
-        </w:rPr>
-        <w:t xml:space="preserve"> (Table Header Cell)</w:t>
-      </w:r>
-    </w:p>
-    <w:p>
-      <w:pPr>
-        <w:numPr>
-          <w:ilvl w:val="0"/>
-          <w:numId w:val="39"/>
-        </w:numPr>
-        <w:spacing w:before="100" w:beforeAutospacing="1" w:after="100" w:afterAutospacing="1" w:line="240" w:lineRule="auto"/>
-        <w:rPr>
-          <w:rFonts w:ascii="Times New Roman" w:hAnsi="Times New Roman" w:cs="Times New Roman"/>
-          <w:sz w:val="24"/>
-          <w:szCs w:val="24"/>
-        </w:rPr>
-      </w:pPr>
-      <w:r>
-        <w:rPr>
-          <w:rFonts w:ascii="Times New Roman" w:hAnsi="Times New Roman" w:cs="Times New Roman"/>
-          <w:sz w:val="24"/>
-          <w:szCs w:val="24"/>
-        </w:rPr>
-        <w:t xml:space="preserve">Represents a </w:t>
-      </w:r>
-      <w:r>
-        <w:rPr>
-          <w:rStyle w:val="Strong"/>
-          <w:rFonts w:ascii="Times New Roman" w:hAnsi="Times New Roman" w:cs="Times New Roman"/>
-          <w:sz w:val="24"/>
-          <w:szCs w:val="24"/>
-        </w:rPr>
-        <w:t>header cell</w:t>
-      </w:r>
-      <w:r>
-        <w:rPr>
-          <w:rFonts w:ascii="Times New Roman" w:hAnsi="Times New Roman" w:cs="Times New Roman"/>
-          <w:sz w:val="24"/>
-          <w:szCs w:val="24"/>
-        </w:rPr>
-        <w:t xml:space="preserve"> (usually bold and </w:t>
-      </w:r>
-      <w:proofErr w:type="spellStart"/>
-      <w:r>
-        <w:rPr>
-          <w:rFonts w:ascii="Times New Roman" w:hAnsi="Times New Roman" w:cs="Times New Roman"/>
-          <w:sz w:val="24"/>
-          <w:szCs w:val="24"/>
-        </w:rPr>
-        <w:t>centered</w:t>
-      </w:r>
-      <w:proofErr w:type="spellEnd"/>
-      <w:r>
-        <w:rPr>
-          <w:rFonts w:ascii="Times New Roman" w:hAnsi="Times New Roman" w:cs="Times New Roman"/>
-          <w:sz w:val="24"/>
-          <w:szCs w:val="24"/>
-        </w:rPr>
-        <w:t xml:space="preserve"> by default). </w:t>
-      </w:r>
-    </w:p>
-    <w:p>
-      <w:pPr>
-        <w:numPr>
-          <w:ilvl w:val="0"/>
-          <w:numId w:val="39"/>
-        </w:numPr>
-        <w:spacing w:before="100" w:beforeAutospacing="1" w:after="100" w:afterAutospacing="1" w:line="240" w:lineRule="auto"/>
-        <w:rPr>
-          <w:rFonts w:ascii="Times New Roman" w:hAnsi="Times New Roman" w:cs="Times New Roman"/>
-          <w:sz w:val="24"/>
-          <w:szCs w:val="24"/>
-        </w:rPr>
-      </w:pPr>
-      <w:r>
-        <w:rPr>
-          <w:rFonts w:ascii="Times New Roman" w:hAnsi="Times New Roman" w:cs="Times New Roman"/>
-          <w:sz w:val="24"/>
-          <w:szCs w:val="24"/>
-        </w:rPr>
-        <w:t xml:space="preserve">Used for column or row headings. </w:t>
-      </w:r>
-    </w:p>
-    <w:p>
-      <w:pPr>
-        <w:numPr>
-          <w:ilvl w:val="0"/>
-          <w:numId w:val="39"/>
-        </w:numPr>
-        <w:spacing w:before="100" w:beforeAutospacing="1" w:after="100" w:afterAutospacing="1" w:line="240" w:lineRule="auto"/>
-        <w:rPr>
-          <w:rFonts w:ascii="Times New Roman" w:hAnsi="Times New Roman" w:cs="Times New Roman"/>
-          <w:sz w:val="24"/>
-          <w:szCs w:val="24"/>
-        </w:rPr>
-      </w:pPr>
-      <w:r>
-        <w:rPr>
-          <w:rFonts w:ascii="Times New Roman" w:hAnsi="Times New Roman" w:cs="Times New Roman"/>
-          <w:sz w:val="24"/>
-          <w:szCs w:val="24"/>
-        </w:rPr>
-        <w:t xml:space="preserve">Improves accessibility and readability. </w:t>
-      </w:r>
-    </w:p>
-    <w:p>
-      <w:pPr>
-        <w:pStyle w:val="Heading3"/>
-        <w:rPr>
-          <w:sz w:val="24"/>
-          <w:szCs w:val="24"/>
-        </w:rPr>
-      </w:pPr>
-      <w:r>
-        <w:rPr>
-          <w:sz w:val="24"/>
-          <w:szCs w:val="24"/>
-        </w:rPr>
-        <w:t xml:space="preserve">4. </w:t>
-      </w:r>
-      <w:r>
-        <w:rPr>
-          <w:rStyle w:val="HTMLCode"/>
-          <w:rFonts w:ascii="Times New Roman" w:eastAsiaTheme="majorEastAsia" w:hAnsi="Times New Roman" w:cs="Times New Roman"/>
-          <w:sz w:val="24"/>
-          <w:szCs w:val="24"/>
-        </w:rPr>
-        <w:t>&lt;</w:t>
-      </w:r>
-      <w:proofErr w:type="gramStart"/>
-      <w:r>
-        <w:rPr>
-          <w:rStyle w:val="HTMLCode"/>
-          <w:rFonts w:ascii="Times New Roman" w:eastAsiaTheme="majorEastAsia" w:hAnsi="Times New Roman" w:cs="Times New Roman"/>
-          <w:sz w:val="24"/>
-          <w:szCs w:val="24"/>
-        </w:rPr>
-        <w:t>td</w:t>
-      </w:r>
-      <w:proofErr w:type="gramEnd"/>
-      <w:r>
-        <w:rPr>
-          <w:rStyle w:val="HTMLCode"/>
-          <w:rFonts w:ascii="Times New Roman" w:eastAsiaTheme="majorEastAsia" w:hAnsi="Times New Roman" w:cs="Times New Roman"/>
-          <w:sz w:val="24"/>
-          <w:szCs w:val="24"/>
-        </w:rPr>
-        <w:t>&gt;</w:t>
-      </w:r>
-      <w:r>
-        <w:rPr>
-          <w:sz w:val="24"/>
-          <w:szCs w:val="24"/>
-        </w:rPr>
-        <w:t xml:space="preserve"> (Table Data Cell)</w:t>
-      </w:r>
-    </w:p>
-    <w:p>
-      <w:pPr>
-        <w:numPr>
-          <w:ilvl w:val="0"/>
-          <w:numId w:val="40"/>
-        </w:numPr>
-        <w:spacing w:before="100" w:beforeAutospacing="1" w:after="100" w:afterAutospacing="1" w:line="240" w:lineRule="auto"/>
-        <w:rPr>
-          <w:rFonts w:ascii="Times New Roman" w:hAnsi="Times New Roman" w:cs="Times New Roman"/>
-          <w:sz w:val="24"/>
-          <w:szCs w:val="24"/>
-        </w:rPr>
-      </w:pPr>
-      <w:r>
-        <w:rPr>
-          <w:rFonts w:ascii="Times New Roman" w:hAnsi="Times New Roman" w:cs="Times New Roman"/>
-          <w:sz w:val="24"/>
-          <w:szCs w:val="24"/>
-        </w:rPr>
-        <w:t xml:space="preserve">Represents a </w:t>
-      </w:r>
-      <w:r>
-        <w:rPr>
-          <w:rStyle w:val="Strong"/>
-          <w:rFonts w:ascii="Times New Roman" w:hAnsi="Times New Roman" w:cs="Times New Roman"/>
-          <w:sz w:val="24"/>
-          <w:szCs w:val="24"/>
-        </w:rPr>
-        <w:t>standard data cell</w:t>
-      </w:r>
-      <w:r>
-        <w:rPr>
-          <w:rFonts w:ascii="Times New Roman" w:hAnsi="Times New Roman" w:cs="Times New Roman"/>
-          <w:sz w:val="24"/>
-          <w:szCs w:val="24"/>
-        </w:rPr>
-        <w:t xml:space="preserve">. </w:t>
-      </w:r>
-    </w:p>
-    <w:p>
-      <w:pPr>
-        <w:numPr>
-          <w:ilvl w:val="0"/>
-          <w:numId w:val="40"/>
-        </w:numPr>
-        <w:spacing w:before="100" w:beforeAutospacing="1" w:after="100" w:afterAutospacing="1" w:line="240" w:lineRule="auto"/>
-        <w:rPr>
-          <w:rFonts w:ascii="Times New Roman" w:hAnsi="Times New Roman" w:cs="Times New Roman"/>
-          <w:sz w:val="24"/>
-          <w:szCs w:val="24"/>
-        </w:rPr>
-      </w:pPr>
-      <w:r>
-        <w:rPr>
-          <w:rFonts w:ascii="Times New Roman" w:hAnsi="Times New Roman" w:cs="Times New Roman"/>
-          <w:sz w:val="24"/>
-          <w:szCs w:val="24"/>
-        </w:rPr>
-        <w:t xml:space="preserve">Contains the actual data in the table. </w:t>
-      </w:r>
-    </w:p>
-    <w:p>
-      <w:pPr>
-        <w:pStyle w:val="Heading3"/>
-        <w:rPr>
-          <w:sz w:val="24"/>
-          <w:szCs w:val="24"/>
-        </w:rPr>
-      </w:pPr>
-      <w:r>
-        <w:rPr>
-          <w:sz w:val="24"/>
-          <w:szCs w:val="24"/>
-        </w:rPr>
-        <w:t xml:space="preserve">5. </w:t>
-      </w:r>
-      <w:r>
-        <w:rPr>
-          <w:rStyle w:val="HTMLCode"/>
-          <w:rFonts w:ascii="Times New Roman" w:eastAsiaTheme="majorEastAsia" w:hAnsi="Times New Roman" w:cs="Times New Roman"/>
-          <w:sz w:val="24"/>
-          <w:szCs w:val="24"/>
-        </w:rPr>
-        <w:t>&lt;</w:t>
-      </w:r>
-      <w:proofErr w:type="spellStart"/>
-      <w:proofErr w:type="gramStart"/>
-      <w:r>
-        <w:rPr>
-          <w:rStyle w:val="HTMLCode"/>
-          <w:rFonts w:ascii="Times New Roman" w:eastAsiaTheme="majorEastAsia" w:hAnsi="Times New Roman" w:cs="Times New Roman"/>
-          <w:sz w:val="24"/>
-          <w:szCs w:val="24"/>
-        </w:rPr>
-        <w:t>thead</w:t>
-      </w:r>
-      <w:proofErr w:type="spellEnd"/>
-      <w:proofErr w:type="gramEnd"/>
-      <w:r>
-        <w:rPr>
-          <w:rStyle w:val="HTMLCode"/>
-          <w:rFonts w:ascii="Times New Roman" w:eastAsiaTheme="majorEastAsia" w:hAnsi="Times New Roman" w:cs="Times New Roman"/>
-          <w:sz w:val="24"/>
-          <w:szCs w:val="24"/>
-        </w:rPr>
-        <w:t>&gt;</w:t>
-      </w:r>
-      <w:r>
-        <w:rPr>
-          <w:sz w:val="24"/>
-          <w:szCs w:val="24"/>
-        </w:rPr>
-        <w:t xml:space="preserve"> (Table Head Section)</w:t>
-      </w:r>
-    </w:p>
-    <w:p>
-      <w:pPr>
-        <w:numPr>
-          <w:ilvl w:val="0"/>
-          <w:numId w:val="41"/>
-        </w:numPr>
-        <w:spacing w:before="100" w:beforeAutospacing="1" w:after="100" w:afterAutospacing="1" w:line="240" w:lineRule="auto"/>
-        <w:rPr>
-          <w:rFonts w:ascii="Times New Roman" w:hAnsi="Times New Roman" w:cs="Times New Roman"/>
-          <w:sz w:val="24"/>
-          <w:szCs w:val="24"/>
-        </w:rPr>
-      </w:pPr>
-      <w:r>
-        <w:rPr>
-          <w:rFonts w:ascii="Times New Roman" w:hAnsi="Times New Roman" w:cs="Times New Roman"/>
-          <w:sz w:val="24"/>
-          <w:szCs w:val="24"/>
-        </w:rPr>
-        <w:t xml:space="preserve">Groups the </w:t>
-      </w:r>
-      <w:r>
-        <w:rPr>
-          <w:rStyle w:val="Strong"/>
-          <w:rFonts w:ascii="Times New Roman" w:hAnsi="Times New Roman" w:cs="Times New Roman"/>
-          <w:sz w:val="24"/>
-          <w:szCs w:val="24"/>
-        </w:rPr>
-        <w:t>header content</w:t>
-      </w:r>
-      <w:r>
-        <w:rPr>
-          <w:rFonts w:ascii="Times New Roman" w:hAnsi="Times New Roman" w:cs="Times New Roman"/>
-          <w:sz w:val="24"/>
-          <w:szCs w:val="24"/>
-        </w:rPr>
-        <w:t xml:space="preserve"> of the table. </w:t>
-      </w:r>
-    </w:p>
-    <w:p>
-      <w:pPr>
-        <w:numPr>
-          <w:ilvl w:val="0"/>
-          <w:numId w:val="41"/>
-        </w:numPr>
-        <w:spacing w:before="100" w:beforeAutospacing="1" w:after="100" w:afterAutospacing="1" w:line="240" w:lineRule="auto"/>
-        <w:rPr>
-          <w:rFonts w:ascii="Times New Roman" w:hAnsi="Times New Roman" w:cs="Times New Roman"/>
-          <w:sz w:val="24"/>
-          <w:szCs w:val="24"/>
-        </w:rPr>
-      </w:pPr>
-      <w:r>
-        <w:rPr>
-          <w:rFonts w:ascii="Times New Roman" w:hAnsi="Times New Roman" w:cs="Times New Roman"/>
-          <w:sz w:val="24"/>
-          <w:szCs w:val="24"/>
-        </w:rPr>
-        <w:t xml:space="preserve">Typically contains rows with </w:t>
-      </w:r>
-      <w:r>
-        <w:rPr>
-          <w:rStyle w:val="HTMLCode"/>
-          <w:rFonts w:ascii="Times New Roman" w:eastAsiaTheme="majorEastAsia" w:hAnsi="Times New Roman" w:cs="Times New Roman"/>
-          <w:sz w:val="24"/>
-          <w:szCs w:val="24"/>
-        </w:rPr>
-        <w:t>&lt;</w:t>
-      </w:r>
-      <w:proofErr w:type="spellStart"/>
-      <w:proofErr w:type="gramStart"/>
-      <w:r>
-        <w:rPr>
-          <w:rStyle w:val="HTMLCode"/>
-          <w:rFonts w:ascii="Times New Roman" w:eastAsiaTheme="majorEastAsia" w:hAnsi="Times New Roman" w:cs="Times New Roman"/>
-          <w:sz w:val="24"/>
-          <w:szCs w:val="24"/>
-        </w:rPr>
-        <w:t>th</w:t>
-      </w:r>
-      <w:proofErr w:type="spellEnd"/>
-      <w:proofErr w:type="gramEnd"/>
-      <w:r>
-        <w:rPr>
-          <w:rStyle w:val="HTMLCode"/>
-          <w:rFonts w:ascii="Times New Roman" w:eastAsiaTheme="majorEastAsia" w:hAnsi="Times New Roman" w:cs="Times New Roman"/>
-          <w:sz w:val="24"/>
-          <w:szCs w:val="24"/>
-        </w:rPr>
-        <w:t>&gt;</w:t>
-      </w:r>
-      <w:r>
-        <w:rPr>
-          <w:rFonts w:ascii="Times New Roman" w:hAnsi="Times New Roman" w:cs="Times New Roman"/>
-          <w:sz w:val="24"/>
-          <w:szCs w:val="24"/>
-        </w:rPr>
-        <w:t xml:space="preserve"> elements. </w:t>
-      </w:r>
-    </w:p>
-    <w:p>
-      <w:pPr>
-        <w:numPr>
-          <w:ilvl w:val="0"/>
-          <w:numId w:val="41"/>
-        </w:numPr>
-        <w:spacing w:before="100" w:beforeAutospacing="1" w:after="100" w:afterAutospacing="1" w:line="240" w:lineRule="auto"/>
-        <w:rPr>
-          <w:rFonts w:ascii="Times New Roman" w:hAnsi="Times New Roman" w:cs="Times New Roman"/>
-          <w:sz w:val="24"/>
-          <w:szCs w:val="24"/>
-        </w:rPr>
-      </w:pPr>
-      <w:r>
-        <w:rPr>
-          <w:rFonts w:ascii="Times New Roman" w:hAnsi="Times New Roman" w:cs="Times New Roman"/>
-          <w:sz w:val="24"/>
-          <w:szCs w:val="24"/>
-        </w:rPr>
-        <w:t xml:space="preserve">Helps browsers and screen readers understand the table structure. </w:t>
-      </w:r>
-    </w:p>
-    <w:p>
-      <w:pPr>
-        <w:numPr>
-          <w:ilvl w:val="0"/>
-          <w:numId w:val="41"/>
-        </w:numPr>
-        <w:spacing w:before="100" w:beforeAutospacing="1" w:after="100" w:afterAutospacing="1" w:line="240" w:lineRule="auto"/>
-        <w:rPr>
-          <w:rFonts w:ascii="Times New Roman" w:hAnsi="Times New Roman" w:cs="Times New Roman"/>
-          <w:sz w:val="24"/>
-          <w:szCs w:val="24"/>
-        </w:rPr>
-      </w:pPr>
-      <w:r>
-        <w:rPr>
-          <w:rFonts w:ascii="Times New Roman" w:hAnsi="Times New Roman" w:cs="Times New Roman"/>
-          <w:sz w:val="24"/>
-          <w:szCs w:val="24"/>
-        </w:rPr>
-        <w:t>Useful for styling and managing large tables.</w:t>
-      </w:r>
-    </w:p>
-    <w:p>
-      <w:pPr>
-        <w:rPr>
-          <w:rFonts w:ascii="Times New Roman" w:hAnsi="Times New Roman" w:cs="Times New Roman"/>
-          <w:b/>
-          <w:sz w:val="28"/>
-          <w:szCs w:val="28"/>
-        </w:rPr>
-      </w:pPr>
-      <w:r>
-        <w:rPr>
-          <w:rFonts w:ascii="Times New Roman" w:eastAsia="Times New Roman" w:hAnsi="Times New Roman" w:cs="Times New Roman"/>
-          <w:b/>
-          <w:sz w:val="28"/>
-          <w:szCs w:val="28"/>
-          <w:lang w:eastAsia="en-IN"/>
-        </w:rPr>
-        <w:t xml:space="preserve">Q-2. </w:t>
-      </w:r>
-      <w:r>
-        <w:rPr>
-          <w:rFonts w:ascii="Times New Roman" w:hAnsi="Times New Roman" w:cs="Times New Roman"/>
-          <w:b/>
-          <w:sz w:val="28"/>
-          <w:szCs w:val="28"/>
-        </w:rPr>
-        <w:t xml:space="preserve">What is the difference between </w:t>
-      </w:r>
-      <w:proofErr w:type="spellStart"/>
-      <w:r>
-        <w:rPr>
-          <w:rFonts w:ascii="Times New Roman" w:hAnsi="Times New Roman" w:cs="Times New Roman"/>
-          <w:b/>
-          <w:sz w:val="28"/>
-          <w:szCs w:val="28"/>
-        </w:rPr>
-        <w:t>colspan</w:t>
-      </w:r>
-      <w:proofErr w:type="spellEnd"/>
-      <w:r>
-        <w:rPr>
-          <w:rFonts w:ascii="Times New Roman" w:hAnsi="Times New Roman" w:cs="Times New Roman"/>
-          <w:b/>
-          <w:sz w:val="28"/>
-          <w:szCs w:val="28"/>
-        </w:rPr>
-        <w:t xml:space="preserve"> and </w:t>
-      </w:r>
-      <w:proofErr w:type="spellStart"/>
-      <w:r>
-        <w:rPr>
-          <w:rFonts w:ascii="Times New Roman" w:hAnsi="Times New Roman" w:cs="Times New Roman"/>
-          <w:b/>
-          <w:sz w:val="28"/>
-          <w:szCs w:val="28"/>
-        </w:rPr>
-        <w:t>rowspan</w:t>
-      </w:r>
-      <w:proofErr w:type="spellEnd"/>
-      <w:r>
-        <w:rPr>
-          <w:rFonts w:ascii="Times New Roman" w:hAnsi="Times New Roman" w:cs="Times New Roman"/>
-          <w:b/>
-          <w:sz w:val="28"/>
-          <w:szCs w:val="28"/>
-        </w:rPr>
-        <w:t xml:space="preserve"> in tables? Provide examples.</w:t>
-      </w:r>
-    </w:p>
-    <w:p>
-      <w:pPr>
-        <w:rPr>
-          <w:rFonts w:ascii="Times New Roman" w:hAnsi="Times New Roman" w:cs="Times New Roman"/>
-          <w:b/>
-          <w:sz w:val="28"/>
-          <w:szCs w:val="28"/>
-        </w:rPr>
-      </w:pPr>
-      <w:r>
-        <w:rPr>
-          <w:rFonts w:ascii="Times New Roman" w:hAnsi="Times New Roman" w:cs="Times New Roman"/>
-          <w:b/>
-          <w:sz w:val="28"/>
-          <w:szCs w:val="28"/>
-        </w:rPr>
-        <w:t>Ans.</w:t>
-      </w:r>
-    </w:p>
-    <w:p>
-      <w:pPr>
-        <w:pStyle w:val="Heading2"/>
-        <w:rPr>
-          <w:rFonts w:ascii="Times New Roman" w:hAnsi="Times New Roman" w:cs="Times New Roman"/>
-          <w:b/>
-          <w:color w:val="auto"/>
-          <w:sz w:val="24"/>
-          <w:szCs w:val="24"/>
-        </w:rPr>
-      </w:pPr>
-      <w:r>
-        <w:rPr>
-          <w:rFonts w:ascii="Times New Roman" w:hAnsi="Times New Roman" w:cs="Times New Roman"/>
-          <w:b/>
-          <w:color w:val="auto"/>
-          <w:sz w:val="24"/>
-          <w:szCs w:val="24"/>
-        </w:rPr>
-        <w:t xml:space="preserve">Difference Between </w:t>
-      </w:r>
-      <w:proofErr w:type="spellStart"/>
-      <w:r>
-        <w:rPr>
-          <w:rStyle w:val="HTMLCode"/>
-          <w:rFonts w:ascii="Times New Roman" w:eastAsiaTheme="majorEastAsia" w:hAnsi="Times New Roman" w:cs="Times New Roman"/>
-          <w:b/>
-          <w:color w:val="auto"/>
-          <w:sz w:val="24"/>
-          <w:szCs w:val="24"/>
-        </w:rPr>
-        <w:t>colspan</w:t>
-      </w:r>
-      <w:proofErr w:type="spellEnd"/>
-      <w:r>
-        <w:rPr>
-          <w:rFonts w:ascii="Times New Roman" w:hAnsi="Times New Roman" w:cs="Times New Roman"/>
-          <w:b/>
-          <w:color w:val="auto"/>
-          <w:sz w:val="24"/>
-          <w:szCs w:val="24"/>
-        </w:rPr>
-        <w:t xml:space="preserve"> and </w:t>
-      </w:r>
-      <w:proofErr w:type="spellStart"/>
-      <w:r>
-        <w:rPr>
-          <w:rStyle w:val="HTMLCode"/>
-          <w:rFonts w:ascii="Times New Roman" w:eastAsiaTheme="majorEastAsia" w:hAnsi="Times New Roman" w:cs="Times New Roman"/>
-          <w:b/>
-          <w:color w:val="auto"/>
-          <w:sz w:val="24"/>
-          <w:szCs w:val="24"/>
-        </w:rPr>
-        <w:t>rowspan</w:t>
-      </w:r>
-      <w:proofErr w:type="spellEnd"/>
-      <w:r>
-        <w:rPr>
-          <w:rFonts w:ascii="Times New Roman" w:hAnsi="Times New Roman" w:cs="Times New Roman"/>
-          <w:b/>
-          <w:color w:val="auto"/>
-          <w:sz w:val="24"/>
-          <w:szCs w:val="24"/>
-        </w:rPr>
-        <w:t xml:space="preserve"> in HTML Tables</w:t>
-      </w:r>
-    </w:p>
-    <w:p>
-      <w:pPr>
-        <w:pStyle w:val="NormalWeb"/>
-      </w:pPr>
-      <w:r>
-        <w:t xml:space="preserve">In HTML tables, </w:t>
-      </w:r>
-      <w:proofErr w:type="spellStart"/>
-      <w:r>
-        <w:rPr>
-          <w:rStyle w:val="HTMLCode"/>
-          <w:rFonts w:ascii="Times New Roman" w:hAnsi="Times New Roman" w:cs="Times New Roman"/>
-          <w:b/>
-          <w:bCs/>
-          <w:sz w:val="24"/>
-          <w:szCs w:val="24"/>
-        </w:rPr>
-        <w:t>colspan</w:t>
-      </w:r>
-      <w:proofErr w:type="spellEnd"/>
-      <w:r>
-        <w:t xml:space="preserve"> and </w:t>
-      </w:r>
-      <w:proofErr w:type="spellStart"/>
-      <w:r>
-        <w:rPr>
-          <w:rStyle w:val="HTMLCode"/>
-          <w:rFonts w:ascii="Times New Roman" w:hAnsi="Times New Roman" w:cs="Times New Roman"/>
-          <w:b/>
-          <w:bCs/>
-          <w:sz w:val="24"/>
-          <w:szCs w:val="24"/>
-        </w:rPr>
-        <w:t>rowspan</w:t>
-      </w:r>
-      <w:proofErr w:type="spellEnd"/>
-      <w:r>
-        <w:t xml:space="preserve"> are attributes used to make a cell span across multiple columns or rows.</w:t>
-      </w:r>
-    </w:p>
-    <w:p>
-      <w:pPr>
-        <w:pStyle w:val="Heading2"/>
-        <w:rPr>
-          <w:rFonts w:ascii="Times New Roman" w:hAnsi="Times New Roman" w:cs="Times New Roman"/>
-          <w:b/>
-          <w:color w:val="auto"/>
-          <w:sz w:val="24"/>
-          <w:szCs w:val="24"/>
-        </w:rPr>
-      </w:pPr>
-      <w:proofErr w:type="spellStart"/>
-      <w:proofErr w:type="gramStart"/>
-      <w:r>
-        <w:rPr>
-          <w:rStyle w:val="HTMLCode"/>
-          <w:rFonts w:ascii="Times New Roman" w:eastAsiaTheme="majorEastAsia" w:hAnsi="Times New Roman" w:cs="Times New Roman"/>
-          <w:b/>
-          <w:color w:val="auto"/>
-          <w:sz w:val="24"/>
-          <w:szCs w:val="24"/>
-        </w:rPr>
-        <w:t>colspan</w:t>
-      </w:r>
-      <w:proofErr w:type="spellEnd"/>
-      <w:proofErr w:type="gramEnd"/>
-      <w:r>
-        <w:rPr>
-          <w:rFonts w:ascii="Times New Roman" w:hAnsi="Times New Roman" w:cs="Times New Roman"/>
-          <w:b/>
-          <w:color w:val="auto"/>
-          <w:sz w:val="24"/>
-          <w:szCs w:val="24"/>
-        </w:rPr>
-        <w:t xml:space="preserve"> (Column Span)</w:t>
-      </w:r>
-    </w:p>
-    <w:p>
-      <w:pPr>
-        <w:pStyle w:val="Heading3"/>
-        <w:rPr>
-          <w:sz w:val="24"/>
-          <w:szCs w:val="24"/>
-        </w:rPr>
-      </w:pPr>
-      <w:r>
-        <w:rPr>
-          <w:sz w:val="24"/>
-          <w:szCs w:val="24"/>
-        </w:rPr>
-        <w:t>Definition</w:t>
-      </w:r>
-    </w:p>
-    <w:p>
-      <w:pPr>
-        <w:numPr>
-          <w:ilvl w:val="0"/>
-          <w:numId w:val="42"/>
-        </w:numPr>
-        <w:spacing w:before="100" w:beforeAutospacing="1" w:after="100" w:afterAutospacing="1" w:line="240" w:lineRule="auto"/>
-        <w:rPr>
-          <w:rFonts w:ascii="Times New Roman" w:hAnsi="Times New Roman" w:cs="Times New Roman"/>
-          <w:sz w:val="24"/>
-          <w:szCs w:val="24"/>
-        </w:rPr>
-      </w:pPr>
-      <w:r>
-        <w:rPr>
-          <w:rFonts w:ascii="Times New Roman" w:hAnsi="Times New Roman" w:cs="Times New Roman"/>
-          <w:sz w:val="24"/>
-          <w:szCs w:val="24"/>
-        </w:rPr>
-        <w:t xml:space="preserve">The </w:t>
-      </w:r>
-      <w:proofErr w:type="spellStart"/>
-      <w:r>
-        <w:rPr>
-          <w:rStyle w:val="HTMLCode"/>
-          <w:rFonts w:ascii="Times New Roman" w:eastAsiaTheme="minorHAnsi" w:hAnsi="Times New Roman" w:cs="Times New Roman"/>
-          <w:sz w:val="24"/>
-          <w:szCs w:val="24"/>
-        </w:rPr>
-        <w:t>colspan</w:t>
-      </w:r>
-      <w:proofErr w:type="spellEnd"/>
-      <w:r>
-        <w:rPr>
-          <w:rFonts w:ascii="Times New Roman" w:hAnsi="Times New Roman" w:cs="Times New Roman"/>
-          <w:sz w:val="24"/>
-          <w:szCs w:val="24"/>
-        </w:rPr>
-        <w:t xml:space="preserve"> attribute is used to make a cell </w:t>
-      </w:r>
-      <w:r>
-        <w:rPr>
-          <w:rStyle w:val="Strong"/>
-          <w:rFonts w:ascii="Times New Roman" w:hAnsi="Times New Roman" w:cs="Times New Roman"/>
-          <w:sz w:val="24"/>
-          <w:szCs w:val="24"/>
-        </w:rPr>
-        <w:t>span across multiple columns</w:t>
-      </w:r>
-      <w:r>
-        <w:rPr>
-          <w:rFonts w:ascii="Times New Roman" w:hAnsi="Times New Roman" w:cs="Times New Roman"/>
-          <w:sz w:val="24"/>
-          <w:szCs w:val="24"/>
-        </w:rPr>
-        <w:t xml:space="preserve"> (horizontal merging). </w:t>
-      </w:r>
-    </w:p>
-    <w:p>
-      <w:pPr>
-        <w:pStyle w:val="Heading3"/>
-        <w:rPr>
-          <w:sz w:val="24"/>
-          <w:szCs w:val="24"/>
-        </w:rPr>
-      </w:pPr>
-      <w:r>
-        <w:rPr>
-          <w:sz w:val="24"/>
-          <w:szCs w:val="24"/>
-        </w:rPr>
-        <w:t>Purpose</w:t>
-      </w:r>
-    </w:p>
-    <w:p>
-      <w:pPr>
-        <w:numPr>
-          <w:ilvl w:val="0"/>
-          <w:numId w:val="43"/>
-        </w:numPr>
-        <w:spacing w:before="100" w:beforeAutospacing="1" w:after="100" w:afterAutospacing="1" w:line="240" w:lineRule="auto"/>
-        <w:rPr>
-          <w:rFonts w:ascii="Times New Roman" w:hAnsi="Times New Roman" w:cs="Times New Roman"/>
-          <w:sz w:val="24"/>
-          <w:szCs w:val="24"/>
-        </w:rPr>
-      </w:pPr>
-      <w:r>
-        <w:rPr>
-          <w:rFonts w:ascii="Times New Roman" w:hAnsi="Times New Roman" w:cs="Times New Roman"/>
-          <w:sz w:val="24"/>
-          <w:szCs w:val="24"/>
-        </w:rPr>
-        <w:t xml:space="preserve">Combines two or more columns into a single cell. </w:t>
-      </w:r>
-    </w:p>
-    <w:p>
-      <w:pPr>
-        <w:pStyle w:val="Heading3"/>
-        <w:rPr>
-          <w:sz w:val="24"/>
-          <w:szCs w:val="24"/>
-        </w:rPr>
-      </w:pPr>
-      <w:r>
-        <w:rPr>
-          <w:sz w:val="24"/>
-          <w:szCs w:val="24"/>
-        </w:rPr>
-        <w:t>Example</w:t>
-      </w:r>
-    </w:p>
-    <w:p>
-      <w:pPr>
-        <w:pStyle w:val="HTMLPreformatted"/>
-        <w:rPr>
-          <w:rFonts w:ascii="Times New Roman" w:hAnsi="Times New Roman" w:cs="Times New Roman"/>
-          <w:sz w:val="24"/>
-          <w:szCs w:val="24"/>
-        </w:rPr>
-      </w:pPr>
-      <w:r>
-        <w:rPr>
-          <w:rStyle w:val="g"/>
-          <w:rFonts w:ascii="Times New Roman" w:eastAsiaTheme="majorEastAsia" w:hAnsi="Times New Roman" w:cs="Times New Roman"/>
-          <w:sz w:val="24"/>
-          <w:szCs w:val="24"/>
-        </w:rPr>
-        <w:t>&lt;table</w:t>
-      </w:r>
-      <w:r>
-        <w:rPr>
-          <w:rFonts w:ascii="Times New Roman" w:hAnsi="Times New Roman" w:cs="Times New Roman"/>
-          <w:sz w:val="24"/>
-          <w:szCs w:val="24"/>
-        </w:rPr>
-        <w:t xml:space="preserve"> </w:t>
-      </w:r>
-      <w:r>
-        <w:rPr>
-          <w:rStyle w:val="f"/>
-          <w:rFonts w:ascii="Times New Roman" w:hAnsi="Times New Roman" w:cs="Times New Roman"/>
-          <w:sz w:val="24"/>
-          <w:szCs w:val="24"/>
-        </w:rPr>
-        <w:t>border</w:t>
-      </w:r>
-      <w:r>
-        <w:rPr>
-          <w:rStyle w:val="8"/>
-          <w:rFonts w:ascii="Times New Roman" w:hAnsi="Times New Roman" w:cs="Times New Roman"/>
-          <w:sz w:val="24"/>
-          <w:szCs w:val="24"/>
-        </w:rPr>
-        <w:t>=</w:t>
-      </w:r>
-      <w:r>
-        <w:rPr>
-          <w:rStyle w:val="c"/>
-          <w:rFonts w:ascii="Times New Roman" w:hAnsi="Times New Roman" w:cs="Times New Roman"/>
-          <w:sz w:val="24"/>
-          <w:szCs w:val="24"/>
-        </w:rPr>
-        <w:t>"1"</w:t>
-      </w:r>
-      <w:r>
-        <w:rPr>
-          <w:rStyle w:val="g"/>
-          <w:rFonts w:ascii="Times New Roman" w:eastAsiaTheme="majorEastAsia" w:hAnsi="Times New Roman" w:cs="Times New Roman"/>
-          <w:sz w:val="24"/>
-          <w:szCs w:val="24"/>
-        </w:rPr>
-        <w:t>&gt;</w:t>
-      </w:r>
-      <w:r>
-        <w:rPr>
-          <w:rFonts w:ascii="Times New Roman" w:hAnsi="Times New Roman" w:cs="Times New Roman"/>
-          <w:sz w:val="24"/>
-          <w:szCs w:val="24"/>
-        </w:rPr>
-        <w:br/>
-        <w:t xml:space="preserve">  </w:t>
-      </w:r>
-      <w:r>
-        <w:rPr>
-          <w:rStyle w:val="g"/>
-          <w:rFonts w:ascii="Times New Roman" w:eastAsiaTheme="majorEastAsia" w:hAnsi="Times New Roman" w:cs="Times New Roman"/>
-          <w:sz w:val="24"/>
-          <w:szCs w:val="24"/>
-        </w:rPr>
-        <w:t>&lt;</w:t>
-      </w:r>
-      <w:proofErr w:type="spellStart"/>
-      <w:r>
-        <w:rPr>
-          <w:rStyle w:val="g"/>
-          <w:rFonts w:ascii="Times New Roman" w:eastAsiaTheme="majorEastAsia" w:hAnsi="Times New Roman" w:cs="Times New Roman"/>
-          <w:sz w:val="24"/>
-          <w:szCs w:val="24"/>
-        </w:rPr>
-        <w:t>tr</w:t>
-      </w:r>
-      <w:proofErr w:type="spellEnd"/>
-      <w:r>
-        <w:rPr>
-          <w:rStyle w:val="g"/>
-          <w:rFonts w:ascii="Times New Roman" w:eastAsiaTheme="majorEastAsia" w:hAnsi="Times New Roman" w:cs="Times New Roman"/>
-          <w:sz w:val="24"/>
-          <w:szCs w:val="24"/>
-        </w:rPr>
-        <w:t>&gt;</w:t>
-      </w:r>
-      <w:r>
-        <w:rPr>
-          <w:rFonts w:ascii="Times New Roman" w:hAnsi="Times New Roman" w:cs="Times New Roman"/>
-          <w:sz w:val="24"/>
-          <w:szCs w:val="24"/>
-        </w:rPr>
-        <w:br/>
-      </w:r>
-      <w:r>
-        <w:rPr>
-          <w:rFonts w:ascii="Times New Roman" w:hAnsi="Times New Roman" w:cs="Times New Roman"/>
-          <w:sz w:val="24"/>
-          <w:szCs w:val="24"/>
-        </w:rPr>
-        <w:lastRenderedPageBreak/>
-        <w:t xml:space="preserve">    </w:t>
-      </w:r>
-      <w:r>
-        <w:rPr>
-          <w:rStyle w:val="g"/>
-          <w:rFonts w:ascii="Times New Roman" w:eastAsiaTheme="majorEastAsia" w:hAnsi="Times New Roman" w:cs="Times New Roman"/>
-          <w:sz w:val="24"/>
-          <w:szCs w:val="24"/>
-        </w:rPr>
-        <w:t>&lt;</w:t>
-      </w:r>
-      <w:proofErr w:type="spellStart"/>
-      <w:r>
-        <w:rPr>
-          <w:rStyle w:val="g"/>
-          <w:rFonts w:ascii="Times New Roman" w:eastAsiaTheme="majorEastAsia" w:hAnsi="Times New Roman" w:cs="Times New Roman"/>
-          <w:sz w:val="24"/>
-          <w:szCs w:val="24"/>
-        </w:rPr>
-        <w:t>th</w:t>
-      </w:r>
-      <w:proofErr w:type="spellEnd"/>
-      <w:r>
-        <w:rPr>
-          <w:rFonts w:ascii="Times New Roman" w:hAnsi="Times New Roman" w:cs="Times New Roman"/>
-          <w:sz w:val="24"/>
-          <w:szCs w:val="24"/>
-        </w:rPr>
-        <w:t xml:space="preserve"> </w:t>
-      </w:r>
-      <w:proofErr w:type="spellStart"/>
-      <w:r>
-        <w:rPr>
-          <w:rStyle w:val="f"/>
-          <w:rFonts w:ascii="Times New Roman" w:hAnsi="Times New Roman" w:cs="Times New Roman"/>
-          <w:sz w:val="24"/>
-          <w:szCs w:val="24"/>
-        </w:rPr>
-        <w:t>colspan</w:t>
-      </w:r>
-      <w:proofErr w:type="spellEnd"/>
-      <w:r>
-        <w:rPr>
-          <w:rStyle w:val="8"/>
-          <w:rFonts w:ascii="Times New Roman" w:hAnsi="Times New Roman" w:cs="Times New Roman"/>
-          <w:sz w:val="24"/>
-          <w:szCs w:val="24"/>
-        </w:rPr>
-        <w:t>=</w:t>
-      </w:r>
-      <w:r>
-        <w:rPr>
-          <w:rStyle w:val="c"/>
-          <w:rFonts w:ascii="Times New Roman" w:hAnsi="Times New Roman" w:cs="Times New Roman"/>
-          <w:sz w:val="24"/>
-          <w:szCs w:val="24"/>
-        </w:rPr>
-        <w:t>"2"</w:t>
-      </w:r>
-      <w:r>
-        <w:rPr>
-          <w:rStyle w:val="g"/>
-          <w:rFonts w:ascii="Times New Roman" w:eastAsiaTheme="majorEastAsia" w:hAnsi="Times New Roman" w:cs="Times New Roman"/>
-          <w:sz w:val="24"/>
-          <w:szCs w:val="24"/>
-        </w:rPr>
-        <w:t>&gt;</w:t>
-      </w:r>
-      <w:r>
-        <w:rPr>
-          <w:rFonts w:ascii="Times New Roman" w:hAnsi="Times New Roman" w:cs="Times New Roman"/>
-          <w:sz w:val="24"/>
-          <w:szCs w:val="24"/>
-        </w:rPr>
-        <w:t>Full Name</w:t>
-      </w:r>
-      <w:r>
-        <w:rPr>
-          <w:rStyle w:val="g"/>
-          <w:rFonts w:ascii="Times New Roman" w:eastAsiaTheme="majorEastAsia" w:hAnsi="Times New Roman" w:cs="Times New Roman"/>
-          <w:sz w:val="24"/>
-          <w:szCs w:val="24"/>
-        </w:rPr>
-        <w:t>&lt;/</w:t>
-      </w:r>
-      <w:proofErr w:type="spellStart"/>
-      <w:r>
-        <w:rPr>
-          <w:rStyle w:val="g"/>
-          <w:rFonts w:ascii="Times New Roman" w:eastAsiaTheme="majorEastAsia" w:hAnsi="Times New Roman" w:cs="Times New Roman"/>
-          <w:sz w:val="24"/>
-          <w:szCs w:val="24"/>
-        </w:rPr>
-        <w:t>th</w:t>
-      </w:r>
-      <w:proofErr w:type="spellEnd"/>
-      <w:r>
-        <w:rPr>
-          <w:rStyle w:val="g"/>
-          <w:rFonts w:ascii="Times New Roman" w:eastAsiaTheme="majorEastAsia" w:hAnsi="Times New Roman" w:cs="Times New Roman"/>
-          <w:sz w:val="24"/>
-          <w:szCs w:val="24"/>
-        </w:rPr>
-        <w:t>&gt;</w:t>
-      </w:r>
-      <w:r>
-        <w:rPr>
-          <w:rFonts w:ascii="Times New Roman" w:hAnsi="Times New Roman" w:cs="Times New Roman"/>
-          <w:sz w:val="24"/>
-          <w:szCs w:val="24"/>
-        </w:rPr>
-        <w:br/>
-        <w:t xml:space="preserve">  </w:t>
-      </w:r>
-      <w:r>
-        <w:rPr>
-          <w:rStyle w:val="g"/>
-          <w:rFonts w:ascii="Times New Roman" w:eastAsiaTheme="majorEastAsia" w:hAnsi="Times New Roman" w:cs="Times New Roman"/>
-          <w:sz w:val="24"/>
-          <w:szCs w:val="24"/>
-        </w:rPr>
-        <w:t>&lt;/</w:t>
-      </w:r>
-      <w:proofErr w:type="spellStart"/>
-      <w:r>
-        <w:rPr>
-          <w:rStyle w:val="g"/>
-          <w:rFonts w:ascii="Times New Roman" w:eastAsiaTheme="majorEastAsia" w:hAnsi="Times New Roman" w:cs="Times New Roman"/>
-          <w:sz w:val="24"/>
-          <w:szCs w:val="24"/>
-        </w:rPr>
-        <w:t>tr</w:t>
-      </w:r>
-      <w:proofErr w:type="spellEnd"/>
-      <w:r>
-        <w:rPr>
-          <w:rStyle w:val="g"/>
-          <w:rFonts w:ascii="Times New Roman" w:eastAsiaTheme="majorEastAsia" w:hAnsi="Times New Roman" w:cs="Times New Roman"/>
-          <w:sz w:val="24"/>
-          <w:szCs w:val="24"/>
-        </w:rPr>
-        <w:t>&gt;</w:t>
-      </w:r>
-      <w:r>
-        <w:rPr>
-          <w:rFonts w:ascii="Times New Roman" w:hAnsi="Times New Roman" w:cs="Times New Roman"/>
-          <w:sz w:val="24"/>
-          <w:szCs w:val="24"/>
-        </w:rPr>
-        <w:br/>
-        <w:t xml:space="preserve">  </w:t>
-      </w:r>
-      <w:r>
-        <w:rPr>
-          <w:rStyle w:val="g"/>
-          <w:rFonts w:ascii="Times New Roman" w:eastAsiaTheme="majorEastAsia" w:hAnsi="Times New Roman" w:cs="Times New Roman"/>
-          <w:sz w:val="24"/>
-          <w:szCs w:val="24"/>
-        </w:rPr>
-        <w:t>&lt;</w:t>
-      </w:r>
-      <w:proofErr w:type="spellStart"/>
-      <w:r>
-        <w:rPr>
-          <w:rStyle w:val="g"/>
-          <w:rFonts w:ascii="Times New Roman" w:eastAsiaTheme="majorEastAsia" w:hAnsi="Times New Roman" w:cs="Times New Roman"/>
-          <w:sz w:val="24"/>
-          <w:szCs w:val="24"/>
-        </w:rPr>
-        <w:t>tr</w:t>
-      </w:r>
-      <w:proofErr w:type="spellEnd"/>
-      <w:r>
-        <w:rPr>
-          <w:rStyle w:val="g"/>
-          <w:rFonts w:ascii="Times New Roman" w:eastAsiaTheme="majorEastAsia" w:hAnsi="Times New Roman" w:cs="Times New Roman"/>
-          <w:sz w:val="24"/>
-          <w:szCs w:val="24"/>
-        </w:rPr>
-        <w:t>&gt;</w:t>
-      </w:r>
-      <w:r>
-        <w:rPr>
-          <w:rFonts w:ascii="Times New Roman" w:hAnsi="Times New Roman" w:cs="Times New Roman"/>
-          <w:sz w:val="24"/>
-          <w:szCs w:val="24"/>
-        </w:rPr>
-        <w:br/>
-        <w:t xml:space="preserve">    </w:t>
-      </w:r>
-      <w:r>
-        <w:rPr>
-          <w:rStyle w:val="g"/>
-          <w:rFonts w:ascii="Times New Roman" w:eastAsiaTheme="majorEastAsia" w:hAnsi="Times New Roman" w:cs="Times New Roman"/>
-          <w:sz w:val="24"/>
-          <w:szCs w:val="24"/>
-        </w:rPr>
-        <w:t>&lt;td&gt;</w:t>
-      </w:r>
-      <w:r>
-        <w:rPr>
-          <w:rFonts w:ascii="Times New Roman" w:hAnsi="Times New Roman" w:cs="Times New Roman"/>
-          <w:sz w:val="24"/>
-          <w:szCs w:val="24"/>
-        </w:rPr>
-        <w:t>John</w:t>
-      </w:r>
-      <w:r>
-        <w:rPr>
-          <w:rStyle w:val="g"/>
-          <w:rFonts w:ascii="Times New Roman" w:eastAsiaTheme="majorEastAsia" w:hAnsi="Times New Roman" w:cs="Times New Roman"/>
-          <w:sz w:val="24"/>
-          <w:szCs w:val="24"/>
-        </w:rPr>
-        <w:t>&lt;/td&gt;</w:t>
-      </w:r>
-      <w:r>
-        <w:rPr>
-          <w:rFonts w:ascii="Times New Roman" w:hAnsi="Times New Roman" w:cs="Times New Roman"/>
-          <w:sz w:val="24"/>
-          <w:szCs w:val="24"/>
-        </w:rPr>
-        <w:br/>
-        <w:t xml:space="preserve">    </w:t>
-      </w:r>
-      <w:r>
-        <w:rPr>
-          <w:rStyle w:val="g"/>
-          <w:rFonts w:ascii="Times New Roman" w:eastAsiaTheme="majorEastAsia" w:hAnsi="Times New Roman" w:cs="Times New Roman"/>
-          <w:sz w:val="24"/>
-          <w:szCs w:val="24"/>
-        </w:rPr>
-        <w:t>&lt;td&gt;</w:t>
-      </w:r>
-      <w:r>
-        <w:rPr>
-          <w:rFonts w:ascii="Times New Roman" w:hAnsi="Times New Roman" w:cs="Times New Roman"/>
-          <w:sz w:val="24"/>
-          <w:szCs w:val="24"/>
-        </w:rPr>
-        <w:t>Doe</w:t>
-      </w:r>
-      <w:r>
-        <w:rPr>
-          <w:rStyle w:val="g"/>
-          <w:rFonts w:ascii="Times New Roman" w:eastAsiaTheme="majorEastAsia" w:hAnsi="Times New Roman" w:cs="Times New Roman"/>
-          <w:sz w:val="24"/>
-          <w:szCs w:val="24"/>
-        </w:rPr>
-        <w:t>&lt;/td&gt;</w:t>
-      </w:r>
-      <w:r>
-        <w:rPr>
-          <w:rFonts w:ascii="Times New Roman" w:hAnsi="Times New Roman" w:cs="Times New Roman"/>
-          <w:sz w:val="24"/>
-          <w:szCs w:val="24"/>
-        </w:rPr>
-        <w:br/>
-        <w:t xml:space="preserve">  </w:t>
-      </w:r>
-      <w:r>
-        <w:rPr>
-          <w:rStyle w:val="g"/>
-          <w:rFonts w:ascii="Times New Roman" w:eastAsiaTheme="majorEastAsia" w:hAnsi="Times New Roman" w:cs="Times New Roman"/>
-          <w:sz w:val="24"/>
-          <w:szCs w:val="24"/>
-        </w:rPr>
-        <w:t>&lt;/</w:t>
-      </w:r>
-      <w:proofErr w:type="spellStart"/>
-      <w:r>
-        <w:rPr>
-          <w:rStyle w:val="g"/>
-          <w:rFonts w:ascii="Times New Roman" w:eastAsiaTheme="majorEastAsia" w:hAnsi="Times New Roman" w:cs="Times New Roman"/>
-          <w:sz w:val="24"/>
-          <w:szCs w:val="24"/>
-        </w:rPr>
-        <w:t>tr</w:t>
-      </w:r>
-      <w:proofErr w:type="spellEnd"/>
-      <w:r>
-        <w:rPr>
-          <w:rStyle w:val="g"/>
-          <w:rFonts w:ascii="Times New Roman" w:eastAsiaTheme="majorEastAsia" w:hAnsi="Times New Roman" w:cs="Times New Roman"/>
-          <w:sz w:val="24"/>
-          <w:szCs w:val="24"/>
-        </w:rPr>
-        <w:t>&gt;</w:t>
-      </w:r>
-      <w:r>
-        <w:rPr>
-          <w:rFonts w:ascii="Times New Roman" w:hAnsi="Times New Roman" w:cs="Times New Roman"/>
-          <w:sz w:val="24"/>
-          <w:szCs w:val="24"/>
-        </w:rPr>
-        <w:br/>
-      </w:r>
-      <w:r>
-        <w:rPr>
-          <w:rStyle w:val="g"/>
-          <w:rFonts w:ascii="Times New Roman" w:eastAsiaTheme="majorEastAsia" w:hAnsi="Times New Roman" w:cs="Times New Roman"/>
-          <w:sz w:val="24"/>
-          <w:szCs w:val="24"/>
-        </w:rPr>
-        <w:t>&lt;/table&gt;</w:t>
-      </w:r>
-    </w:p>
-    <w:p>
-      <w:pPr>
-        <w:pStyle w:val="NormalWeb"/>
-      </w:pPr>
-      <w:r>
-        <w:t xml:space="preserve">Here, </w:t>
-      </w:r>
-      <w:r>
-        <w:rPr>
-          <w:rStyle w:val="Strong"/>
-        </w:rPr>
-        <w:t>“Full Name”</w:t>
-      </w:r>
-      <w:r>
-        <w:t xml:space="preserve"> spans across 2 columns.</w:t>
-      </w:r>
-    </w:p>
-    <w:p>
-      <w:pPr>
-        <w:pStyle w:val="Heading2"/>
-        <w:rPr>
-          <w:rFonts w:ascii="Times New Roman" w:hAnsi="Times New Roman" w:cs="Times New Roman"/>
-          <w:b/>
-          <w:color w:val="auto"/>
-          <w:sz w:val="24"/>
-          <w:szCs w:val="24"/>
-        </w:rPr>
-      </w:pPr>
-      <w:proofErr w:type="spellStart"/>
-      <w:proofErr w:type="gramStart"/>
-      <w:r>
-        <w:rPr>
-          <w:rStyle w:val="HTMLCode"/>
-          <w:rFonts w:ascii="Times New Roman" w:eastAsiaTheme="majorEastAsia" w:hAnsi="Times New Roman" w:cs="Times New Roman"/>
-          <w:b/>
-          <w:color w:val="auto"/>
-          <w:sz w:val="24"/>
-          <w:szCs w:val="24"/>
-        </w:rPr>
-        <w:t>rowspan</w:t>
-      </w:r>
-      <w:proofErr w:type="spellEnd"/>
-      <w:proofErr w:type="gramEnd"/>
-      <w:r>
-        <w:rPr>
-          <w:rFonts w:ascii="Times New Roman" w:hAnsi="Times New Roman" w:cs="Times New Roman"/>
-          <w:b/>
-          <w:color w:val="auto"/>
-          <w:sz w:val="24"/>
-          <w:szCs w:val="24"/>
-        </w:rPr>
-        <w:t xml:space="preserve"> (Row Span)</w:t>
-      </w:r>
-    </w:p>
-    <w:p>
-      <w:pPr>
-        <w:pStyle w:val="Heading3"/>
-        <w:rPr>
-          <w:sz w:val="24"/>
-          <w:szCs w:val="24"/>
-        </w:rPr>
-      </w:pPr>
-      <w:r>
-        <w:rPr>
-          <w:sz w:val="24"/>
-          <w:szCs w:val="24"/>
-        </w:rPr>
-        <w:t>Definition</w:t>
-      </w:r>
-    </w:p>
-    <w:p>
-      <w:pPr>
-        <w:numPr>
-          <w:ilvl w:val="0"/>
-          <w:numId w:val="44"/>
-        </w:numPr>
-        <w:spacing w:before="100" w:beforeAutospacing="1" w:after="100" w:afterAutospacing="1" w:line="240" w:lineRule="auto"/>
-        <w:rPr>
-          <w:rFonts w:ascii="Times New Roman" w:hAnsi="Times New Roman" w:cs="Times New Roman"/>
-          <w:sz w:val="24"/>
-          <w:szCs w:val="24"/>
-        </w:rPr>
-      </w:pPr>
-      <w:r>
-        <w:rPr>
-          <w:rFonts w:ascii="Times New Roman" w:hAnsi="Times New Roman" w:cs="Times New Roman"/>
-          <w:sz w:val="24"/>
-          <w:szCs w:val="24"/>
-        </w:rPr>
-        <w:t xml:space="preserve">The </w:t>
-      </w:r>
-      <w:proofErr w:type="spellStart"/>
-      <w:r>
-        <w:rPr>
-          <w:rStyle w:val="HTMLCode"/>
-          <w:rFonts w:ascii="Times New Roman" w:eastAsiaTheme="minorHAnsi" w:hAnsi="Times New Roman" w:cs="Times New Roman"/>
-          <w:sz w:val="24"/>
-          <w:szCs w:val="24"/>
-        </w:rPr>
-        <w:t>rowspan</w:t>
-      </w:r>
-      <w:proofErr w:type="spellEnd"/>
-      <w:r>
-        <w:rPr>
-          <w:rFonts w:ascii="Times New Roman" w:hAnsi="Times New Roman" w:cs="Times New Roman"/>
-          <w:sz w:val="24"/>
-          <w:szCs w:val="24"/>
-        </w:rPr>
-        <w:t xml:space="preserve"> attribute is used to make a cell </w:t>
-      </w:r>
-      <w:r>
-        <w:rPr>
-          <w:rStyle w:val="Strong"/>
-          <w:rFonts w:ascii="Times New Roman" w:hAnsi="Times New Roman" w:cs="Times New Roman"/>
-          <w:sz w:val="24"/>
-          <w:szCs w:val="24"/>
-        </w:rPr>
-        <w:t>span across multiple rows</w:t>
-      </w:r>
-      <w:r>
-        <w:rPr>
-          <w:rFonts w:ascii="Times New Roman" w:hAnsi="Times New Roman" w:cs="Times New Roman"/>
-          <w:sz w:val="24"/>
-          <w:szCs w:val="24"/>
-        </w:rPr>
-        <w:t xml:space="preserve"> (vertical merging). </w:t>
-      </w:r>
-    </w:p>
-    <w:p>
-      <w:pPr>
-        <w:pStyle w:val="Heading3"/>
-        <w:rPr>
-          <w:sz w:val="24"/>
-          <w:szCs w:val="24"/>
-        </w:rPr>
-      </w:pPr>
-      <w:r>
-        <w:rPr>
-          <w:sz w:val="24"/>
-          <w:szCs w:val="24"/>
-        </w:rPr>
-        <w:t>Purpose</w:t>
-      </w:r>
-    </w:p>
-    <w:p>
-      <w:pPr>
-        <w:numPr>
-          <w:ilvl w:val="0"/>
-          <w:numId w:val="45"/>
-        </w:numPr>
-        <w:spacing w:before="100" w:beforeAutospacing="1" w:after="100" w:afterAutospacing="1" w:line="240" w:lineRule="auto"/>
-        <w:rPr>
-          <w:rFonts w:ascii="Times New Roman" w:hAnsi="Times New Roman" w:cs="Times New Roman"/>
-          <w:sz w:val="24"/>
-          <w:szCs w:val="24"/>
-        </w:rPr>
-      </w:pPr>
-      <w:r>
-        <w:rPr>
-          <w:rFonts w:ascii="Times New Roman" w:hAnsi="Times New Roman" w:cs="Times New Roman"/>
-          <w:sz w:val="24"/>
-          <w:szCs w:val="24"/>
-        </w:rPr>
-        <w:t xml:space="preserve">Combines two or more rows into a single cell. </w:t>
-      </w:r>
-    </w:p>
-    <w:p>
-      <w:pPr>
-        <w:pStyle w:val="Heading3"/>
-        <w:rPr>
-          <w:sz w:val="24"/>
-          <w:szCs w:val="24"/>
-        </w:rPr>
-      </w:pPr>
-      <w:r>
-        <w:rPr>
-          <w:sz w:val="24"/>
-          <w:szCs w:val="24"/>
-        </w:rPr>
-        <w:t>Example</w:t>
-      </w:r>
-    </w:p>
-    <w:p>
-      <w:pPr>
-        <w:pStyle w:val="HTMLPreformatted"/>
-        <w:rPr>
-          <w:rFonts w:ascii="Times New Roman" w:hAnsi="Times New Roman" w:cs="Times New Roman"/>
-          <w:sz w:val="24"/>
-          <w:szCs w:val="24"/>
-        </w:rPr>
-      </w:pPr>
-      <w:r>
-        <w:rPr>
-          <w:rStyle w:val="g"/>
-          <w:rFonts w:ascii="Times New Roman" w:eastAsiaTheme="majorEastAsia" w:hAnsi="Times New Roman" w:cs="Times New Roman"/>
-          <w:sz w:val="24"/>
-          <w:szCs w:val="24"/>
-        </w:rPr>
-        <w:t>&lt;table</w:t>
-      </w:r>
-      <w:r>
-        <w:rPr>
-          <w:rFonts w:ascii="Times New Roman" w:hAnsi="Times New Roman" w:cs="Times New Roman"/>
-          <w:sz w:val="24"/>
-          <w:szCs w:val="24"/>
-        </w:rPr>
-        <w:t xml:space="preserve"> </w:t>
-      </w:r>
-      <w:r>
-        <w:rPr>
-          <w:rStyle w:val="f"/>
-          <w:rFonts w:ascii="Times New Roman" w:hAnsi="Times New Roman" w:cs="Times New Roman"/>
-          <w:sz w:val="24"/>
-          <w:szCs w:val="24"/>
-        </w:rPr>
-        <w:t>border</w:t>
-      </w:r>
-      <w:r>
-        <w:rPr>
-          <w:rStyle w:val="8"/>
-          <w:rFonts w:ascii="Times New Roman" w:hAnsi="Times New Roman" w:cs="Times New Roman"/>
-          <w:sz w:val="24"/>
-          <w:szCs w:val="24"/>
-        </w:rPr>
-        <w:t>=</w:t>
-      </w:r>
-      <w:r>
-        <w:rPr>
-          <w:rStyle w:val="c"/>
-          <w:rFonts w:ascii="Times New Roman" w:hAnsi="Times New Roman" w:cs="Times New Roman"/>
-          <w:sz w:val="24"/>
-          <w:szCs w:val="24"/>
-        </w:rPr>
-        <w:t>"1"</w:t>
-      </w:r>
-      <w:r>
-        <w:rPr>
-          <w:rStyle w:val="g"/>
-          <w:rFonts w:ascii="Times New Roman" w:eastAsiaTheme="majorEastAsia" w:hAnsi="Times New Roman" w:cs="Times New Roman"/>
-          <w:sz w:val="24"/>
-          <w:szCs w:val="24"/>
-        </w:rPr>
-        <w:t>&gt;</w:t>
-      </w:r>
-      <w:r>
-        <w:rPr>
-          <w:rFonts w:ascii="Times New Roman" w:hAnsi="Times New Roman" w:cs="Times New Roman"/>
-          <w:sz w:val="24"/>
-          <w:szCs w:val="24"/>
-        </w:rPr>
-        <w:br/>
-        <w:t xml:space="preserve">  </w:t>
-      </w:r>
-      <w:r>
-        <w:rPr>
-          <w:rStyle w:val="g"/>
-          <w:rFonts w:ascii="Times New Roman" w:eastAsiaTheme="majorEastAsia" w:hAnsi="Times New Roman" w:cs="Times New Roman"/>
-          <w:sz w:val="24"/>
-          <w:szCs w:val="24"/>
-        </w:rPr>
-        <w:t>&lt;</w:t>
-      </w:r>
-      <w:proofErr w:type="spellStart"/>
-      <w:r>
-        <w:rPr>
-          <w:rStyle w:val="g"/>
-          <w:rFonts w:ascii="Times New Roman" w:eastAsiaTheme="majorEastAsia" w:hAnsi="Times New Roman" w:cs="Times New Roman"/>
-          <w:sz w:val="24"/>
-          <w:szCs w:val="24"/>
-        </w:rPr>
-        <w:t>tr</w:t>
-      </w:r>
-      <w:proofErr w:type="spellEnd"/>
-      <w:r>
-        <w:rPr>
-          <w:rStyle w:val="g"/>
-          <w:rFonts w:ascii="Times New Roman" w:eastAsiaTheme="majorEastAsia" w:hAnsi="Times New Roman" w:cs="Times New Roman"/>
-          <w:sz w:val="24"/>
-          <w:szCs w:val="24"/>
-        </w:rPr>
-        <w:t>&gt;</w:t>
-      </w:r>
-      <w:r>
-        <w:rPr>
-          <w:rFonts w:ascii="Times New Roman" w:hAnsi="Times New Roman" w:cs="Times New Roman"/>
-          <w:sz w:val="24"/>
-          <w:szCs w:val="24"/>
-        </w:rPr>
-        <w:br/>
-        <w:t xml:space="preserve">    </w:t>
-      </w:r>
-      <w:r>
-        <w:rPr>
-          <w:rStyle w:val="g"/>
-          <w:rFonts w:ascii="Times New Roman" w:eastAsiaTheme="majorEastAsia" w:hAnsi="Times New Roman" w:cs="Times New Roman"/>
-          <w:sz w:val="24"/>
-          <w:szCs w:val="24"/>
-        </w:rPr>
-        <w:t>&lt;</w:t>
-      </w:r>
-      <w:proofErr w:type="spellStart"/>
-      <w:r>
-        <w:rPr>
-          <w:rStyle w:val="g"/>
-          <w:rFonts w:ascii="Times New Roman" w:eastAsiaTheme="majorEastAsia" w:hAnsi="Times New Roman" w:cs="Times New Roman"/>
-          <w:sz w:val="24"/>
-          <w:szCs w:val="24"/>
-        </w:rPr>
-        <w:t>th</w:t>
-      </w:r>
-      <w:proofErr w:type="spellEnd"/>
-      <w:r>
-        <w:rPr>
-          <w:rFonts w:ascii="Times New Roman" w:hAnsi="Times New Roman" w:cs="Times New Roman"/>
-          <w:sz w:val="24"/>
-          <w:szCs w:val="24"/>
-        </w:rPr>
-        <w:t xml:space="preserve"> </w:t>
-      </w:r>
-      <w:proofErr w:type="spellStart"/>
-      <w:r>
-        <w:rPr>
-          <w:rStyle w:val="f"/>
-          <w:rFonts w:ascii="Times New Roman" w:hAnsi="Times New Roman" w:cs="Times New Roman"/>
-          <w:sz w:val="24"/>
-          <w:szCs w:val="24"/>
-        </w:rPr>
-        <w:t>rowspan</w:t>
-      </w:r>
-      <w:proofErr w:type="spellEnd"/>
-      <w:r>
-        <w:rPr>
-          <w:rStyle w:val="8"/>
-          <w:rFonts w:ascii="Times New Roman" w:hAnsi="Times New Roman" w:cs="Times New Roman"/>
-          <w:sz w:val="24"/>
-          <w:szCs w:val="24"/>
-        </w:rPr>
-        <w:t>=</w:t>
-      </w:r>
-      <w:r>
-        <w:rPr>
-          <w:rStyle w:val="c"/>
-          <w:rFonts w:ascii="Times New Roman" w:hAnsi="Times New Roman" w:cs="Times New Roman"/>
-          <w:sz w:val="24"/>
-          <w:szCs w:val="24"/>
-        </w:rPr>
-        <w:t>"2"</w:t>
-      </w:r>
-      <w:r>
-        <w:rPr>
-          <w:rStyle w:val="g"/>
-          <w:rFonts w:ascii="Times New Roman" w:eastAsiaTheme="majorEastAsia" w:hAnsi="Times New Roman" w:cs="Times New Roman"/>
-          <w:sz w:val="24"/>
-          <w:szCs w:val="24"/>
-        </w:rPr>
-        <w:t>&gt;</w:t>
-      </w:r>
-      <w:r>
-        <w:rPr>
-          <w:rFonts w:ascii="Times New Roman" w:hAnsi="Times New Roman" w:cs="Times New Roman"/>
-          <w:sz w:val="24"/>
-          <w:szCs w:val="24"/>
-        </w:rPr>
-        <w:t>Name</w:t>
-      </w:r>
-      <w:r>
-        <w:rPr>
-          <w:rStyle w:val="g"/>
-          <w:rFonts w:ascii="Times New Roman" w:eastAsiaTheme="majorEastAsia" w:hAnsi="Times New Roman" w:cs="Times New Roman"/>
-          <w:sz w:val="24"/>
-          <w:szCs w:val="24"/>
-        </w:rPr>
-        <w:t>&lt;/</w:t>
-      </w:r>
-      <w:proofErr w:type="spellStart"/>
-      <w:r>
-        <w:rPr>
-          <w:rStyle w:val="g"/>
-          <w:rFonts w:ascii="Times New Roman" w:eastAsiaTheme="majorEastAsia" w:hAnsi="Times New Roman" w:cs="Times New Roman"/>
-          <w:sz w:val="24"/>
-          <w:szCs w:val="24"/>
-        </w:rPr>
-        <w:t>th</w:t>
-      </w:r>
-      <w:proofErr w:type="spellEnd"/>
-      <w:r>
-        <w:rPr>
-          <w:rStyle w:val="g"/>
-          <w:rFonts w:ascii="Times New Roman" w:eastAsiaTheme="majorEastAsia" w:hAnsi="Times New Roman" w:cs="Times New Roman"/>
-          <w:sz w:val="24"/>
-          <w:szCs w:val="24"/>
-        </w:rPr>
-        <w:t>&gt;</w:t>
-      </w:r>
-      <w:r>
-        <w:rPr>
-          <w:rFonts w:ascii="Times New Roman" w:hAnsi="Times New Roman" w:cs="Times New Roman"/>
-          <w:sz w:val="24"/>
-          <w:szCs w:val="24"/>
-        </w:rPr>
-        <w:br/>
-        <w:t xml:space="preserve">    </w:t>
-      </w:r>
-      <w:r>
-        <w:rPr>
-          <w:rStyle w:val="g"/>
-          <w:rFonts w:ascii="Times New Roman" w:eastAsiaTheme="majorEastAsia" w:hAnsi="Times New Roman" w:cs="Times New Roman"/>
-          <w:sz w:val="24"/>
-          <w:szCs w:val="24"/>
-        </w:rPr>
-        <w:t>&lt;td&gt;</w:t>
-      </w:r>
-      <w:r>
-        <w:rPr>
-          <w:rFonts w:ascii="Times New Roman" w:hAnsi="Times New Roman" w:cs="Times New Roman"/>
-          <w:sz w:val="24"/>
-          <w:szCs w:val="24"/>
-        </w:rPr>
-        <w:t>Alice</w:t>
-      </w:r>
-      <w:r>
-        <w:rPr>
-          <w:rStyle w:val="g"/>
-          <w:rFonts w:ascii="Times New Roman" w:eastAsiaTheme="majorEastAsia" w:hAnsi="Times New Roman" w:cs="Times New Roman"/>
-          <w:sz w:val="24"/>
-          <w:szCs w:val="24"/>
-        </w:rPr>
-        <w:t>&lt;/td&gt;</w:t>
-      </w:r>
-      <w:r>
-        <w:rPr>
-          <w:rFonts w:ascii="Times New Roman" w:hAnsi="Times New Roman" w:cs="Times New Roman"/>
-          <w:sz w:val="24"/>
-          <w:szCs w:val="24"/>
-        </w:rPr>
-        <w:br/>
-        <w:t xml:space="preserve">  </w:t>
-      </w:r>
-      <w:r>
-        <w:rPr>
-          <w:rStyle w:val="g"/>
-          <w:rFonts w:ascii="Times New Roman" w:eastAsiaTheme="majorEastAsia" w:hAnsi="Times New Roman" w:cs="Times New Roman"/>
-          <w:sz w:val="24"/>
-          <w:szCs w:val="24"/>
-        </w:rPr>
-        <w:t>&lt;/</w:t>
-      </w:r>
-      <w:proofErr w:type="spellStart"/>
-      <w:r>
-        <w:rPr>
-          <w:rStyle w:val="g"/>
-          <w:rFonts w:ascii="Times New Roman" w:eastAsiaTheme="majorEastAsia" w:hAnsi="Times New Roman" w:cs="Times New Roman"/>
-          <w:sz w:val="24"/>
-          <w:szCs w:val="24"/>
-        </w:rPr>
-        <w:t>tr</w:t>
-      </w:r>
-      <w:proofErr w:type="spellEnd"/>
-      <w:r>
-        <w:rPr>
-          <w:rStyle w:val="g"/>
-          <w:rFonts w:ascii="Times New Roman" w:eastAsiaTheme="majorEastAsia" w:hAnsi="Times New Roman" w:cs="Times New Roman"/>
-          <w:sz w:val="24"/>
-          <w:szCs w:val="24"/>
-        </w:rPr>
-        <w:t>&gt;</w:t>
-      </w:r>
-      <w:r>
-        <w:rPr>
-          <w:rFonts w:ascii="Times New Roman" w:hAnsi="Times New Roman" w:cs="Times New Roman"/>
-          <w:sz w:val="24"/>
-          <w:szCs w:val="24"/>
-        </w:rPr>
-        <w:br/>
-        <w:t xml:space="preserve">  </w:t>
-      </w:r>
-      <w:r>
-        <w:rPr>
-          <w:rStyle w:val="g"/>
-          <w:rFonts w:ascii="Times New Roman" w:eastAsiaTheme="majorEastAsia" w:hAnsi="Times New Roman" w:cs="Times New Roman"/>
-          <w:sz w:val="24"/>
-          <w:szCs w:val="24"/>
-        </w:rPr>
-        <w:t>&lt;</w:t>
-      </w:r>
-      <w:proofErr w:type="spellStart"/>
-      <w:r>
-        <w:rPr>
-          <w:rStyle w:val="g"/>
-          <w:rFonts w:ascii="Times New Roman" w:eastAsiaTheme="majorEastAsia" w:hAnsi="Times New Roman" w:cs="Times New Roman"/>
-          <w:sz w:val="24"/>
-          <w:szCs w:val="24"/>
-        </w:rPr>
-        <w:t>tr</w:t>
-      </w:r>
-      <w:proofErr w:type="spellEnd"/>
-      <w:r>
-        <w:rPr>
-          <w:rStyle w:val="g"/>
-          <w:rFonts w:ascii="Times New Roman" w:eastAsiaTheme="majorEastAsia" w:hAnsi="Times New Roman" w:cs="Times New Roman"/>
-          <w:sz w:val="24"/>
-          <w:szCs w:val="24"/>
-        </w:rPr>
-        <w:t>&gt;</w:t>
-      </w:r>
-      <w:r>
-        <w:rPr>
-          <w:rFonts w:ascii="Times New Roman" w:hAnsi="Times New Roman" w:cs="Times New Roman"/>
-          <w:sz w:val="24"/>
-          <w:szCs w:val="24"/>
-        </w:rPr>
-        <w:br/>
-        <w:t xml:space="preserve">    </w:t>
-      </w:r>
-      <w:r>
-        <w:rPr>
-          <w:rStyle w:val="g"/>
-          <w:rFonts w:ascii="Times New Roman" w:eastAsiaTheme="majorEastAsia" w:hAnsi="Times New Roman" w:cs="Times New Roman"/>
-          <w:sz w:val="24"/>
-          <w:szCs w:val="24"/>
-        </w:rPr>
-        <w:t>&lt;td&gt;</w:t>
-      </w:r>
-      <w:r>
-        <w:rPr>
-          <w:rFonts w:ascii="Times New Roman" w:hAnsi="Times New Roman" w:cs="Times New Roman"/>
-          <w:sz w:val="24"/>
-          <w:szCs w:val="24"/>
-        </w:rPr>
-        <w:t>Bob</w:t>
-      </w:r>
-      <w:r>
-        <w:rPr>
-          <w:rStyle w:val="g"/>
-          <w:rFonts w:ascii="Times New Roman" w:eastAsiaTheme="majorEastAsia" w:hAnsi="Times New Roman" w:cs="Times New Roman"/>
-          <w:sz w:val="24"/>
-          <w:szCs w:val="24"/>
-        </w:rPr>
-        <w:t>&lt;/td&gt;</w:t>
-      </w:r>
-      <w:r>
-        <w:rPr>
-          <w:rFonts w:ascii="Times New Roman" w:hAnsi="Times New Roman" w:cs="Times New Roman"/>
-          <w:sz w:val="24"/>
-          <w:szCs w:val="24"/>
-        </w:rPr>
-        <w:br/>
-        <w:t xml:space="preserve">  </w:t>
-      </w:r>
-      <w:r>
-        <w:rPr>
-          <w:rStyle w:val="g"/>
-          <w:rFonts w:ascii="Times New Roman" w:eastAsiaTheme="majorEastAsia" w:hAnsi="Times New Roman" w:cs="Times New Roman"/>
-          <w:sz w:val="24"/>
-          <w:szCs w:val="24"/>
-        </w:rPr>
-        <w:t>&lt;/</w:t>
-      </w:r>
-      <w:proofErr w:type="spellStart"/>
-      <w:r>
-        <w:rPr>
-          <w:rStyle w:val="g"/>
-          <w:rFonts w:ascii="Times New Roman" w:eastAsiaTheme="majorEastAsia" w:hAnsi="Times New Roman" w:cs="Times New Roman"/>
-          <w:sz w:val="24"/>
-          <w:szCs w:val="24"/>
-        </w:rPr>
-        <w:t>tr</w:t>
-      </w:r>
-      <w:proofErr w:type="spellEnd"/>
-      <w:r>
-        <w:rPr>
-          <w:rStyle w:val="g"/>
-          <w:rFonts w:ascii="Times New Roman" w:eastAsiaTheme="majorEastAsia" w:hAnsi="Times New Roman" w:cs="Times New Roman"/>
-          <w:sz w:val="24"/>
-          <w:szCs w:val="24"/>
-        </w:rPr>
-        <w:t>&gt;</w:t>
-      </w:r>
-      <w:r>
-        <w:rPr>
-          <w:rFonts w:ascii="Times New Roman" w:hAnsi="Times New Roman" w:cs="Times New Roman"/>
-          <w:sz w:val="24"/>
-          <w:szCs w:val="24"/>
-        </w:rPr>
-        <w:br/>
-      </w:r>
-      <w:r>
-        <w:rPr>
-          <w:rStyle w:val="g"/>
-          <w:rFonts w:ascii="Times New Roman" w:eastAsiaTheme="majorEastAsia" w:hAnsi="Times New Roman" w:cs="Times New Roman"/>
-          <w:sz w:val="24"/>
-          <w:szCs w:val="24"/>
-        </w:rPr>
-        <w:t>&lt;/table&gt;</w:t>
-      </w:r>
-    </w:p>
-    <w:p>
-      <w:pPr>
-        <w:rPr>
-          <w:rFonts w:ascii="Times New Roman" w:eastAsia="Times New Roman" w:hAnsi="Times New Roman" w:cs="Times New Roman"/>
-          <w:sz w:val="24"/>
-          <w:szCs w:val="24"/>
-          <w:lang w:eastAsia="en-IN"/>
-        </w:rPr>
-      </w:pPr>
-    </w:p>
-    <w:p>
-      <w:pPr>
-        <w:rPr>
-          <w:rFonts w:ascii="Times New Roman" w:hAnsi="Times New Roman" w:cs="Times New Roman"/>
-          <w:b/>
-          <w:sz w:val="28"/>
-          <w:szCs w:val="28"/>
-        </w:rPr>
-      </w:pPr>
-      <w:r>
-        <w:rPr>
-          <w:rFonts w:ascii="Times New Roman" w:eastAsia="Times New Roman" w:hAnsi="Times New Roman" w:cs="Times New Roman"/>
-          <w:b/>
-          <w:sz w:val="28"/>
-          <w:szCs w:val="28"/>
-          <w:lang w:eastAsia="en-IN"/>
-        </w:rPr>
-        <w:t xml:space="preserve">Q-3. </w:t>
-      </w:r>
-      <w:r>
-        <w:rPr>
-          <w:rFonts w:ascii="Times New Roman" w:hAnsi="Times New Roman" w:cs="Times New Roman"/>
-          <w:b/>
-          <w:sz w:val="28"/>
-          <w:szCs w:val="28"/>
-        </w:rPr>
-        <w:t>Why should tables be used sparingly for layout purposes? What is a better alternative?</w:t>
-      </w:r>
-    </w:p>
-    <w:p>
-      <w:pPr>
-        <w:rPr>
-          <w:rFonts w:ascii="Times New Roman" w:hAnsi="Times New Roman" w:cs="Times New Roman"/>
-          <w:b/>
-          <w:sz w:val="28"/>
-          <w:szCs w:val="28"/>
-        </w:rPr>
-      </w:pPr>
-      <w:r>
-        <w:rPr>
-          <w:rFonts w:ascii="Times New Roman" w:hAnsi="Times New Roman" w:cs="Times New Roman"/>
-          <w:b/>
-          <w:sz w:val="28"/>
-          <w:szCs w:val="28"/>
-        </w:rPr>
-        <w:t>Ans.</w:t>
-      </w:r>
-    </w:p>
-    <w:p>
-      <w:pPr>
-        <w:pStyle w:val="NormalWeb"/>
-      </w:pPr>
-      <w:r>
-        <w:t xml:space="preserve">Using tables for layout was common in early web design, but it is now considered </w:t>
-      </w:r>
-      <w:r>
-        <w:rPr>
-          <w:rStyle w:val="Strong"/>
-        </w:rPr>
-        <w:t>bad practice</w:t>
-      </w:r>
-      <w:r>
-        <w:t xml:space="preserve"> and should be used </w:t>
-      </w:r>
-      <w:r>
-        <w:rPr>
-          <w:rStyle w:val="Strong"/>
-        </w:rPr>
-        <w:t>only for displaying tabular data</w:t>
-      </w:r>
-      <w:r>
-        <w:t>, not for structuring entire webpages.</w:t>
-      </w:r>
-    </w:p>
-    <w:p>
-      <w:pPr>
-        <w:pStyle w:val="Heading2"/>
-        <w:rPr>
-          <w:rFonts w:ascii="Times New Roman" w:hAnsi="Times New Roman" w:cs="Times New Roman"/>
-          <w:b/>
-          <w:color w:val="auto"/>
-          <w:sz w:val="24"/>
-          <w:szCs w:val="24"/>
-        </w:rPr>
-      </w:pPr>
-      <w:r>
-        <w:rPr>
-          <w:rFonts w:ascii="Times New Roman" w:hAnsi="Times New Roman" w:cs="Times New Roman"/>
-          <w:b/>
-          <w:color w:val="auto"/>
-          <w:sz w:val="24"/>
-          <w:szCs w:val="24"/>
-        </w:rPr>
-        <w:t>Why Tables Should Be Used Sparingly for Layout</w:t>
-      </w:r>
-    </w:p>
-    <w:p>
-      <w:pPr>
-        <w:pStyle w:val="Heading3"/>
+        <w:jc w:val="both"/>
         <w:rPr>
           <w:sz w:val="24"/>
           <w:szCs w:val="24"/>
@@ -9300,6 +8200,7 @@
           <w:numId w:val="46"/>
         </w:numPr>
         <w:spacing w:before="100" w:beforeAutospacing="1" w:after="100" w:afterAutospacing="1" w:line="240" w:lineRule="auto"/>
+        <w:jc w:val="both"/>
         <w:rPr>
           <w:rFonts w:ascii="Times New Roman" w:hAnsi="Times New Roman" w:cs="Times New Roman"/>
           <w:sz w:val="24"/>
@@ -9339,6 +8240,7 @@
           <w:numId w:val="46"/>
         </w:numPr>
         <w:spacing w:before="100" w:beforeAutospacing="1" w:after="100" w:afterAutospacing="1" w:line="240" w:lineRule="auto"/>
+        <w:jc w:val="both"/>
         <w:rPr>
           <w:rFonts w:ascii="Times New Roman" w:hAnsi="Times New Roman" w:cs="Times New Roman"/>
           <w:sz w:val="24"/>
@@ -9357,17 +8259,17 @@
     <w:p>
       <w:pPr>
         <w:pStyle w:val="Heading3"/>
-        <w:rPr>
-          <w:sz w:val="24"/>
-          <w:szCs w:val="24"/>
-        </w:rPr>
-      </w:pPr>
-      <w:r>
-        <w:rPr>
-          <w:sz w:val="24"/>
-          <w:szCs w:val="24"/>
-        </w:rPr>
-        <w:lastRenderedPageBreak/>
+        <w:jc w:val="both"/>
+        <w:rPr>
+          <w:sz w:val="24"/>
+          <w:szCs w:val="24"/>
+        </w:rPr>
+      </w:pPr>
+      <w:r>
+        <w:rPr>
+          <w:sz w:val="24"/>
+          <w:szCs w:val="24"/>
+        </w:rPr>
         <w:t>2. Difficult to Maintain</w:t>
       </w:r>
     </w:p>
@@ -9378,18 +8280,20 @@
           <w:numId w:val="47"/>
         </w:numPr>
         <w:spacing w:before="100" w:beforeAutospacing="1" w:after="100" w:afterAutospacing="1" w:line="240" w:lineRule="auto"/>
-        <w:rPr>
-          <w:rFonts w:ascii="Times New Roman" w:hAnsi="Times New Roman" w:cs="Times New Roman"/>
-          <w:sz w:val="24"/>
-          <w:szCs w:val="24"/>
-        </w:rPr>
-      </w:pPr>
-      <w:r>
-        <w:rPr>
-          <w:rFonts w:ascii="Times New Roman" w:hAnsi="Times New Roman" w:cs="Times New Roman"/>
-          <w:sz w:val="24"/>
-          <w:szCs w:val="24"/>
-        </w:rPr>
+        <w:jc w:val="both"/>
+        <w:rPr>
+          <w:rFonts w:ascii="Times New Roman" w:hAnsi="Times New Roman" w:cs="Times New Roman"/>
+          <w:sz w:val="24"/>
+          <w:szCs w:val="24"/>
+        </w:rPr>
+      </w:pPr>
+      <w:r>
+        <w:rPr>
+          <w:rFonts w:ascii="Times New Roman" w:hAnsi="Times New Roman" w:cs="Times New Roman"/>
+          <w:sz w:val="24"/>
+          <w:szCs w:val="24"/>
+        </w:rPr>
+        <w:lastRenderedPageBreak/>
         <w:t xml:space="preserve">Table-based layouts involve complex nested structures. </w:t>
       </w:r>
     </w:p>
@@ -9400,6 +8304,7 @@
           <w:numId w:val="47"/>
         </w:numPr>
         <w:spacing w:before="100" w:beforeAutospacing="1" w:after="100" w:afterAutospacing="1" w:line="240" w:lineRule="auto"/>
+        <w:jc w:val="both"/>
         <w:rPr>
           <w:rFonts w:ascii="Times New Roman" w:hAnsi="Times New Roman" w:cs="Times New Roman"/>
           <w:sz w:val="24"/>
@@ -9418,6 +8323,7 @@
     <w:p>
       <w:pPr>
         <w:spacing w:before="100" w:beforeAutospacing="1" w:after="100" w:afterAutospacing="1" w:line="240" w:lineRule="auto"/>
+        <w:jc w:val="both"/>
         <w:rPr>
           <w:rFonts w:ascii="Times New Roman" w:hAnsi="Times New Roman" w:cs="Times New Roman"/>
           <w:sz w:val="24"/>
@@ -9428,6 +8334,7 @@
     <w:p>
       <w:pPr>
         <w:pStyle w:val="Heading3"/>
+        <w:jc w:val="both"/>
         <w:rPr>
           <w:sz w:val="24"/>
           <w:szCs w:val="24"/>
@@ -9448,6 +8355,7 @@
           <w:numId w:val="48"/>
         </w:numPr>
         <w:spacing w:before="100" w:beforeAutospacing="1" w:after="100" w:afterAutospacing="1" w:line="240" w:lineRule="auto"/>
+        <w:jc w:val="both"/>
         <w:rPr>
           <w:rFonts w:ascii="Times New Roman" w:hAnsi="Times New Roman" w:cs="Times New Roman"/>
           <w:sz w:val="24"/>
@@ -9470,6 +8378,7 @@
           <w:numId w:val="48"/>
         </w:numPr>
         <w:spacing w:before="100" w:beforeAutospacing="1" w:after="100" w:afterAutospacing="1" w:line="240" w:lineRule="auto"/>
+        <w:jc w:val="both"/>
         <w:rPr>
           <w:rFonts w:ascii="Times New Roman" w:hAnsi="Times New Roman" w:cs="Times New Roman"/>
           <w:sz w:val="24"/>
@@ -9488,6 +8397,7 @@
     <w:p>
       <w:pPr>
         <w:pStyle w:val="Heading3"/>
+        <w:jc w:val="both"/>
         <w:rPr>
           <w:sz w:val="24"/>
           <w:szCs w:val="24"/>
@@ -9508,6 +8418,7 @@
           <w:numId w:val="49"/>
         </w:numPr>
         <w:spacing w:before="100" w:beforeAutospacing="1" w:after="100" w:afterAutospacing="1" w:line="240" w:lineRule="auto"/>
+        <w:jc w:val="both"/>
         <w:rPr>
           <w:rFonts w:ascii="Times New Roman" w:hAnsi="Times New Roman" w:cs="Times New Roman"/>
           <w:sz w:val="24"/>
@@ -9530,6 +8441,7 @@
           <w:numId w:val="49"/>
         </w:numPr>
         <w:spacing w:before="100" w:beforeAutospacing="1" w:after="100" w:afterAutospacing="1" w:line="240" w:lineRule="auto"/>
+        <w:jc w:val="both"/>
         <w:rPr>
           <w:rFonts w:ascii="Times New Roman" w:hAnsi="Times New Roman" w:cs="Times New Roman"/>
           <w:sz w:val="24"/>
@@ -9548,6 +8460,7 @@
     <w:p>
       <w:pPr>
         <w:pStyle w:val="Heading3"/>
+        <w:jc w:val="both"/>
         <w:rPr>
           <w:sz w:val="24"/>
           <w:szCs w:val="24"/>
@@ -9568,6 +8481,7 @@
           <w:numId w:val="50"/>
         </w:numPr>
         <w:spacing w:before="100" w:beforeAutospacing="1" w:after="100" w:afterAutospacing="1" w:line="240" w:lineRule="auto"/>
+        <w:jc w:val="both"/>
         <w:rPr>
           <w:rFonts w:ascii="Times New Roman" w:hAnsi="Times New Roman" w:cs="Times New Roman"/>
           <w:sz w:val="24"/>
@@ -9590,6 +8504,7 @@
           <w:numId w:val="50"/>
         </w:numPr>
         <w:spacing w:before="100" w:beforeAutospacing="1" w:after="100" w:afterAutospacing="1" w:line="240" w:lineRule="auto"/>
+        <w:jc w:val="both"/>
         <w:rPr>
           <w:rFonts w:ascii="Times New Roman" w:hAnsi="Times New Roman" w:cs="Times New Roman"/>
           <w:sz w:val="24"/>
@@ -9608,6 +8523,7 @@
     <w:p>
       <w:pPr>
         <w:pStyle w:val="Heading2"/>
+        <w:jc w:val="both"/>
         <w:rPr>
           <w:rFonts w:ascii="Times New Roman" w:hAnsi="Times New Roman" w:cs="Times New Roman"/>
           <w:b/>
@@ -9630,6 +8546,7 @@
     <w:p>
       <w:pPr>
         <w:pStyle w:val="NormalWeb"/>
+        <w:jc w:val="both"/>
       </w:pPr>
       <w:r>
         <w:t xml:space="preserve">Instead of tables, modern web design uses </w:t>
@@ -9647,6 +8564,7 @@
     <w:p>
       <w:pPr>
         <w:pStyle w:val="Heading3"/>
+        <w:jc w:val="both"/>
         <w:rPr>
           <w:sz w:val="24"/>
           <w:szCs w:val="24"/>
@@ -9663,6 +8581,7 @@
     <w:p>
       <w:pPr>
         <w:pStyle w:val="Heading4"/>
+        <w:jc w:val="both"/>
         <w:rPr>
           <w:rFonts w:ascii="Times New Roman" w:hAnsi="Times New Roman" w:cs="Times New Roman"/>
           <w:b/>
@@ -9681,21 +8600,8 @@
           <w:sz w:val="24"/>
           <w:szCs w:val="24"/>
         </w:rPr>
-        <w:t xml:space="preserve">1. </w:t>
-      </w:r>
-      <w:proofErr w:type="spellStart"/>
-      <w:r>
-        <w:rPr>
-          <w:rFonts w:ascii="Times New Roman" w:hAnsi="Times New Roman" w:cs="Times New Roman"/>
-          <w:b/>
-          <w:i w:val="0"/>
-          <w:color w:val="auto"/>
-          <w:sz w:val="24"/>
-          <w:szCs w:val="24"/>
-        </w:rPr>
-        <w:t>Flexbox</w:t>
-      </w:r>
-      <w:proofErr w:type="spellEnd"/>
+        <w:t>1. Flexbox</w:t>
+      </w:r>
     </w:p>
     <w:p>
       <w:pPr>
@@ -9704,6 +8610,7 @@
           <w:numId w:val="51"/>
         </w:numPr>
         <w:spacing w:before="100" w:beforeAutospacing="1" w:after="100" w:afterAutospacing="1" w:line="240" w:lineRule="auto"/>
+        <w:jc w:val="both"/>
         <w:rPr>
           <w:rFonts w:ascii="Times New Roman" w:hAnsi="Times New Roman" w:cs="Times New Roman"/>
           <w:sz w:val="24"/>
@@ -9726,6 +8633,7 @@
           <w:numId w:val="51"/>
         </w:numPr>
         <w:spacing w:before="100" w:beforeAutospacing="1" w:after="100" w:afterAutospacing="1" w:line="240" w:lineRule="auto"/>
+        <w:jc w:val="both"/>
         <w:rPr>
           <w:rFonts w:ascii="Times New Roman" w:hAnsi="Times New Roman" w:cs="Times New Roman"/>
           <w:sz w:val="24"/>
@@ -9744,6 +8652,7 @@
     <w:p>
       <w:pPr>
         <w:pStyle w:val="Heading4"/>
+        <w:jc w:val="both"/>
         <w:rPr>
           <w:rFonts w:ascii="Times New Roman" w:hAnsi="Times New Roman" w:cs="Times New Roman"/>
           <w:b/>
@@ -9772,6 +8681,7 @@
           <w:numId w:val="52"/>
         </w:numPr>
         <w:spacing w:before="100" w:beforeAutospacing="1" w:after="100" w:afterAutospacing="1" w:line="240" w:lineRule="auto"/>
+        <w:jc w:val="both"/>
         <w:rPr>
           <w:rFonts w:ascii="Times New Roman" w:hAnsi="Times New Roman" w:cs="Times New Roman"/>
           <w:sz w:val="24"/>
@@ -9794,6 +8704,7 @@
           <w:numId w:val="52"/>
         </w:numPr>
         <w:spacing w:before="100" w:beforeAutospacing="1" w:after="100" w:afterAutospacing="1" w:line="240" w:lineRule="auto"/>
+        <w:jc w:val="both"/>
         <w:rPr>
           <w:rFonts w:ascii="Times New Roman" w:hAnsi="Times New Roman" w:cs="Times New Roman"/>
           <w:sz w:val="24"/>
@@ -9811,6 +8722,7 @@
     </w:p>
     <w:p>
       <w:pPr>
+        <w:jc w:val="both"/>
         <w:rPr>
           <w:rFonts w:ascii="Times New Roman" w:eastAsia="Times New Roman" w:hAnsi="Times New Roman" w:cs="Times New Roman"/>
           <w:sz w:val="24"/>
@@ -9821,6 +8733,7 @@
     </w:p>
     <w:p>
       <w:pPr>
+        <w:jc w:val="both"/>
         <w:rPr>
           <w:rFonts w:ascii="Times New Roman" w:hAnsi="Times New Roman" w:cs="Times New Roman"/>
           <w:sz w:val="24"/>
@@ -9831,7 +8744,7 @@
     </w:p>
     <w:p>
       <w:pPr>
-        <w:jc w:val="center"/>
+        <w:jc w:val="both"/>
         <w:rPr>
           <w:rFonts w:ascii="Times New Roman" w:hAnsi="Times New Roman" w:cs="Times New Roman"/>
           <w:b/>
